--- a/04-滤波电路/05-其他滤波器/贝塞尔滤波器/贝塞尔滤波器.docx
+++ b/04-滤波电路/05-其他滤波器/贝塞尔滤波器/贝塞尔滤波器.docx
@@ -2045,6 +2045,20 @@
     </w:p>
     <w:bookmarkEnd w:id="26"/>
     <w:bookmarkEnd w:id="27"/>
+    <w:p>
+      <w:pPr>
+        <w:spacing w:before="360"/>
+        <w:jc w:val="center"/>
+      </w:pPr>
+      <w:r>
+        <w:rPr>
+          <w:rFonts w:ascii="Times New Roman" w:hAnsi="Times New Roman"/>
+          <w:color w:val="555555"/>
+          <w:sz w:val="21"/>
+        </w:rPr>
+        <w:t>材料收集者：杜文杰</w:t>
+      </w:r>
+    </w:p>
     <w:sectPr>
       <w:headerReference r:id="rId9" w:type="default"/>
       <w:footerReference r:id="rId10" w:type="default"/>

--- a/04-滤波电路/05-其他滤波器/贝塞尔滤波器/贝塞尔滤波器.docx
+++ b/04-滤波电路/05-其他滤波器/贝塞尔滤波器/贝塞尔滤波器.docx
@@ -1,6 +1,6 @@
 
 <file path=word/document.xml><?xml version="1.0" encoding="utf-8"?>
-<w:document xmlns:w="http://schemas.openxmlformats.org/wordprocessingml/2006/main" xmlns:m="http://schemas.openxmlformats.org/officeDocument/2006/math" xmlns:r="http://schemas.openxmlformats.org/officeDocument/2006/relationships" xmlns:o="urn:schemas-microsoft-com:office:office" xmlns:v="urn:schemas-microsoft-com:vml" xmlns:w10="urn:schemas-microsoft-com:office:word" xmlns:a="http://schemas.openxmlformats.org/drawingml/2006/main" xmlns:pic="http://schemas.openxmlformats.org/drawingml/2006/picture" xmlns:wp="http://schemas.openxmlformats.org/drawingml/2006/wordprocessingDrawing">
+<w:document xmlns:m="http://schemas.openxmlformats.org/officeDocument/2006/math" xmlns:r="http://schemas.openxmlformats.org/officeDocument/2006/relationships" xmlns:w="http://schemas.openxmlformats.org/wordprocessingml/2006/main" xmlns:o="urn:schemas-microsoft-com:office:office" xmlns:v="urn:schemas-microsoft-com:vml" xmlns:w10="urn:schemas-microsoft-com:office:word" xmlns:a="http://schemas.openxmlformats.org/drawingml/2006/main" xmlns:pic="http://schemas.openxmlformats.org/drawingml/2006/picture" xmlns:wp="http://schemas.openxmlformats.org/drawingml/2006/wordprocessingDrawing">
   <w:body>
     <w:bookmarkStart w:id="27" w:name="贝塞尔滤波器"/>
     <w:p>
@@ -9,7 +9,7 @@
       </w:pPr>
       <w:r>
         <w:rPr>
-          <w:rFonts w:hint="eastAsia"/>
+          <w:rFonts w:hint="eastAsia" w:eastAsia="黑体"/>
         </w:rPr>
         <w:t xml:space="preserve">贝塞尔滤波器</w:t>
       </w:r>
@@ -21,7 +21,7 @@
       </w:pPr>
       <w:r>
         <w:rPr>
-          <w:rFonts w:hint="eastAsia"/>
+          <w:rFonts w:hint="eastAsia" w:eastAsia="黑体"/>
         </w:rPr>
         <w:t xml:space="preserve">拓扑描述</w:t>
       </w:r>
@@ -32,25 +32,31 @@
       </w:pPr>
       <w:r>
         <w:rPr>
-          <w:rFonts w:hint="eastAsia"/>
+          <w:rFonts w:hint="eastAsia" w:eastAsia="黑体"/>
         </w:rPr>
         <w:t xml:space="preserve">本电路为以“通带内群延迟最平坦（线性相位）”</w:t>
       </w:r>
       <w:r>
+        <w:rPr>
+          <w:rFonts w:eastAsia="黑体"/>
+        </w:rPr>
         <w:t xml:space="preserve"> </w:t>
       </w:r>
       <w:r>
         <w:rPr>
-          <w:rFonts w:hint="eastAsia"/>
+          <w:rFonts w:hint="eastAsia" w:eastAsia="黑体"/>
         </w:rPr>
         <w:t xml:space="preserve">为设计目标的滤波器逼近类型，元件组成为</w:t>
       </w:r>
       <w:r>
+        <w:rPr>
+          <w:rFonts w:eastAsia="黑体"/>
+        </w:rPr>
         <w:t xml:space="preserve"> </w:t>
       </w:r>
       <w:r>
         <w:rPr>
-          <w:rFonts w:hint="eastAsia"/>
+          <w:rFonts w:hint="eastAsia" w:eastAsia="黑体"/>
           <w:b/>
           <w:bCs/>
         </w:rPr>
@@ -58,6 +64,7 @@
       </w:r>
       <w:r>
         <w:rPr>
+          <w:rFonts w:eastAsia="黑体"/>
           <w:b/>
           <w:bCs/>
         </w:rPr>
@@ -65,7 +72,7 @@
       </w:r>
       <w:r>
         <w:rPr>
-          <w:rFonts w:hint="eastAsia"/>
+          <w:rFonts w:hint="eastAsia" w:eastAsia="黑体"/>
           <w:b/>
           <w:bCs/>
         </w:rPr>
@@ -73,6 +80,7 @@
       </w:r>
       <w:r>
         <w:rPr>
+          <w:rFonts w:eastAsia="黑体"/>
           <w:b/>
           <w:bCs/>
         </w:rPr>
@@ -85,7 +93,7 @@
       </m:oMath>
       <w:r>
         <w:rPr>
-          <w:rFonts w:hint="eastAsia"/>
+          <w:rFonts w:hint="eastAsia" w:eastAsia="黑体"/>
           <w:b/>
           <w:bCs/>
         </w:rPr>
@@ -93,6 +101,7 @@
       </w:r>
       <w:r>
         <w:rPr>
+          <w:rFonts w:eastAsia="黑体"/>
           <w:b/>
           <w:bCs/>
         </w:rPr>
@@ -105,7 +114,7 @@
       </m:oMath>
       <w:r>
         <w:rPr>
-          <w:rFonts w:hint="eastAsia"/>
+          <w:rFonts w:hint="eastAsia" w:eastAsia="黑体"/>
           <w:b/>
           <w:bCs/>
         </w:rPr>
@@ -113,6 +122,7 @@
       </w:r>
       <w:r>
         <w:rPr>
+          <w:rFonts w:eastAsia="黑体"/>
           <w:b/>
           <w:bCs/>
         </w:rPr>
@@ -125,7 +135,7 @@
       </m:oMath>
       <w:r>
         <w:rPr>
-          <w:rFonts w:hint="eastAsia"/>
+          <w:rFonts w:hint="eastAsia" w:eastAsia="黑体"/>
           <w:b/>
           <w:bCs/>
         </w:rPr>
@@ -133,6 +143,7 @@
       </w:r>
       <w:r>
         <w:rPr>
+          <w:rFonts w:eastAsia="黑体"/>
           <w:b/>
           <w:bCs/>
         </w:rPr>
@@ -140,7 +151,7 @@
       </w:r>
       <w:r>
         <w:rPr>
-          <w:rFonts w:hint="eastAsia"/>
+          <w:rFonts w:hint="eastAsia" w:eastAsia="黑体"/>
           <w:b/>
           <w:bCs/>
         </w:rPr>
@@ -148,11 +159,14 @@
       </w:r>
       <w:r>
         <w:rPr>
-          <w:rFonts w:hint="eastAsia"/>
+          <w:rFonts w:hint="eastAsia" w:eastAsia="黑体"/>
         </w:rPr>
         <w:t xml:space="preserve">，可构成低通、高通等形式。关键节点命名如下：输入节点</w:t>
       </w:r>
       <w:r>
+        <w:rPr>
+          <w:rFonts w:eastAsia="黑体"/>
+        </w:rPr>
         <w:t xml:space="preserve"> </w:t>
       </w:r>
       <m:oMath>
@@ -173,15 +187,21 @@
         </m:sSub>
       </m:oMath>
       <w:r>
+        <w:rPr>
+          <w:rFonts w:eastAsia="黑体"/>
+        </w:rPr>
         <w:t xml:space="preserve"> </w:t>
       </w:r>
       <w:r>
         <w:rPr>
-          <w:rFonts w:hint="eastAsia"/>
+          <w:rFonts w:hint="eastAsia" w:eastAsia="黑体"/>
         </w:rPr>
         <w:t xml:space="preserve">为信号入口，输出节点</w:t>
       </w:r>
       <w:r>
+        <w:rPr>
+          <w:rFonts w:eastAsia="黑体"/>
+        </w:rPr>
         <w:t xml:space="preserve"> </w:t>
       </w:r>
       <m:oMath>
@@ -205,15 +225,21 @@
         </m:sSub>
       </m:oMath>
       <w:r>
+        <w:rPr>
+          <w:rFonts w:eastAsia="黑体"/>
+        </w:rPr>
         <w:t xml:space="preserve"> </w:t>
       </w:r>
       <w:r>
         <w:rPr>
-          <w:rFonts w:hint="eastAsia"/>
+          <w:rFonts w:hint="eastAsia" w:eastAsia="黑体"/>
         </w:rPr>
         <w:t xml:space="preserve">为信号出口，地节点</w:t>
       </w:r>
       <w:r>
+        <w:rPr>
+          <w:rFonts w:eastAsia="黑体"/>
+        </w:rPr>
         <w:t xml:space="preserve"> </w:t>
       </w:r>
       <m:oMath>
@@ -228,15 +254,21 @@
         </m:r>
       </m:oMath>
       <w:r>
+        <w:rPr>
+          <w:rFonts w:eastAsia="黑体"/>
+        </w:rPr>
         <w:t xml:space="preserve"> </w:t>
       </w:r>
       <w:r>
         <w:rPr>
-          <w:rFonts w:hint="eastAsia"/>
+          <w:rFonts w:hint="eastAsia" w:eastAsia="黑体"/>
         </w:rPr>
         <w:t xml:space="preserve">为公共参考；无源实现时各中间节点</w:t>
       </w:r>
       <w:r>
+        <w:rPr>
+          <w:rFonts w:eastAsia="黑体"/>
+        </w:rPr>
         <w:t xml:space="preserve"> </w:t>
       </w:r>
       <m:oMath>
@@ -254,6 +286,9 @@
         </m:sSub>
       </m:oMath>
       <w:r>
+        <w:rPr>
+          <w:rFonts w:eastAsia="黑体"/>
+        </w:rPr>
         <w:t xml:space="preserve">、</w:t>
       </w:r>
       <m:oMath>
@@ -271,6 +306,9 @@
         </m:sSub>
       </m:oMath>
       <w:r>
+        <w:rPr>
+          <w:rFonts w:eastAsia="黑体"/>
+        </w:rPr>
         <w:t xml:space="preserve">、…、</w:t>
       </w:r>
       <m:oMath>
@@ -288,15 +326,21 @@
         </m:sSub>
       </m:oMath>
       <w:r>
+        <w:rPr>
+          <w:rFonts w:eastAsia="黑体"/>
+        </w:rPr>
         <w:t xml:space="preserve"> </w:t>
       </w:r>
       <w:r>
         <w:rPr>
-          <w:rFonts w:hint="eastAsia"/>
+          <w:rFonts w:hint="eastAsia" w:eastAsia="黑体"/>
         </w:rPr>
         <w:t xml:space="preserve">为阶梯网络中串联元件与并联分支的交点；有源实现时节点</w:t>
       </w:r>
       <w:r>
+        <w:rPr>
+          <w:rFonts w:eastAsia="黑体"/>
+        </w:rPr>
         <w:t xml:space="preserve"> </w:t>
       </w:r>
       <m:oMath>
@@ -323,6 +367,9 @@
         </m:sSub>
       </m:oMath>
       <w:r>
+        <w:rPr>
+          <w:rFonts w:eastAsia="黑体"/>
+        </w:rPr>
         <w:t xml:space="preserve">、</w:t>
       </w:r>
       <m:oMath>
@@ -349,11 +396,14 @@
         </m:sSub>
       </m:oMath>
       <w:r>
+        <w:rPr>
+          <w:rFonts w:eastAsia="黑体"/>
+        </w:rPr>
         <w:t xml:space="preserve"> </w:t>
       </w:r>
       <w:r>
         <w:rPr>
-          <w:rFonts w:hint="eastAsia"/>
+          <w:rFonts w:hint="eastAsia" w:eastAsia="黑体"/>
         </w:rPr>
         <w:t xml:space="preserve">为各二阶节运放的输入端点。</w:t>
       </w:r>
@@ -362,20 +412,26 @@
       <w:pPr/>
       <w:r>
         <w:rPr>
-          <w:rFonts w:hint="eastAsia"/>
+          <w:rFonts w:hint="eastAsia" w:eastAsia="黑体"/>
         </w:rPr>
         <w:t xml:space="preserve">各元件管脚连接（以无源</w:t>
       </w:r>
       <w:r>
+        <w:rPr>
+          <w:rFonts w:eastAsia="黑体"/>
+        </w:rPr>
         <w:t xml:space="preserve"> RLC </w:t>
       </w:r>
       <w:r>
         <w:rPr>
-          <w:rFonts w:hint="eastAsia"/>
+          <w:rFonts w:hint="eastAsia" w:eastAsia="黑体"/>
         </w:rPr>
         <w:t xml:space="preserve">阶梯低通为例）：每级串联元件（电感</w:t>
       </w:r>
       <w:r>
+        <w:rPr>
+          <w:rFonts w:eastAsia="黑体"/>
+        </w:rPr>
         <w:t xml:space="preserve"> </w:t>
       </w:r>
       <m:oMath>
@@ -384,15 +440,21 @@
         </m:r>
       </m:oMath>
       <w:r>
+        <w:rPr>
+          <w:rFonts w:eastAsia="黑体"/>
+        </w:rPr>
         <w:t xml:space="preserve"> </w:t>
       </w:r>
       <w:r>
         <w:rPr>
-          <w:rFonts w:hint="eastAsia"/>
+          <w:rFonts w:hint="eastAsia" w:eastAsia="黑体"/>
         </w:rPr>
         <w:t xml:space="preserve">或电阻</w:t>
       </w:r>
       <w:r>
+        <w:rPr>
+          <w:rFonts w:eastAsia="黑体"/>
+        </w:rPr>
         <w:t xml:space="preserve"> </w:t>
       </w:r>
       <m:oMath>
@@ -402,11 +464,14 @@
       </m:oMath>
       <w:r>
         <w:rPr>
-          <w:rFonts w:hint="eastAsia"/>
+          <w:rFonts w:hint="eastAsia" w:eastAsia="黑体"/>
         </w:rPr>
         <w:t xml:space="preserve">）一端接上一级节点、另一端接本级节点</w:t>
       </w:r>
       <w:r>
+        <w:rPr>
+          <w:rFonts w:eastAsia="黑体"/>
+        </w:rPr>
         <w:t xml:space="preserve"> </w:t>
       </w:r>
       <m:oMath>
@@ -425,11 +490,14 @@
       </m:oMath>
       <w:r>
         <w:rPr>
-          <w:rFonts w:hint="eastAsia"/>
+          <w:rFonts w:hint="eastAsia" w:eastAsia="黑体"/>
         </w:rPr>
         <w:t xml:space="preserve">，并联元件（电容</w:t>
       </w:r>
       <w:r>
+        <w:rPr>
+          <w:rFonts w:eastAsia="黑体"/>
+        </w:rPr>
         <w:t xml:space="preserve"> </w:t>
       </w:r>
       <m:oMath>
@@ -439,11 +507,14 @@
       </m:oMath>
       <w:r>
         <w:rPr>
-          <w:rFonts w:hint="eastAsia"/>
+          <w:rFonts w:hint="eastAsia" w:eastAsia="黑体"/>
         </w:rPr>
         <w:t xml:space="preserve">）一端接</w:t>
       </w:r>
       <w:r>
+        <w:rPr>
+          <w:rFonts w:eastAsia="黑体"/>
+        </w:rPr>
         <w:t xml:space="preserve"> </w:t>
       </w:r>
       <m:oMath>
@@ -462,11 +533,14 @@
       </m:oMath>
       <w:r>
         <w:rPr>
-          <w:rFonts w:hint="eastAsia"/>
+          <w:rFonts w:hint="eastAsia" w:eastAsia="黑体"/>
         </w:rPr>
         <w:t xml:space="preserve">、另一端接地节点</w:t>
       </w:r>
       <w:r>
+        <w:rPr>
+          <w:rFonts w:eastAsia="黑体"/>
+        </w:rPr>
         <w:t xml:space="preserve"> </w:t>
       </w:r>
       <m:oMath>
@@ -482,11 +556,14 @@
       </m:oMath>
       <w:r>
         <w:rPr>
-          <w:rFonts w:hint="eastAsia"/>
+          <w:rFonts w:hint="eastAsia" w:eastAsia="黑体"/>
         </w:rPr>
         <w:t xml:space="preserve">，各级依次串联，输入端接</w:t>
       </w:r>
       <w:r>
+        <w:rPr>
+          <w:rFonts w:eastAsia="黑体"/>
+        </w:rPr>
         <w:t xml:space="preserve"> </w:t>
       </w:r>
       <m:oMath>
@@ -508,11 +585,14 @@
       </m:oMath>
       <w:r>
         <w:rPr>
-          <w:rFonts w:hint="eastAsia"/>
+          <w:rFonts w:hint="eastAsia" w:eastAsia="黑体"/>
         </w:rPr>
         <w:t xml:space="preserve">、末端接输出节点</w:t>
       </w:r>
       <w:r>
+        <w:rPr>
+          <w:rFonts w:eastAsia="黑体"/>
+        </w:rPr>
         <w:t xml:space="preserve"> </w:t>
       </w:r>
       <m:oMath>
@@ -537,83 +617,110 @@
       </m:oMath>
       <w:r>
         <w:rPr>
-          <w:rFonts w:hint="eastAsia"/>
+          <w:rFonts w:hint="eastAsia" w:eastAsia="黑体"/>
         </w:rPr>
         <w:t xml:space="preserve">，元件值按贝塞尔（最大平坦群延迟）极点表确定。有源实现时，以</w:t>
       </w:r>
       <w:r>
+        <w:rPr>
+          <w:rFonts w:eastAsia="黑体"/>
+        </w:rPr>
         <w:t xml:space="preserve"> Sallen-Key </w:t>
       </w:r>
       <w:r>
         <w:rPr>
-          <w:rFonts w:hint="eastAsia"/>
+          <w:rFonts w:hint="eastAsia" w:eastAsia="黑体"/>
         </w:rPr>
         <w:t xml:space="preserve">节为例，两只电阻串联于输入与运放同相端</w:t>
       </w:r>
       <w:r>
+        <w:rPr>
+          <w:rFonts w:eastAsia="黑体"/>
+        </w:rPr>
         <w:t xml:space="preserve"> IN+ </w:t>
       </w:r>
       <w:r>
         <w:rPr>
-          <w:rFonts w:hint="eastAsia"/>
+          <w:rFonts w:hint="eastAsia" w:eastAsia="黑体"/>
         </w:rPr>
         <w:t xml:space="preserve">之间、两只电容分别跨接于</w:t>
       </w:r>
       <w:r>
+        <w:rPr>
+          <w:rFonts w:eastAsia="黑体"/>
+        </w:rPr>
         <w:t xml:space="preserve"> IN+ </w:t>
       </w:r>
       <w:r>
         <w:rPr>
-          <w:rFonts w:hint="eastAsia"/>
+          <w:rFonts w:hint="eastAsia" w:eastAsia="黑体"/>
         </w:rPr>
         <w:t xml:space="preserve">与输出、以及</w:t>
       </w:r>
       <w:r>
+        <w:rPr>
+          <w:rFonts w:eastAsia="黑体"/>
+        </w:rPr>
         <w:t xml:space="preserve"> IN+ </w:t>
       </w:r>
       <w:r>
         <w:rPr>
-          <w:rFonts w:hint="eastAsia"/>
+          <w:rFonts w:hint="eastAsia" w:eastAsia="黑体"/>
         </w:rPr>
         <w:t xml:space="preserve">与地之间，运放</w:t>
       </w:r>
       <w:r>
+        <w:rPr>
+          <w:rFonts w:eastAsia="黑体"/>
+        </w:rPr>
         <w:t xml:space="preserve"> OUT </w:t>
       </w:r>
       <w:r>
         <w:rPr>
-          <w:rFonts w:hint="eastAsia"/>
+          <w:rFonts w:hint="eastAsia" w:eastAsia="黑体"/>
         </w:rPr>
         <w:t xml:space="preserve">经分压反馈折回</w:t>
       </w:r>
       <w:r>
+        <w:rPr>
+          <w:rFonts w:eastAsia="黑体"/>
+        </w:rPr>
         <w:t xml:space="preserve"> </w:t>
       </w:r>
       <w:r>
         <w:rPr>
-          <w:rFonts w:hint="eastAsia"/>
+          <w:rFonts w:hint="eastAsia" w:eastAsia="黑体"/>
         </w:rPr>
         <w:t xml:space="preserve">IN−，各二阶节</w:t>
       </w:r>
       <w:r>
+        <w:rPr>
+          <w:rFonts w:eastAsia="黑体"/>
+        </w:rPr>
         <w:t xml:space="preserve"> OUT </w:t>
       </w:r>
       <w:r>
         <w:rPr>
-          <w:rFonts w:hint="eastAsia"/>
+          <w:rFonts w:hint="eastAsia" w:eastAsia="黑体"/>
         </w:rPr>
         <w:t xml:space="preserve">逐级串联；MFB</w:t>
       </w:r>
       <w:r>
+        <w:rPr>
+          <w:rFonts w:eastAsia="黑体"/>
+        </w:rPr>
         <w:t xml:space="preserve"> </w:t>
       </w:r>
       <w:r>
         <w:rPr>
-          <w:rFonts w:hint="eastAsia"/>
+          <w:rFonts w:hint="eastAsia" w:eastAsia="黑体"/>
         </w:rPr>
         <w:t xml:space="preserve">节则用</w:t>
       </w:r>
       <w:r>
+        <w:rPr>
+          <w:rFonts w:eastAsia="黑体"/>
+        </w:rPr>
         <w:t xml:space="preserve"> </w:t>
       </w:r>
       <m:oMath>
@@ -631,6 +738,9 @@
         </m:sSub>
       </m:oMath>
       <w:r>
+        <w:rPr>
+          <w:rFonts w:eastAsia="黑体"/>
+        </w:rPr>
         <w:t xml:space="preserve">、</w:t>
       </w:r>
       <m:oMath>
@@ -648,6 +758,9 @@
         </m:sSub>
       </m:oMath>
       <w:r>
+        <w:rPr>
+          <w:rFonts w:eastAsia="黑体"/>
+        </w:rPr>
         <w:t xml:space="preserve">、</w:t>
       </w:r>
       <m:oMath>
@@ -665,11 +778,14 @@
         </m:sSub>
       </m:oMath>
       <w:r>
+        <w:rPr>
+          <w:rFonts w:eastAsia="黑体"/>
+        </w:rPr>
         <w:t xml:space="preserve"> </w:t>
       </w:r>
       <w:r>
         <w:rPr>
-          <w:rFonts w:hint="eastAsia"/>
+          <w:rFonts w:hint="eastAsia" w:eastAsia="黑体"/>
         </w:rPr>
         <w:t xml:space="preserve">与两只电容构成反相反馈网络。</w:t>
       </w:r>
@@ -678,7 +794,7 @@
       <w:pPr/>
       <w:r>
         <w:rPr>
-          <w:rFonts w:hint="eastAsia"/>
+          <w:rFonts w:hint="eastAsia" w:eastAsia="黑体"/>
         </w:rPr>
         <w:t xml:space="preserve">组态上，这是把极点安排在群延迟最大平坦位置、使通带内各频率延迟近似相等的线性相位滤波器组态，用于脉冲、数字信号等波形保真要求高的场合。</w:t>
       </w:r>
@@ -691,7 +807,7 @@
       </w:pPr>
       <w:r>
         <w:rPr>
-          <w:rFonts w:hint="eastAsia"/>
+          <w:rFonts w:hint="eastAsia" w:eastAsia="黑体"/>
         </w:rPr>
         <w:t xml:space="preserve">工作原理</w:t>
       </w:r>
@@ -702,7 +818,7 @@
       </w:pPr>
       <w:r>
         <w:rPr>
-          <w:rFonts w:hint="eastAsia"/>
+          <w:rFonts w:hint="eastAsia" w:eastAsia="黑体"/>
         </w:rPr>
         <w:t xml:space="preserve">通过把传递函数的极点安排在满足“群延迟最大平坦”的位置上，使通带内各频率分量延迟近似相等，从而保持信号波形不失真。代价是幅度响应在通带内下降较早、过渡带较宽，阻带选择性不如巴特沃斯和切比雪夫。</w:t>
       </w:r>
@@ -715,7 +831,7 @@
       </w:pPr>
       <w:r>
         <w:rPr>
-          <w:rFonts w:hint="eastAsia"/>
+          <w:rFonts w:hint="eastAsia" w:eastAsia="黑体"/>
         </w:rPr>
         <w:t xml:space="preserve">关键计算公式</w:t>
       </w:r>
@@ -728,11 +844,14 @@
         </w:numPr>
       </w:pPr>
       <w:r>
+        <w:rPr>
+          <w:rFonts w:eastAsia="黑体"/>
+        </w:rPr>
         <w:t xml:space="preserve">n </w:t>
       </w:r>
       <w:r>
         <w:rPr>
-          <w:rFonts w:hint="eastAsia"/>
+          <w:rFonts w:hint="eastAsia" w:eastAsia="黑体"/>
         </w:rPr>
         <w:t xml:space="preserve">阶贝塞尔低通幅度响应（</w:t>
       </w:r>
@@ -742,11 +861,14 @@
         </m:r>
       </m:oMath>
       <w:r>
+        <w:rPr>
+          <w:rFonts w:eastAsia="黑体"/>
+        </w:rPr>
         <w:t xml:space="preserve"> </w:t>
       </w:r>
       <w:r>
         <w:rPr>
-          <w:rFonts w:hint="eastAsia"/>
+          <w:rFonts w:hint="eastAsia" w:eastAsia="黑体"/>
         </w:rPr>
         <w:t xml:space="preserve">较高时近似）：</w:t>
       </w:r>
@@ -923,11 +1045,14 @@
       </w:pPr>
       <w:r>
         <w:rPr>
-          <w:rFonts w:hint="eastAsia"/>
+          <w:rFonts w:hint="eastAsia" w:eastAsia="黑体"/>
         </w:rPr>
         <w:t xml:space="preserve">群延迟（贝塞尔的特点是在通带内近似为常数</w:t>
       </w:r>
       <w:r>
+        <w:rPr>
+          <w:rFonts w:eastAsia="黑体"/>
+        </w:rPr>
         <w:t xml:space="preserve"> </w:t>
       </w:r>
       <m:oMath>
@@ -946,7 +1071,7 @@
       </m:oMath>
       <w:r>
         <w:rPr>
-          <w:rFonts w:hint="eastAsia"/>
+          <w:rFonts w:hint="eastAsia" w:eastAsia="黑体"/>
         </w:rPr>
         <w:t xml:space="preserve">）：</w:t>
       </w:r>
@@ -1065,15 +1190,21 @@
         </w:numPr>
       </w:pPr>
       <w:r>
+        <w:rPr>
+          <w:rFonts w:eastAsia="黑体"/>
+        </w:rPr>
         <w:t xml:space="preserve">n </w:t>
       </w:r>
       <w:r>
         <w:rPr>
-          <w:rFonts w:hint="eastAsia"/>
+          <w:rFonts w:hint="eastAsia" w:eastAsia="黑体"/>
         </w:rPr>
         <w:t xml:space="preserve">阶贝塞尔传递函数的分母（归一化）可由反向贝塞尔多项式</w:t>
       </w:r>
       <w:r>
+        <w:rPr>
+          <w:rFonts w:eastAsia="黑体"/>
+        </w:rPr>
         <w:t xml:space="preserve"> </w:t>
       </w:r>
       <m:oMath>
@@ -1106,11 +1237,14 @@
         </m:r>
       </m:oMath>
       <w:r>
+        <w:rPr>
+          <w:rFonts w:eastAsia="黑体"/>
+        </w:rPr>
         <w:t xml:space="preserve"> </w:t>
       </w:r>
       <w:r>
         <w:rPr>
-          <w:rFonts w:hint="eastAsia"/>
+          <w:rFonts w:hint="eastAsia" w:eastAsia="黑体"/>
         </w:rPr>
         <w:t xml:space="preserve">给出：</w:t>
       </w:r>
@@ -1246,7 +1380,7 @@
             </w:pPr>
             <w:r>
               <w:rPr>
-                <w:rFonts w:hint="eastAsia"/>
+                <w:rFonts w:hint="eastAsia" w:eastAsia="黑体"/>
               </w:rPr>
               <w:t xml:space="preserve">符号</w:t>
             </w:r>
@@ -1260,7 +1394,7 @@
             </w:pPr>
             <w:r>
               <w:rPr>
-                <w:rFonts w:hint="eastAsia"/>
+                <w:rFonts w:hint="eastAsia" w:eastAsia="黑体"/>
               </w:rPr>
               <w:t xml:space="preserve">含义</w:t>
             </w:r>
@@ -1274,7 +1408,7 @@
             </w:pPr>
             <w:r>
               <w:rPr>
-                <w:rFonts w:hint="eastAsia"/>
+                <w:rFonts w:hint="eastAsia" w:eastAsia="黑体"/>
               </w:rPr>
               <w:t xml:space="preserve">单位</w:t>
             </w:r>
@@ -1294,6 +1428,9 @@
               </m:r>
             </m:oMath>
             <w:r>
+              <w:rPr>
+                <w:rFonts w:eastAsia="黑体"/>
+              </w:rPr>
               <w:t xml:space="preserve">​</w:t>
             </w:r>
           </w:p>
@@ -1306,7 +1443,7 @@
             </w:pPr>
             <w:r>
               <w:rPr>
-                <w:rFonts w:hint="eastAsia"/>
+                <w:rFonts w:hint="eastAsia" w:eastAsia="黑体"/>
               </w:rPr>
               <w:t xml:space="preserve">滤波器阶数</w:t>
             </w:r>
@@ -1319,6 +1456,9 @@
               <w:pStyle w:val="Compact"/>
             </w:pPr>
             <w:r>
+              <w:rPr>
+                <w:rFonts w:eastAsia="黑体"/>
+              </w:rPr>
               <w:t xml:space="preserve">—</w:t>
             </w:r>
           </w:p>
@@ -1346,6 +1486,9 @@
               </m:sSub>
             </m:oMath>
             <w:r>
+              <w:rPr>
+                <w:rFonts w:eastAsia="黑体"/>
+              </w:rPr>
               <w:t xml:space="preserve">​</w:t>
             </w:r>
           </w:p>
@@ -1358,7 +1501,7 @@
             </w:pPr>
             <w:r>
               <w:rPr>
-                <w:rFonts w:hint="eastAsia"/>
+                <w:rFonts w:hint="eastAsia" w:eastAsia="黑体"/>
               </w:rPr>
               <w:t xml:space="preserve">特征（截止）角频率</w:t>
             </w:r>
@@ -1371,6 +1514,9 @@
               <w:pStyle w:val="Compact"/>
             </w:pPr>
             <w:r>
+              <w:rPr>
+                <w:rFonts w:eastAsia="黑体"/>
+              </w:rPr>
               <w:t xml:space="preserve">rad/s</w:t>
             </w:r>
           </w:p>
@@ -1398,6 +1544,9 @@
               </m:sSub>
             </m:oMath>
             <w:r>
+              <w:rPr>
+                <w:rFonts w:eastAsia="黑体"/>
+              </w:rPr>
               <w:t xml:space="preserve">​</w:t>
             </w:r>
           </w:p>
@@ -1410,7 +1559,7 @@
             </w:pPr>
             <w:r>
               <w:rPr>
-                <w:rFonts w:hint="eastAsia"/>
+                <w:rFonts w:hint="eastAsia" w:eastAsia="黑体"/>
               </w:rPr>
               <w:t xml:space="preserve">群延迟</w:t>
             </w:r>
@@ -1423,6 +1572,9 @@
               <w:pStyle w:val="Compact"/>
             </w:pPr>
             <w:r>
+              <w:rPr>
+                <w:rFonts w:eastAsia="黑体"/>
+              </w:rPr>
               <w:t xml:space="preserve">s</w:t>
             </w:r>
           </w:p>
@@ -1441,6 +1593,9 @@
               </m:r>
             </m:oMath>
             <w:r>
+              <w:rPr>
+                <w:rFonts w:eastAsia="黑体"/>
+              </w:rPr>
               <w:t xml:space="preserve">​</w:t>
             </w:r>
           </w:p>
@@ -1453,7 +1608,7 @@
             </w:pPr>
             <w:r>
               <w:rPr>
-                <w:rFonts w:hint="eastAsia"/>
+                <w:rFonts w:hint="eastAsia" w:eastAsia="黑体"/>
               </w:rPr>
               <w:t xml:space="preserve">相位</w:t>
             </w:r>
@@ -1466,6 +1621,9 @@
               <w:pStyle w:val="Compact"/>
             </w:pPr>
             <w:r>
+              <w:rPr>
+                <w:rFonts w:eastAsia="黑体"/>
+              </w:rPr>
               <w:t xml:space="preserve">rad</w:t>
             </w:r>
           </w:p>
@@ -1508,6 +1666,9 @@
               </m:r>
             </m:oMath>
             <w:r>
+              <w:rPr>
+                <w:rFonts w:eastAsia="黑体"/>
+              </w:rPr>
               <w:t xml:space="preserve">​</w:t>
             </w:r>
           </w:p>
@@ -1520,7 +1681,7 @@
             </w:pPr>
             <w:r>
               <w:rPr>
-                <w:rFonts w:hint="eastAsia"/>
+                <w:rFonts w:hint="eastAsia" w:eastAsia="黑体"/>
               </w:rPr>
               <w:t xml:space="preserve">反向贝塞尔多项式</w:t>
             </w:r>
@@ -1533,6 +1694,9 @@
               <w:pStyle w:val="Compact"/>
             </w:pPr>
             <w:r>
+              <w:rPr>
+                <w:rFonts w:eastAsia="黑体"/>
+              </w:rPr>
               <w:t xml:space="preserve">—</w:t>
             </w:r>
           </w:p>
@@ -1547,7 +1711,7 @@
       </w:pPr>
       <w:r>
         <w:rPr>
-          <w:rFonts w:hint="eastAsia"/>
+          <w:rFonts w:hint="eastAsia" w:eastAsia="黑体"/>
         </w:rPr>
         <w:t xml:space="preserve">元件调整影响</w:t>
       </w:r>
@@ -1562,7 +1726,7 @@
       </w:pPr>
       <w:r>
         <w:rPr>
-          <w:rFonts w:hint="eastAsia"/>
+          <w:rFonts w:hint="eastAsia" w:eastAsia="黑体"/>
           <w:b/>
           <w:bCs/>
         </w:rPr>
@@ -1570,6 +1734,7 @@
       </w:r>
       <w:r>
         <w:rPr>
+          <w:rFonts w:eastAsia="黑体"/>
           <w:b/>
           <w:bCs/>
         </w:rPr>
@@ -1577,21 +1742,27 @@
       </w:r>
       <w:r>
         <w:rPr>
-          <w:rFonts w:hint="eastAsia"/>
+          <w:rFonts w:hint="eastAsia" w:eastAsia="黑体"/>
           <w:b/>
           <w:bCs/>
         </w:rPr>
         <w:t xml:space="preserve">增大</w:t>
       </w:r>
       <w:r>
+        <w:rPr>
+          <w:rFonts w:eastAsia="黑体"/>
+        </w:rPr>
         <w:t xml:space="preserve"> </w:t>
       </w:r>
       <w:r>
+        <w:rPr>
+          <w:rFonts w:eastAsia="黑体"/>
+        </w:rPr>
         <w:t xml:space="preserve">→ </w:t>
       </w:r>
       <w:r>
         <w:rPr>
-          <w:rFonts w:hint="eastAsia"/>
+          <w:rFonts w:hint="eastAsia" w:eastAsia="黑体"/>
         </w:rPr>
         <w:t xml:space="preserve">通带群延迟平坦范围扩大、选择性提高，但电路复杂度与元件敏感度上升。</w:t>
       </w:r>
@@ -1606,6 +1777,7 @@
       </w:pPr>
       <w:r>
         <w:rPr>
+          <w:rFonts w:eastAsia="黑体"/>
           <w:b/>
           <w:bCs/>
         </w:rPr>
@@ -1613,21 +1785,27 @@
       </w:r>
       <w:r>
         <w:rPr>
-          <w:rFonts w:hint="eastAsia"/>
+          <w:rFonts w:hint="eastAsia" w:eastAsia="黑体"/>
           <w:b/>
           <w:bCs/>
         </w:rPr>
         <w:t xml:space="preserve">乘积增大</w:t>
       </w:r>
       <w:r>
+        <w:rPr>
+          <w:rFonts w:eastAsia="黑体"/>
+        </w:rPr>
         <w:t xml:space="preserve"> </w:t>
       </w:r>
       <w:r>
+        <w:rPr>
+          <w:rFonts w:eastAsia="黑体"/>
+        </w:rPr>
         <w:t xml:space="preserve">→ </w:t>
       </w:r>
       <w:r>
         <w:rPr>
-          <w:rFonts w:hint="eastAsia"/>
+          <w:rFonts w:hint="eastAsia" w:eastAsia="黑体"/>
         </w:rPr>
         <w:t xml:space="preserve">特征频率降低、群延迟增大。</w:t>
       </w:r>
@@ -1642,21 +1820,27 @@
       </w:pPr>
       <w:r>
         <w:rPr>
-          <w:rFonts w:hint="eastAsia"/>
+          <w:rFonts w:hint="eastAsia" w:eastAsia="黑体"/>
           <w:b/>
           <w:bCs/>
         </w:rPr>
         <w:t xml:space="preserve">元件取值偏差</w:t>
       </w:r>
       <w:r>
+        <w:rPr>
+          <w:rFonts w:eastAsia="黑体"/>
+        </w:rPr>
         <w:t xml:space="preserve"> </w:t>
       </w:r>
       <w:r>
+        <w:rPr>
+          <w:rFonts w:eastAsia="黑体"/>
+        </w:rPr>
         <w:t xml:space="preserve">→ </w:t>
       </w:r>
       <w:r>
         <w:rPr>
-          <w:rFonts w:hint="eastAsia"/>
+          <w:rFonts w:hint="eastAsia" w:eastAsia="黑体"/>
         </w:rPr>
         <w:t xml:space="preserve">群延迟平坦性变差，产生过冲或振铃。</w:t>
       </w:r>
@@ -1671,7 +1855,7 @@
       </w:pPr>
       <w:r>
         <w:rPr>
-          <w:rFonts w:hint="eastAsia"/>
+          <w:rFonts w:hint="eastAsia" w:eastAsia="黑体"/>
         </w:rPr>
         <w:t xml:space="preserve">与巴特沃斯相比，幅度下降更早，但阶跃响应无过冲（低阶时更明显）。</w:t>
       </w:r>
@@ -1684,7 +1868,7 @@
       </w:pPr>
       <w:r>
         <w:rPr>
-          <w:rFonts w:hint="eastAsia"/>
+          <w:rFonts w:hint="eastAsia" w:eastAsia="黑体"/>
         </w:rPr>
         <w:t xml:space="preserve">典型参数示例</w:t>
       </w:r>
@@ -1698,11 +1882,14 @@
         </w:numPr>
       </w:pPr>
       <w:r>
+        <w:rPr>
+          <w:rFonts w:eastAsia="黑体"/>
+        </w:rPr>
         <w:t xml:space="preserve">3 </w:t>
       </w:r>
       <w:r>
         <w:rPr>
-          <w:rFonts w:hint="eastAsia"/>
+          <w:rFonts w:hint="eastAsia" w:eastAsia="黑体"/>
         </w:rPr>
         <w:t xml:space="preserve">阶贝塞尔低通、</w:t>
       </w:r>
@@ -1740,15 +1927,21 @@
         </m:r>
       </m:oMath>
       <w:r>
+        <w:rPr>
+          <w:rFonts w:eastAsia="黑体"/>
+        </w:rPr>
         <w:t xml:space="preserve"> </w:t>
       </w:r>
       <w:r>
         <w:rPr>
-          <w:rFonts w:hint="eastAsia"/>
+          <w:rFonts w:hint="eastAsia" w:eastAsia="黑体"/>
         </w:rPr>
         <w:t xml:space="preserve">的应用中，其群延迟近似为</w:t>
       </w:r>
       <w:r>
+        <w:rPr>
+          <w:rFonts w:eastAsia="黑体"/>
+        </w:rPr>
         <w:t xml:space="preserve"> </w:t>
       </w:r>
       <m:oMath>
@@ -1822,7 +2015,7 @@
       </m:oMath>
       <w:r>
         <w:rPr>
-          <w:rFonts w:hint="eastAsia"/>
+          <w:rFonts w:hint="eastAsia" w:eastAsia="黑体"/>
         </w:rPr>
         <w:t xml:space="preserve">，保证信号内各频率分量延迟时间接近。</w:t>
       </w:r>
@@ -1835,7 +2028,7 @@
       </w:pPr>
       <w:r>
         <w:rPr>
-          <w:rFonts w:hint="eastAsia"/>
+          <w:rFonts w:hint="eastAsia" w:eastAsia="黑体"/>
         </w:rPr>
         <w:t xml:space="preserve">常见器件型号</w:t>
       </w:r>
@@ -1850,7 +2043,7 @@
       </w:pPr>
       <w:r>
         <w:rPr>
-          <w:rFonts w:hint="eastAsia"/>
+          <w:rFonts w:hint="eastAsia" w:eastAsia="黑体"/>
         </w:rPr>
         <w:t xml:space="preserve">运放：TL072、OPA227、LT1490。</w:t>
       </w:r>
@@ -1865,16 +2058,19 @@
       </w:pPr>
       <w:r>
         <w:rPr>
-          <w:rFonts w:hint="eastAsia"/>
+          <w:rFonts w:hint="eastAsia" w:eastAsia="黑体"/>
         </w:rPr>
         <w:t xml:space="preserve">集成有源滤波</w:t>
       </w:r>
       <w:r>
+        <w:rPr>
+          <w:rFonts w:eastAsia="黑体"/>
+        </w:rPr>
         <w:t xml:space="preserve"> </w:t>
       </w:r>
       <w:r>
         <w:rPr>
-          <w:rFonts w:hint="eastAsia"/>
+          <w:rFonts w:hint="eastAsia" w:eastAsia="黑体"/>
         </w:rPr>
         <w:t xml:space="preserve">IC：LTC1064（贝塞尔配置）、MAX291（依配置）。</w:t>
       </w:r>
@@ -1889,25 +2085,31 @@
       </w:pPr>
       <w:r>
         <w:rPr>
-          <w:rFonts w:hint="eastAsia"/>
+          <w:rFonts w:hint="eastAsia" w:eastAsia="黑体"/>
         </w:rPr>
         <w:t xml:space="preserve">阻容：1%</w:t>
       </w:r>
       <w:r>
+        <w:rPr>
+          <w:rFonts w:eastAsia="黑体"/>
+        </w:rPr>
         <w:t xml:space="preserve"> </w:t>
       </w:r>
       <w:r>
         <w:rPr>
-          <w:rFonts w:hint="eastAsia"/>
+          <w:rFonts w:hint="eastAsia" w:eastAsia="黑体"/>
         </w:rPr>
         <w:t xml:space="preserve">金属膜电阻、C0G/NP0</w:t>
       </w:r>
       <w:r>
+        <w:rPr>
+          <w:rFonts w:eastAsia="黑体"/>
+        </w:rPr>
         <w:t xml:space="preserve"> </w:t>
       </w:r>
       <w:r>
         <w:rPr>
-          <w:rFonts w:hint="eastAsia"/>
+          <w:rFonts w:hint="eastAsia" w:eastAsia="黑体"/>
         </w:rPr>
         <w:t xml:space="preserve">电容。</w:t>
       </w:r>
@@ -1920,7 +2122,7 @@
       </w:pPr>
       <w:r>
         <w:rPr>
-          <w:rFonts w:hint="eastAsia"/>
+          <w:rFonts w:hint="eastAsia" w:eastAsia="黑体"/>
         </w:rPr>
         <w:t xml:space="preserve">注意事项</w:t>
       </w:r>
@@ -1935,7 +2137,7 @@
       </w:pPr>
       <w:r>
         <w:rPr>
-          <w:rFonts w:hint="eastAsia"/>
+          <w:rFonts w:hint="eastAsia" w:eastAsia="黑体"/>
         </w:rPr>
         <w:t xml:space="preserve">适用于波形保真、脉冲整形的场合，不适合要求陡峭过渡带的场合。</w:t>
       </w:r>
@@ -1950,16 +2152,19 @@
       </w:pPr>
       <w:r>
         <w:rPr>
-          <w:rFonts w:hint="eastAsia"/>
+          <w:rFonts w:hint="eastAsia" w:eastAsia="黑体"/>
         </w:rPr>
         <w:t xml:space="preserve">通带内幅度在远低于</w:t>
       </w:r>
       <w:r>
+        <w:rPr>
+          <w:rFonts w:eastAsia="黑体"/>
+        </w:rPr>
         <w:t xml:space="preserve"> -3 dB </w:t>
       </w:r>
       <w:r>
         <w:rPr>
-          <w:rFonts w:hint="eastAsia"/>
+          <w:rFonts w:hint="eastAsia" w:eastAsia="黑体"/>
         </w:rPr>
         <w:t xml:space="preserve">频率处即开始滚降，需放宽截止频率设计裕量。</w:t>
       </w:r>
@@ -1974,11 +2179,14 @@
       </w:pPr>
       <w:r>
         <w:rPr>
-          <w:rFonts w:hint="eastAsia"/>
+          <w:rFonts w:hint="eastAsia" w:eastAsia="黑体"/>
         </w:rPr>
         <w:t xml:space="preserve">高阶实现依赖精确的极点位置，建议使用表格化标准系数或集成</w:t>
       </w:r>
       <w:r>
+        <w:rPr>
+          <w:rFonts w:eastAsia="黑体"/>
+        </w:rPr>
         <w:t xml:space="preserve"> IC。</w:t>
       </w:r>
     </w:p>
@@ -1990,7 +2198,7 @@
       </w:pPr>
       <w:r>
         <w:rPr>
-          <w:rFonts w:hint="eastAsia"/>
+          <w:rFonts w:hint="eastAsia" w:eastAsia="黑体"/>
         </w:rPr>
         <w:t xml:space="preserve">参考资料</w:t>
       </w:r>
@@ -2004,6 +2212,9 @@
         </w:numPr>
       </w:pPr>
       <w:r>
+        <w:rPr>
+          <w:rFonts w:eastAsia="黑体"/>
+        </w:rPr>
         <w:t xml:space="preserve">Wikipedia: Bessel filter。</w:t>
       </w:r>
     </w:p>
@@ -2017,7 +2228,7 @@
       </w:pPr>
       <w:r>
         <w:rPr>
-          <w:rFonts w:hint="eastAsia"/>
+          <w:rFonts w:hint="eastAsia" w:eastAsia="黑体"/>
         </w:rPr>
         <w:t xml:space="preserve">《信号与系统》。</w:t>
       </w:r>
@@ -2031,15 +2242,21 @@
         </w:numPr>
       </w:pPr>
       <w:r>
+        <w:rPr>
+          <w:rFonts w:eastAsia="黑体"/>
+        </w:rPr>
         <w:t xml:space="preserve">TI </w:t>
       </w:r>
       <w:r>
         <w:rPr>
-          <w:rFonts w:hint="eastAsia"/>
+          <w:rFonts w:hint="eastAsia" w:eastAsia="黑体"/>
         </w:rPr>
         <w:t xml:space="preserve">应用笔记</w:t>
       </w:r>
       <w:r>
+        <w:rPr>
+          <w:rFonts w:eastAsia="黑体"/>
+        </w:rPr>
         <w:t xml:space="preserve"> SLOA049。</w:t>
       </w:r>
     </w:p>
@@ -2052,11 +2269,11 @@
       </w:pPr>
       <w:r>
         <w:rPr>
-          <w:rFonts w:ascii="Times New Roman" w:hAnsi="Times New Roman"/>
+          <w:rFonts w:ascii="Times New Roman" w:hAnsi="Times New Roman" w:eastAsia="黑体"/>
           <w:color w:val="555555"/>
           <w:sz w:val="21"/>
         </w:rPr>
-        <w:t>材料收集者：杜文杰</w:t>
+        <w:t>材料收集者：杜文杰，WX手机：19519196569，QQ:3478827729</w:t>
       </w:r>
     </w:p>
     <w:sectPr>
@@ -2076,7 +2293,7 @@
 </file>
 
 <file path=word/footer1.xml><?xml version="1.0" encoding="utf-8"?>
-<w:ftr xmlns:m="http://schemas.openxmlformats.org/officeDocument/2006/math" xmlns:mc="http://schemas.openxmlformats.org/markup-compatibility/2006" xmlns:mo="http://schemas.microsoft.com/office/mac/office/2008/main" xmlns:mv="urn:schemas-microsoft-com:mac:vml" xmlns:o="urn:schemas-microsoft-com:office:office" xmlns:r="http://schemas.openxmlformats.org/officeDocument/2006/relationships" xmlns:v="urn:schemas-microsoft-com:vml" xmlns:w10="urn:schemas-microsoft-com:office:word" xmlns:w14="http://schemas.microsoft.com/office/word/2010/wordml" xmlns:w="http://schemas.openxmlformats.org/wordprocessingml/2006/main" xmlns:wne="http://schemas.microsoft.com/office/word/2006/wordml" xmlns:wp14="http://schemas.microsoft.com/office/word/2010/wordprocessingDrawing" xmlns:wp="http://schemas.openxmlformats.org/drawingml/2006/wordprocessingDrawing" xmlns:wpc="http://schemas.microsoft.com/office/word/2010/wordprocessingCanvas" xmlns:wpg="http://schemas.microsoft.com/office/word/2010/wordprocessingGroup" xmlns:wpi="http://schemas.microsoft.com/office/word/2010/wordprocessingInk" xmlns:wps="http://schemas.microsoft.com/office/word/2010/wordprocessingShape" mc:Ignorable="w14 wp14">
+<w:ftr xmlns:mc="http://schemas.openxmlformats.org/markup-compatibility/2006" xmlns:w="http://schemas.openxmlformats.org/wordprocessingml/2006/main" xmlns:m="http://schemas.openxmlformats.org/officeDocument/2006/math" xmlns:mo="http://schemas.microsoft.com/office/mac/office/2008/main" xmlns:mv="urn:schemas-microsoft-com:mac:vml" xmlns:o="urn:schemas-microsoft-com:office:office" xmlns:r="http://schemas.openxmlformats.org/officeDocument/2006/relationships" xmlns:v="urn:schemas-microsoft-com:vml" xmlns:w10="urn:schemas-microsoft-com:office:word" xmlns:w14="http://schemas.microsoft.com/office/word/2010/wordml" xmlns:wne="http://schemas.microsoft.com/office/word/2006/wordml" xmlns:wp14="http://schemas.microsoft.com/office/word/2010/wordprocessingDrawing" xmlns:wp="http://schemas.openxmlformats.org/drawingml/2006/wordprocessingDrawing" xmlns:wpc="http://schemas.microsoft.com/office/word/2010/wordprocessingCanvas" xmlns:wpg="http://schemas.microsoft.com/office/word/2010/wordprocessingGroup" xmlns:wpi="http://schemas.microsoft.com/office/word/2010/wordprocessingInk" xmlns:wps="http://schemas.microsoft.com/office/word/2010/wordprocessingShape" mc:Ignorable="w14 wp14">
   <w:p>
     <w:pPr>
       <w:pStyle w:val="Footer"/>
@@ -2084,12 +2301,14 @@
     </w:pPr>
     <w:r>
       <w:rPr>
+        <w:rFonts w:eastAsia="黑体"/>
         <w:sz w:val="18"/>
       </w:rPr>
       <w:t xml:space="preserve">第 </w:t>
     </w:r>
     <w:r>
       <w:rPr>
+        <w:rFonts w:eastAsia="黑体"/>
         <w:sz w:val="18"/>
       </w:rPr>
       <w:fldChar w:fldCharType="begin"/>
@@ -2098,6 +2317,7 @@
     </w:r>
     <w:r>
       <w:rPr>
+        <w:rFonts w:eastAsia="黑体"/>
         <w:sz w:val="18"/>
       </w:rPr>
       <w:t xml:space="preserve"> 页</w:t>
@@ -2111,6 +2331,9 @@
   <w:footnote w:type="continuationSeparator" w:id="0">
     <w:p>
       <w:r>
+        <w:rPr>
+          <w:rFonts w:eastAsia="黑体"/>
+        </w:rPr>
         <w:continuationSeparator/>
       </w:r>
     </w:p>
@@ -2118,6 +2341,9 @@
   <w:footnote w:type="separator" w:id="-1">
     <w:p>
       <w:r>
+        <w:rPr>
+          <w:rFonts w:eastAsia="黑体"/>
+        </w:rPr>
         <w:separator/>
       </w:r>
     </w:p>
@@ -2126,7 +2352,7 @@
 </file>
 
 <file path=word/header1.xml><?xml version="1.0" encoding="utf-8"?>
-<w:hdr xmlns:m="http://schemas.openxmlformats.org/officeDocument/2006/math" xmlns:mc="http://schemas.openxmlformats.org/markup-compatibility/2006" xmlns:mo="http://schemas.microsoft.com/office/mac/office/2008/main" xmlns:mv="urn:schemas-microsoft-com:mac:vml" xmlns:o="urn:schemas-microsoft-com:office:office" xmlns:r="http://schemas.openxmlformats.org/officeDocument/2006/relationships" xmlns:v="urn:schemas-microsoft-com:vml" xmlns:w10="urn:schemas-microsoft-com:office:word" xmlns:w14="http://schemas.microsoft.com/office/word/2010/wordml" xmlns:w="http://schemas.openxmlformats.org/wordprocessingml/2006/main" xmlns:wne="http://schemas.microsoft.com/office/word/2006/wordml" xmlns:wp14="http://schemas.microsoft.com/office/word/2010/wordprocessingDrawing" xmlns:wp="http://schemas.openxmlformats.org/drawingml/2006/wordprocessingDrawing" xmlns:wpc="http://schemas.microsoft.com/office/word/2010/wordprocessingCanvas" xmlns:wpg="http://schemas.microsoft.com/office/word/2010/wordprocessingGroup" xmlns:wpi="http://schemas.microsoft.com/office/word/2010/wordprocessingInk" xmlns:wps="http://schemas.microsoft.com/office/word/2010/wordprocessingShape" mc:Ignorable="w14 wp14">
+<w:hdr xmlns:mc="http://schemas.openxmlformats.org/markup-compatibility/2006" xmlns:w="http://schemas.openxmlformats.org/wordprocessingml/2006/main" xmlns:m="http://schemas.openxmlformats.org/officeDocument/2006/math" xmlns:mo="http://schemas.microsoft.com/office/mac/office/2008/main" xmlns:mv="urn:schemas-microsoft-com:mac:vml" xmlns:o="urn:schemas-microsoft-com:office:office" xmlns:r="http://schemas.openxmlformats.org/officeDocument/2006/relationships" xmlns:v="urn:schemas-microsoft-com:vml" xmlns:w10="urn:schemas-microsoft-com:office:word" xmlns:w14="http://schemas.microsoft.com/office/word/2010/wordml" xmlns:wne="http://schemas.microsoft.com/office/word/2006/wordml" xmlns:wp14="http://schemas.microsoft.com/office/word/2010/wordprocessingDrawing" xmlns:wp="http://schemas.openxmlformats.org/drawingml/2006/wordprocessingDrawing" xmlns:wpc="http://schemas.microsoft.com/office/word/2010/wordprocessingCanvas" xmlns:wpg="http://schemas.microsoft.com/office/word/2010/wordprocessingGroup" xmlns:wpi="http://schemas.microsoft.com/office/word/2010/wordprocessingInk" xmlns:wps="http://schemas.microsoft.com/office/word/2010/wordprocessingShape" mc:Ignorable="w14 wp14">
   <w:p>
     <w:pPr>
       <w:pStyle w:val="Header"/>
@@ -2134,7 +2360,7 @@
     </w:pPr>
     <w:r>
       <w:rPr>
-        <w:rFonts w:ascii="Times New Roman" w:hAnsi="Times New Roman"/>
+        <w:rFonts w:ascii="Times New Roman" w:hAnsi="Times New Roman" w:eastAsia="黑体"/>
         <w:sz w:val="18"/>
         <w:rFonts w:eastAsia="黑体"/>
         <w:rFonts w:eastAsia="黑体"/>
@@ -2146,7 +2372,7 @@
 </file>
 
 <file path=word/numbering.xml><?xml version="1.0" encoding="utf-8"?>
-<w:numbering xmlns:m="http://schemas.openxmlformats.org/officeDocument/2006/math" xmlns:mc="http://schemas.openxmlformats.org/markup-compatibility/2006" xmlns:mo="http://schemas.microsoft.com/office/mac/office/2008/main" xmlns:mv="urn:schemas-microsoft-com:mac:vml" xmlns:o="urn:schemas-microsoft-com:office:office" xmlns:r="http://schemas.openxmlformats.org/officeDocument/2006/relationships" xmlns:v="urn:schemas-microsoft-com:vml" xmlns:w="http://schemas.openxmlformats.org/wordprocessingml/2006/main" xmlns:w10="urn:schemas-microsoft-com:office:word" xmlns:w14="http://schemas.microsoft.com/office/word/2010/wordml" xmlns:wne="http://schemas.microsoft.com/office/word/2006/wordml" xmlns:wp="http://schemas.openxmlformats.org/drawingml/2006/wordprocessingDrawing" xmlns:wp14="http://schemas.microsoft.com/office/word/2010/wordprocessingDrawing" xmlns:wpc="http://schemas.microsoft.com/office/word/2010/wordprocessingCanvas" xmlns:wpg="http://schemas.microsoft.com/office/word/2010/wordprocessingGroup" xmlns:wpi="http://schemas.microsoft.com/office/word/2010/wordprocessingInk" xmlns:wps="http://schemas.microsoft.com/office/word/2010/wordprocessingShape" mc:Ignorable="w14 wp14">
+<w:numbering xmlns:mc="http://schemas.openxmlformats.org/markup-compatibility/2006" xmlns:w="http://schemas.openxmlformats.org/wordprocessingml/2006/main" xmlns:m="http://schemas.openxmlformats.org/officeDocument/2006/math" xmlns:mo="http://schemas.microsoft.com/office/mac/office/2008/main" xmlns:mv="urn:schemas-microsoft-com:mac:vml" xmlns:o="urn:schemas-microsoft-com:office:office" xmlns:r="http://schemas.openxmlformats.org/officeDocument/2006/relationships" xmlns:v="urn:schemas-microsoft-com:vml" xmlns:w10="urn:schemas-microsoft-com:office:word" xmlns:w14="http://schemas.microsoft.com/office/word/2010/wordml" xmlns:wne="http://schemas.microsoft.com/office/word/2006/wordml" xmlns:wp="http://schemas.openxmlformats.org/drawingml/2006/wordprocessingDrawing" xmlns:wp14="http://schemas.microsoft.com/office/word/2010/wordprocessingDrawing" xmlns:wpc="http://schemas.microsoft.com/office/word/2010/wordprocessingCanvas" xmlns:wpg="http://schemas.microsoft.com/office/word/2010/wordprocessingGroup" xmlns:wpi="http://schemas.microsoft.com/office/word/2010/wordprocessingInk" xmlns:wps="http://schemas.microsoft.com/office/word/2010/wordprocessingShape" mc:Ignorable="w14 wp14">
   <w:abstractNum w:abstractNumId="0">
     <w:nsid w:val="FFFFFF7C"/>
     <w:multiLevelType w:val="singleLevel"/>
@@ -2233,7 +2459,7 @@
         <w:ind w:hanging="360" w:left="1440"/>
       </w:pPr>
       <w:rPr>
-        <w:rFonts w:ascii="Symbol" w:hAnsi="Symbol" w:hint="default"/>
+        <w:rFonts w:ascii="Symbol" w:hAnsi="Symbol" w:hint="default" w:eastAsia="黑体"/>
       </w:rPr>
     </w:lvl>
   </w:abstractNum>
@@ -2254,7 +2480,7 @@
         <w:ind w:hanging="360" w:left="1080"/>
       </w:pPr>
       <w:rPr>
-        <w:rFonts w:ascii="Symbol" w:hAnsi="Symbol" w:hint="default"/>
+        <w:rFonts w:ascii="Symbol" w:hAnsi="Symbol" w:hint="default" w:eastAsia="黑体"/>
       </w:rPr>
     </w:lvl>
   </w:abstractNum>
@@ -2275,7 +2501,7 @@
         <w:ind w:hanging="360" w:left="720"/>
       </w:pPr>
       <w:rPr>
-        <w:rFonts w:ascii="Symbol" w:hAnsi="Symbol" w:hint="default"/>
+        <w:rFonts w:ascii="Symbol" w:hAnsi="Symbol" w:hint="default" w:eastAsia="黑体"/>
       </w:rPr>
     </w:lvl>
   </w:abstractNum>
@@ -2314,7 +2540,7 @@
         <w:ind w:hanging="360" w:left="360"/>
       </w:pPr>
       <w:rPr>
-        <w:rFonts w:ascii="Symbol" w:hAnsi="Symbol" w:hint="default"/>
+        <w:rFonts w:ascii="Symbol" w:hAnsi="Symbol" w:hint="default" w:eastAsia="黑体"/>
       </w:rPr>
     </w:lvl>
   </w:abstractNum>
@@ -2405,7 +2631,7 @@
         <w:ind w:left="720" w:hanging="360"/>
       </w:pPr>
       <w:rPr>
-        <w:rFonts w:ascii="Symbol" w:hAnsi="Symbol" w:cs="Symbol" w:hint="default"/>
+        <w:rFonts w:ascii="Symbol" w:hAnsi="Symbol" w:cs="Symbol" w:hint="default" w:eastAsia="黑体"/>
       </w:rPr>
     </w:lvl>
     <w:lvl w:ilvl="1">
@@ -2416,7 +2642,7 @@
         <w:ind w:left="1440" w:hanging="360"/>
       </w:pPr>
       <w:rPr>
-        <w:rFonts w:ascii="Courier New" w:hAnsi="Courier New" w:cs="Courier New" w:hint="default"/>
+        <w:rFonts w:ascii="Courier New" w:hAnsi="Courier New" w:cs="Courier New" w:hint="default" w:eastAsia="黑体"/>
       </w:rPr>
     </w:lvl>
     <w:lvl w:ilvl="2">
@@ -2427,7 +2653,7 @@
         <w:ind w:left="2160" w:hanging="360"/>
       </w:pPr>
       <w:rPr>
-        <w:rFonts w:ascii="Wingdings" w:hAnsi="Wingdings" w:cs="Wingdings" w:hint="default"/>
+        <w:rFonts w:ascii="Wingdings" w:hAnsi="Wingdings" w:cs="Wingdings" w:hint="default" w:eastAsia="黑体"/>
       </w:rPr>
     </w:lvl>
     <w:lvl w:ilvl="3">
@@ -2438,7 +2664,7 @@
         <w:ind w:left="2880" w:hanging="360"/>
       </w:pPr>
       <w:rPr>
-        <w:rFonts w:ascii="Symbol" w:hAnsi="Symbol" w:cs="Symbol" w:hint="default"/>
+        <w:rFonts w:ascii="Symbol" w:hAnsi="Symbol" w:cs="Symbol" w:hint="default" w:eastAsia="黑体"/>
       </w:rPr>
     </w:lvl>
     <w:lvl w:ilvl="4">
@@ -2449,7 +2675,7 @@
         <w:ind w:left="3600" w:hanging="360"/>
       </w:pPr>
       <w:rPr>
-        <w:rFonts w:ascii="Courier New" w:hAnsi="Courier New" w:cs="Courier New" w:hint="default"/>
+        <w:rFonts w:ascii="Courier New" w:hAnsi="Courier New" w:cs="Courier New" w:hint="default" w:eastAsia="黑体"/>
       </w:rPr>
     </w:lvl>
     <w:lvl w:ilvl="5">
@@ -2460,7 +2686,7 @@
         <w:ind w:left="4320" w:hanging="360"/>
       </w:pPr>
       <w:rPr>
-        <w:rFonts w:ascii="Wingdings" w:hAnsi="Wingdings" w:cs="Wingdings" w:hint="default"/>
+        <w:rFonts w:ascii="Wingdings" w:hAnsi="Wingdings" w:cs="Wingdings" w:hint="default" w:eastAsia="黑体"/>
       </w:rPr>
     </w:lvl>
     <w:lvl w:ilvl="6">
@@ -2471,7 +2697,7 @@
         <w:ind w:left="5040" w:hanging="360"/>
       </w:pPr>
       <w:rPr>
-        <w:rFonts w:ascii="Symbol" w:hAnsi="Symbol" w:cs="Symbol" w:hint="default"/>
+        <w:rFonts w:ascii="Symbol" w:hAnsi="Symbol" w:cs="Symbol" w:hint="default" w:eastAsia="黑体"/>
       </w:rPr>
     </w:lvl>
     <w:lvl w:ilvl="7">
@@ -2482,7 +2708,7 @@
         <w:ind w:left="5760" w:hanging="360"/>
       </w:pPr>
       <w:rPr>
-        <w:rFonts w:ascii="Courier New" w:hAnsi="Courier New" w:cs="Courier New" w:hint="default"/>
+        <w:rFonts w:ascii="Courier New" w:hAnsi="Courier New" w:cs="Courier New" w:hint="default" w:eastAsia="黑体"/>
       </w:rPr>
     </w:lvl>
     <w:lvl w:ilvl="8">
@@ -2493,7 +2719,7 @@
         <w:ind w:left="6480" w:hanging="360"/>
       </w:pPr>
       <w:rPr>
-        <w:rFonts w:ascii="Wingdings" w:hAnsi="Wingdings" w:cs="Wingdings" w:hint="default"/>
+        <w:rFonts w:ascii="Wingdings" w:hAnsi="Wingdings" w:cs="Wingdings" w:hint="default" w:eastAsia="黑体"/>
       </w:rPr>
     </w:lvl>
   </w:abstractNum>
@@ -2549,11 +2775,11 @@
 </file>
 
 <file path=word/styles.xml><?xml version="1.0" encoding="utf-8"?>
-<w:styles xmlns:mc="http://schemas.openxmlformats.org/markup-compatibility/2006" xmlns:r="http://schemas.openxmlformats.org/officeDocument/2006/relationships" xmlns:w="http://schemas.openxmlformats.org/wordprocessingml/2006/main" xmlns:w14="http://schemas.microsoft.com/office/word/2010/wordml" mc:Ignorable="w14">
+<w:styles xmlns:mc="http://schemas.openxmlformats.org/markup-compatibility/2006" xmlns:w="http://schemas.openxmlformats.org/wordprocessingml/2006/main" xmlns:r="http://schemas.openxmlformats.org/officeDocument/2006/relationships" xmlns:w14="http://schemas.microsoft.com/office/word/2010/wordml" mc:Ignorable="w14">
   <w:docDefaults>
     <w:rPrDefault>
       <w:rPr>
-        <w:rFonts w:asciiTheme="minorHAnsi" w:cstheme="minorBidi" w:eastAsiaTheme="minorEastAsia" w:hAnsiTheme="minorHAnsi"/>
+        <w:rFonts w:asciiTheme="minorHAnsi" w:cstheme="minorBidi" w:hAnsiTheme="minorHAnsi" w:eastAsia="黑体"/>
         <w:sz w:val="22"/>
         <w:szCs w:val="22"/>
         <w:lang w:bidi="ar-SA" w:eastAsia="en-US" w:val="en-US"/>
@@ -2775,7 +3001,7 @@
       <w:outlineLvl w:val="0"/>
     </w:pPr>
     <w:rPr>
-      <w:rFonts w:ascii="Times New Roman" w:asciiTheme="majorHAnsi" w:cstheme="majorBidi" w:eastAsia="黑体" w:eastAsiaTheme="majorEastAsia" w:hAnsi="Times New Roman" w:hAnsiTheme="majorHAnsi"/>
+      <w:rFonts w:ascii="Times New Roman" w:asciiTheme="majorHAnsi" w:cstheme="majorBidi" w:eastAsia="黑体" w:hAnsi="Times New Roman" w:hAnsiTheme="majorHAnsi"/>
       <w:b/>
       <w:bCs/>
       <w:color w:val="1F3864"/>
@@ -2799,7 +3025,7 @@
       <w:outlineLvl w:val="1"/>
     </w:pPr>
     <w:rPr>
-      <w:rFonts w:ascii="Times New Roman" w:asciiTheme="majorHAnsi" w:cstheme="majorBidi" w:eastAsia="黑体" w:eastAsiaTheme="majorEastAsia" w:hAnsi="Times New Roman" w:hAnsiTheme="majorHAnsi"/>
+      <w:rFonts w:ascii="Times New Roman" w:asciiTheme="majorHAnsi" w:cstheme="majorBidi" w:eastAsia="黑体" w:hAnsi="Times New Roman" w:hAnsiTheme="majorHAnsi"/>
       <w:b/>
       <w:bCs/>
       <w:color w:val="2E4E7E"/>
@@ -2823,7 +3049,7 @@
       <w:outlineLvl w:val="2"/>
     </w:pPr>
     <w:rPr>
-      <w:rFonts w:ascii="Times New Roman" w:asciiTheme="majorHAnsi" w:cstheme="majorBidi" w:eastAsia="黑体" w:eastAsiaTheme="majorEastAsia" w:hAnsi="Times New Roman" w:hAnsiTheme="majorHAnsi"/>
+      <w:rFonts w:ascii="Times New Roman" w:asciiTheme="majorHAnsi" w:cstheme="majorBidi" w:eastAsia="黑体" w:hAnsi="Times New Roman" w:hAnsiTheme="majorHAnsi"/>
       <w:b/>
       <w:bCs/>
       <w:color w:val="2E4E7E"/>
@@ -2847,7 +3073,7 @@
       <w:outlineLvl w:val="3"/>
     </w:pPr>
     <w:rPr>
-      <w:rFonts w:ascii="Times New Roman" w:asciiTheme="majorHAnsi" w:cstheme="majorBidi" w:eastAsia="黑体" w:eastAsiaTheme="majorEastAsia" w:hAnsi="Times New Roman" w:hAnsiTheme="majorHAnsi"/>
+      <w:rFonts w:ascii="Times New Roman" w:asciiTheme="majorHAnsi" w:cstheme="majorBidi" w:eastAsia="黑体" w:hAnsi="Times New Roman" w:hAnsiTheme="majorHAnsi"/>
       <w:b/>
       <w:bCs/>
       <w:i/>
@@ -2873,7 +3099,7 @@
       <w:outlineLvl w:val="4"/>
     </w:pPr>
     <w:rPr>
-      <w:rFonts w:ascii="Times New Roman" w:asciiTheme="majorHAnsi" w:cstheme="majorBidi" w:eastAsia="黑体" w:eastAsiaTheme="majorEastAsia" w:hAnsi="Times New Roman" w:hAnsiTheme="majorHAnsi"/>
+      <w:rFonts w:ascii="Times New Roman" w:asciiTheme="majorHAnsi" w:cstheme="majorBidi" w:eastAsia="黑体" w:hAnsi="Times New Roman" w:hAnsiTheme="majorHAnsi"/>
       <w:b/>
       <w:color w:val="333333"/>
       <w:sz w:val="22"/>
@@ -2896,7 +3122,7 @@
       <w:outlineLvl w:val="5"/>
     </w:pPr>
     <w:rPr>
-      <w:rFonts w:asciiTheme="majorHAnsi" w:cstheme="majorBidi" w:eastAsiaTheme="majorEastAsia" w:hAnsiTheme="majorHAnsi"/>
+      <w:rFonts w:asciiTheme="majorHAnsi" w:cstheme="majorBidi" w:hAnsiTheme="majorHAnsi" w:eastAsia="黑体"/>
       <w:i/>
       <w:iCs/>
       <w:color w:themeColor="accent1" w:themeShade="7F" w:val="243F60"/>
@@ -2919,7 +3145,7 @@
       <w:outlineLvl w:val="6"/>
     </w:pPr>
     <w:rPr>
-      <w:rFonts w:asciiTheme="majorHAnsi" w:cstheme="majorBidi" w:eastAsiaTheme="majorEastAsia" w:hAnsiTheme="majorHAnsi"/>
+      <w:rFonts w:asciiTheme="majorHAnsi" w:cstheme="majorBidi" w:hAnsiTheme="majorHAnsi" w:eastAsia="黑体"/>
       <w:i/>
       <w:iCs/>
       <w:color w:themeColor="text1" w:themeTint="BF" w:val="404040"/>
@@ -2942,7 +3168,7 @@
       <w:outlineLvl w:val="7"/>
     </w:pPr>
     <w:rPr>
-      <w:rFonts w:asciiTheme="majorHAnsi" w:cstheme="majorBidi" w:eastAsiaTheme="majorEastAsia" w:hAnsiTheme="majorHAnsi"/>
+      <w:rFonts w:asciiTheme="majorHAnsi" w:cstheme="majorBidi" w:hAnsiTheme="majorHAnsi" w:eastAsia="黑体"/>
       <w:color w:themeColor="accent1" w:val="4F81BD"/>
       <w:sz w:val="20"/>
       <w:szCs w:val="20"/>
@@ -2965,7 +3191,7 @@
       <w:outlineLvl w:val="8"/>
     </w:pPr>
     <w:rPr>
-      <w:rFonts w:asciiTheme="majorHAnsi" w:cstheme="majorBidi" w:eastAsiaTheme="majorEastAsia" w:hAnsiTheme="majorHAnsi"/>
+      <w:rFonts w:asciiTheme="majorHAnsi" w:cstheme="majorBidi" w:hAnsiTheme="majorHAnsi" w:eastAsia="黑体"/>
       <w:i/>
       <w:iCs/>
       <w:color w:themeColor="text1" w:themeTint="BF" w:val="404040"/>
@@ -3016,7 +3242,7 @@
     <w:uiPriority w:val="9"/>
     <w:rsid w:val="00FC693F"/>
     <w:rPr>
-      <w:rFonts w:asciiTheme="majorHAnsi" w:cstheme="majorBidi" w:eastAsiaTheme="majorEastAsia" w:hAnsiTheme="majorHAnsi"/>
+      <w:rFonts w:asciiTheme="majorHAnsi" w:cstheme="majorBidi" w:hAnsiTheme="majorHAnsi" w:eastAsia="黑体"/>
       <w:b/>
       <w:bCs/>
       <w:color w:themeColor="accent1" w:themeShade="BF" w:val="365F91"/>
@@ -3031,7 +3257,7 @@
     <w:uiPriority w:val="9"/>
     <w:rsid w:val="00FC693F"/>
     <w:rPr>
-      <w:rFonts w:asciiTheme="majorHAnsi" w:cstheme="majorBidi" w:eastAsiaTheme="majorEastAsia" w:hAnsiTheme="majorHAnsi"/>
+      <w:rFonts w:asciiTheme="majorHAnsi" w:cstheme="majorBidi" w:hAnsiTheme="majorHAnsi" w:eastAsia="黑体"/>
       <w:b/>
       <w:bCs/>
       <w:color w:themeColor="accent1" w:val="4F81BD"/>
@@ -3046,7 +3272,7 @@
     <w:uiPriority w:val="9"/>
     <w:rsid w:val="00FC693F"/>
     <w:rPr>
-      <w:rFonts w:asciiTheme="majorHAnsi" w:cstheme="majorBidi" w:eastAsiaTheme="majorEastAsia" w:hAnsiTheme="majorHAnsi"/>
+      <w:rFonts w:asciiTheme="majorHAnsi" w:cstheme="majorBidi" w:hAnsiTheme="majorHAnsi" w:eastAsia="黑体"/>
       <w:b/>
       <w:bCs/>
       <w:color w:themeColor="accent1" w:val="4F81BD"/>
@@ -3069,7 +3295,7 @@
       <w:contextualSpacing/>
     </w:pPr>
     <w:rPr>
-      <w:rFonts w:ascii="Times New Roman" w:asciiTheme="majorHAnsi" w:cstheme="majorBidi" w:eastAsia="黑体" w:eastAsiaTheme="majorEastAsia" w:hAnsi="Times New Roman" w:hAnsiTheme="majorHAnsi"/>
+      <w:rFonts w:ascii="Times New Roman" w:asciiTheme="majorHAnsi" w:cstheme="majorBidi" w:eastAsia="黑体" w:hAnsi="Times New Roman" w:hAnsiTheme="majorHAnsi"/>
       <w:b/>
       <w:color w:val="1F3864"/>
       <w:spacing w:val="5"/>
@@ -3085,7 +3311,7 @@
     <w:uiPriority w:val="10"/>
     <w:rsid w:val="00FC693F"/>
     <w:rPr>
-      <w:rFonts w:asciiTheme="majorHAnsi" w:cstheme="majorBidi" w:eastAsiaTheme="majorEastAsia" w:hAnsiTheme="majorHAnsi"/>
+      <w:rFonts w:asciiTheme="majorHAnsi" w:cstheme="majorBidi" w:hAnsiTheme="majorHAnsi" w:eastAsia="黑体"/>
       <w:color w:themeColor="text2" w:themeShade="BF" w:val="17365D"/>
       <w:spacing w:val="5"/>
       <w:kern w:val="28"/>
@@ -3107,7 +3333,7 @@
       </w:numPr>
     </w:pPr>
     <w:rPr>
-      <w:rFonts w:asciiTheme="majorHAnsi" w:cstheme="majorBidi" w:eastAsiaTheme="majorEastAsia" w:hAnsiTheme="majorHAnsi"/>
+      <w:rFonts w:asciiTheme="majorHAnsi" w:cstheme="majorBidi" w:hAnsiTheme="majorHAnsi" w:eastAsia="黑体"/>
       <w:i/>
       <w:iCs/>
       <w:color w:themeColor="accent1" w:val="4F81BD"/>
@@ -3123,7 +3349,7 @@
     <w:uiPriority w:val="11"/>
     <w:rsid w:val="00FC693F"/>
     <w:rPr>
-      <w:rFonts w:asciiTheme="majorHAnsi" w:cstheme="majorBidi" w:eastAsiaTheme="majorEastAsia" w:hAnsiTheme="majorHAnsi"/>
+      <w:rFonts w:asciiTheme="majorHAnsi" w:cstheme="majorBidi" w:hAnsiTheme="majorHAnsi" w:eastAsia="黑体"/>
       <w:i/>
       <w:iCs/>
       <w:color w:themeColor="accent1" w:val="4F81BD"/>
@@ -3190,6 +3416,7 @@
       <w:spacing w:after="120"/>
     </w:pPr>
     <w:rPr>
+      <w:rFonts w:eastAsia="黑体"/>
       <w:sz w:val="16"/>
       <w:szCs w:val="16"/>
     </w:rPr>
@@ -3201,6 +3428,7 @@
     <w:uiPriority w:val="99"/>
     <w:rsid w:val="00AA1D8D"/>
     <w:rPr>
+      <w:rFonts w:eastAsia="黑体"/>
       <w:sz w:val="16"/>
       <w:szCs w:val="16"/>
     </w:rPr>
@@ -3370,7 +3598,7 @@
       </w:tabs>
     </w:pPr>
     <w:rPr>
-      <w:rFonts w:ascii="Courier" w:hAnsi="Courier"/>
+      <w:rFonts w:ascii="Courier" w:hAnsi="Courier" w:eastAsia="黑体"/>
       <w:sz w:val="20"/>
       <w:szCs w:val="20"/>
     </w:rPr>
@@ -3382,7 +3610,7 @@
     <w:uiPriority w:val="99"/>
     <w:rsid w:val="0029639D"/>
     <w:rPr>
-      <w:rFonts w:ascii="Courier" w:hAnsi="Courier"/>
+      <w:rFonts w:ascii="Courier" w:hAnsi="Courier" w:eastAsia="黑体"/>
       <w:sz w:val="20"/>
       <w:szCs w:val="20"/>
     </w:rPr>
@@ -3418,6 +3646,7 @@
     <w:uiPriority w:val="29"/>
     <w:rsid w:val="00FC693F"/>
     <w:rPr>
+      <w:rFonts w:eastAsia="黑体"/>
       <w:i/>
       <w:iCs/>
       <w:color w:themeColor="text1" w:val="000000"/>
@@ -3431,7 +3660,7 @@
     <w:semiHidden/>
     <w:rsid w:val="00FC693F"/>
     <w:rPr>
-      <w:rFonts w:asciiTheme="majorHAnsi" w:cstheme="majorBidi" w:eastAsiaTheme="majorEastAsia" w:hAnsiTheme="majorHAnsi"/>
+      <w:rFonts w:asciiTheme="majorHAnsi" w:cstheme="majorBidi" w:hAnsiTheme="majorHAnsi" w:eastAsia="黑体"/>
       <w:b/>
       <w:bCs/>
       <w:i/>
@@ -3447,7 +3676,7 @@
     <w:semiHidden/>
     <w:rsid w:val="00FC693F"/>
     <w:rPr>
-      <w:rFonts w:asciiTheme="majorHAnsi" w:cstheme="majorBidi" w:eastAsiaTheme="majorEastAsia" w:hAnsiTheme="majorHAnsi"/>
+      <w:rFonts w:asciiTheme="majorHAnsi" w:cstheme="majorBidi" w:hAnsiTheme="majorHAnsi" w:eastAsia="黑体"/>
       <w:color w:themeColor="accent1" w:themeShade="7F" w:val="243F60"/>
     </w:rPr>
   </w:style>
@@ -3459,7 +3688,7 @@
     <w:semiHidden/>
     <w:rsid w:val="00FC693F"/>
     <w:rPr>
-      <w:rFonts w:asciiTheme="majorHAnsi" w:cstheme="majorBidi" w:eastAsiaTheme="majorEastAsia" w:hAnsiTheme="majorHAnsi"/>
+      <w:rFonts w:asciiTheme="majorHAnsi" w:cstheme="majorBidi" w:hAnsiTheme="majorHAnsi" w:eastAsia="黑体"/>
       <w:i/>
       <w:iCs/>
       <w:color w:themeColor="accent1" w:themeShade="7F" w:val="243F60"/>
@@ -3473,7 +3702,7 @@
     <w:semiHidden/>
     <w:rsid w:val="00FC693F"/>
     <w:rPr>
-      <w:rFonts w:asciiTheme="majorHAnsi" w:cstheme="majorBidi" w:eastAsiaTheme="majorEastAsia" w:hAnsiTheme="majorHAnsi"/>
+      <w:rFonts w:asciiTheme="majorHAnsi" w:cstheme="majorBidi" w:hAnsiTheme="majorHAnsi" w:eastAsia="黑体"/>
       <w:i/>
       <w:iCs/>
       <w:color w:themeColor="text1" w:themeTint="BF" w:val="404040"/>
@@ -3487,7 +3716,7 @@
     <w:semiHidden/>
     <w:rsid w:val="00FC693F"/>
     <w:rPr>
-      <w:rFonts w:asciiTheme="majorHAnsi" w:cstheme="majorBidi" w:eastAsiaTheme="majorEastAsia" w:hAnsiTheme="majorHAnsi"/>
+      <w:rFonts w:asciiTheme="majorHAnsi" w:cstheme="majorBidi" w:hAnsiTheme="majorHAnsi" w:eastAsia="黑体"/>
       <w:color w:themeColor="accent1" w:val="4F81BD"/>
       <w:sz w:val="20"/>
       <w:szCs w:val="20"/>
@@ -3501,7 +3730,7 @@
     <w:semiHidden/>
     <w:rsid w:val="00FC693F"/>
     <w:rPr>
-      <w:rFonts w:asciiTheme="majorHAnsi" w:cstheme="majorBidi" w:eastAsiaTheme="majorEastAsia" w:hAnsiTheme="majorHAnsi"/>
+      <w:rFonts w:asciiTheme="majorHAnsi" w:cstheme="majorBidi" w:hAnsiTheme="majorHAnsi" w:eastAsia="黑体"/>
       <w:i/>
       <w:iCs/>
       <w:color w:themeColor="text1" w:themeTint="BF" w:val="404040"/>
@@ -3522,6 +3751,7 @@
       <w:spacing w:line="240" w:lineRule="auto"/>
     </w:pPr>
     <w:rPr>
+      <w:rFonts w:eastAsia="黑体"/>
       <w:b/>
       <w:bCs/>
       <w:color w:themeColor="accent1" w:val="4F81BD"/>
@@ -3536,6 +3766,7 @@
     <w:qFormat/>
     <w:rsid w:val="00FC693F"/>
     <w:rPr>
+      <w:rFonts w:eastAsia="黑体"/>
       <w:b/>
       <w:bCs/>
     </w:rPr>
@@ -3547,6 +3778,7 @@
     <w:qFormat/>
     <w:rsid w:val="00FC693F"/>
     <w:rPr>
+      <w:rFonts w:eastAsia="黑体"/>
       <w:i/>
       <w:iCs/>
     </w:rPr>
@@ -3567,6 +3799,7 @@
       <w:ind w:left="936" w:right="936"/>
     </w:pPr>
     <w:rPr>
+      <w:rFonts w:eastAsia="黑体"/>
       <w:b/>
       <w:bCs/>
       <w:i/>
@@ -3581,6 +3814,7 @@
     <w:uiPriority w:val="30"/>
     <w:rsid w:val="00FC693F"/>
     <w:rPr>
+      <w:rFonts w:eastAsia="黑体"/>
       <w:b/>
       <w:bCs/>
       <w:i/>
@@ -3595,6 +3829,7 @@
     <w:qFormat/>
     <w:rsid w:val="00FC693F"/>
     <w:rPr>
+      <w:rFonts w:eastAsia="黑体"/>
       <w:i/>
       <w:iCs/>
       <w:color w:themeColor="text1" w:themeTint="7F" w:val="808080"/>
@@ -3607,6 +3842,7 @@
     <w:qFormat/>
     <w:rsid w:val="00FC693F"/>
     <w:rPr>
+      <w:rFonts w:eastAsia="黑体"/>
       <w:b/>
       <w:bCs/>
       <w:i/>
@@ -3621,6 +3857,7 @@
     <w:qFormat/>
     <w:rsid w:val="00FC693F"/>
     <w:rPr>
+      <w:rFonts w:eastAsia="黑体"/>
       <w:smallCaps/>
       <w:color w:themeColor="accent2" w:val="C0504D"/>
       <w:u w:val="single"/>
@@ -3633,6 +3870,7 @@
     <w:qFormat/>
     <w:rsid w:val="00FC693F"/>
     <w:rPr>
+      <w:rFonts w:eastAsia="黑体"/>
       <w:b/>
       <w:bCs/>
       <w:smallCaps/>
@@ -3648,6 +3886,7 @@
     <w:qFormat/>
     <w:rsid w:val="00FC693F"/>
     <w:rPr>
+      <w:rFonts w:eastAsia="黑体"/>
       <w:b/>
       <w:bCs/>
       <w:smallCaps/>
@@ -3702,6 +3941,7 @@
       <w:spacing w:after="0" w:line="240" w:lineRule="auto"/>
     </w:pPr>
     <w:rPr>
+      <w:rFonts w:eastAsia="黑体"/>
       <w:color w:themeColor="text1" w:themeShade="BF" w:val="000000"/>
     </w:rPr>
     <w:tblPr>
@@ -3724,6 +3964,7 @@
         <w:spacing w:after="0" w:before="0" w:line="240" w:lineRule="auto"/>
       </w:pPr>
       <w:rPr>
+        <w:rFonts w:eastAsia="黑体"/>
         <w:b/>
         <w:bCs/>
       </w:rPr>
@@ -3744,6 +3985,7 @@
         <w:spacing w:after="0" w:before="0" w:line="240" w:lineRule="auto"/>
       </w:pPr>
       <w:rPr>
+        <w:rFonts w:eastAsia="黑体"/>
         <w:b/>
         <w:bCs/>
       </w:rPr>
@@ -3761,12 +4003,14 @@
     </w:tblStylePr>
     <w:tblStylePr w:type="firstCol">
       <w:rPr>
+        <w:rFonts w:eastAsia="黑体"/>
         <w:b/>
         <w:bCs/>
       </w:rPr>
     </w:tblStylePr>
     <w:tblStylePr w:type="lastCol">
       <w:rPr>
+        <w:rFonts w:eastAsia="黑体"/>
         <w:b/>
         <w:bCs/>
       </w:rPr>
@@ -3805,6 +4049,7 @@
       <w:spacing w:after="0" w:line="240" w:lineRule="auto"/>
     </w:pPr>
     <w:rPr>
+      <w:rFonts w:eastAsia="黑体"/>
       <w:color w:themeColor="accent1" w:themeShade="BF" w:val="365F91"/>
     </w:rPr>
     <w:tblPr>
@@ -3827,6 +4072,7 @@
         <w:spacing w:after="0" w:before="0" w:line="240" w:lineRule="auto"/>
       </w:pPr>
       <w:rPr>
+        <w:rFonts w:eastAsia="黑体"/>
         <w:b/>
         <w:bCs/>
       </w:rPr>
@@ -3847,6 +4093,7 @@
         <w:spacing w:after="0" w:before="0" w:line="240" w:lineRule="auto"/>
       </w:pPr>
       <w:rPr>
+        <w:rFonts w:eastAsia="黑体"/>
         <w:b/>
         <w:bCs/>
       </w:rPr>
@@ -3864,12 +4111,14 @@
     </w:tblStylePr>
     <w:tblStylePr w:type="firstCol">
       <w:rPr>
+        <w:rFonts w:eastAsia="黑体"/>
         <w:b/>
         <w:bCs/>
       </w:rPr>
     </w:tblStylePr>
     <w:tblStylePr w:type="lastCol">
       <w:rPr>
+        <w:rFonts w:eastAsia="黑体"/>
         <w:b/>
         <w:bCs/>
       </w:rPr>
@@ -3908,6 +4157,7 @@
       <w:spacing w:after="0" w:line="240" w:lineRule="auto"/>
     </w:pPr>
     <w:rPr>
+      <w:rFonts w:eastAsia="黑体"/>
       <w:color w:themeColor="accent2" w:themeShade="BF" w:val="943634"/>
     </w:rPr>
     <w:tblPr>
@@ -3930,6 +4180,7 @@
         <w:spacing w:after="0" w:before="0" w:line="240" w:lineRule="auto"/>
       </w:pPr>
       <w:rPr>
+        <w:rFonts w:eastAsia="黑体"/>
         <w:b/>
         <w:bCs/>
       </w:rPr>
@@ -3950,6 +4201,7 @@
         <w:spacing w:after="0" w:before="0" w:line="240" w:lineRule="auto"/>
       </w:pPr>
       <w:rPr>
+        <w:rFonts w:eastAsia="黑体"/>
         <w:b/>
         <w:bCs/>
       </w:rPr>
@@ -3967,12 +4219,14 @@
     </w:tblStylePr>
     <w:tblStylePr w:type="firstCol">
       <w:rPr>
+        <w:rFonts w:eastAsia="黑体"/>
         <w:b/>
         <w:bCs/>
       </w:rPr>
     </w:tblStylePr>
     <w:tblStylePr w:type="lastCol">
       <w:rPr>
+        <w:rFonts w:eastAsia="黑体"/>
         <w:b/>
         <w:bCs/>
       </w:rPr>
@@ -4011,6 +4265,7 @@
       <w:spacing w:after="0" w:line="240" w:lineRule="auto"/>
     </w:pPr>
     <w:rPr>
+      <w:rFonts w:eastAsia="黑体"/>
       <w:color w:themeColor="accent3" w:themeShade="BF" w:val="76923C"/>
     </w:rPr>
     <w:tblPr>
@@ -4033,6 +4288,7 @@
         <w:spacing w:after="0" w:before="0" w:line="240" w:lineRule="auto"/>
       </w:pPr>
       <w:rPr>
+        <w:rFonts w:eastAsia="黑体"/>
         <w:b/>
         <w:bCs/>
       </w:rPr>
@@ -4053,6 +4309,7 @@
         <w:spacing w:after="0" w:before="0" w:line="240" w:lineRule="auto"/>
       </w:pPr>
       <w:rPr>
+        <w:rFonts w:eastAsia="黑体"/>
         <w:b/>
         <w:bCs/>
       </w:rPr>
@@ -4070,12 +4327,14 @@
     </w:tblStylePr>
     <w:tblStylePr w:type="firstCol">
       <w:rPr>
+        <w:rFonts w:eastAsia="黑体"/>
         <w:b/>
         <w:bCs/>
       </w:rPr>
     </w:tblStylePr>
     <w:tblStylePr w:type="lastCol">
       <w:rPr>
+        <w:rFonts w:eastAsia="黑体"/>
         <w:b/>
         <w:bCs/>
       </w:rPr>
@@ -4114,6 +4373,7 @@
       <w:spacing w:after="0" w:line="240" w:lineRule="auto"/>
     </w:pPr>
     <w:rPr>
+      <w:rFonts w:eastAsia="黑体"/>
       <w:color w:themeColor="accent4" w:themeShade="BF" w:val="5F497A"/>
     </w:rPr>
     <w:tblPr>
@@ -4136,6 +4396,7 @@
         <w:spacing w:after="0" w:before="0" w:line="240" w:lineRule="auto"/>
       </w:pPr>
       <w:rPr>
+        <w:rFonts w:eastAsia="黑体"/>
         <w:b/>
         <w:bCs/>
       </w:rPr>
@@ -4156,6 +4417,7 @@
         <w:spacing w:after="0" w:before="0" w:line="240" w:lineRule="auto"/>
       </w:pPr>
       <w:rPr>
+        <w:rFonts w:eastAsia="黑体"/>
         <w:b/>
         <w:bCs/>
       </w:rPr>
@@ -4173,12 +4435,14 @@
     </w:tblStylePr>
     <w:tblStylePr w:type="firstCol">
       <w:rPr>
+        <w:rFonts w:eastAsia="黑体"/>
         <w:b/>
         <w:bCs/>
       </w:rPr>
     </w:tblStylePr>
     <w:tblStylePr w:type="lastCol">
       <w:rPr>
+        <w:rFonts w:eastAsia="黑体"/>
         <w:b/>
         <w:bCs/>
       </w:rPr>
@@ -4217,6 +4481,7 @@
       <w:spacing w:after="0" w:line="240" w:lineRule="auto"/>
     </w:pPr>
     <w:rPr>
+      <w:rFonts w:eastAsia="黑体"/>
       <w:color w:themeColor="accent5" w:themeShade="BF" w:val="31849B"/>
     </w:rPr>
     <w:tblPr>
@@ -4239,6 +4504,7 @@
         <w:spacing w:after="0" w:before="0" w:line="240" w:lineRule="auto"/>
       </w:pPr>
       <w:rPr>
+        <w:rFonts w:eastAsia="黑体"/>
         <w:b/>
         <w:bCs/>
       </w:rPr>
@@ -4259,6 +4525,7 @@
         <w:spacing w:after="0" w:before="0" w:line="240" w:lineRule="auto"/>
       </w:pPr>
       <w:rPr>
+        <w:rFonts w:eastAsia="黑体"/>
         <w:b/>
         <w:bCs/>
       </w:rPr>
@@ -4276,12 +4543,14 @@
     </w:tblStylePr>
     <w:tblStylePr w:type="firstCol">
       <w:rPr>
+        <w:rFonts w:eastAsia="黑体"/>
         <w:b/>
         <w:bCs/>
       </w:rPr>
     </w:tblStylePr>
     <w:tblStylePr w:type="lastCol">
       <w:rPr>
+        <w:rFonts w:eastAsia="黑体"/>
         <w:b/>
         <w:bCs/>
       </w:rPr>
@@ -4320,6 +4589,7 @@
       <w:spacing w:after="0" w:line="240" w:lineRule="auto"/>
     </w:pPr>
     <w:rPr>
+      <w:rFonts w:eastAsia="黑体"/>
       <w:color w:themeColor="accent6" w:themeShade="BF" w:val="E36C0A"/>
     </w:rPr>
     <w:tblPr>
@@ -4342,6 +4612,7 @@
         <w:spacing w:after="0" w:before="0" w:line="240" w:lineRule="auto"/>
       </w:pPr>
       <w:rPr>
+        <w:rFonts w:eastAsia="黑体"/>
         <w:b/>
         <w:bCs/>
       </w:rPr>
@@ -4362,6 +4633,7 @@
         <w:spacing w:after="0" w:before="0" w:line="240" w:lineRule="auto"/>
       </w:pPr>
       <w:rPr>
+        <w:rFonts w:eastAsia="黑体"/>
         <w:b/>
         <w:bCs/>
       </w:rPr>
@@ -4379,12 +4651,14 @@
     </w:tblStylePr>
     <w:tblStylePr w:type="firstCol">
       <w:rPr>
+        <w:rFonts w:eastAsia="黑体"/>
         <w:b/>
         <w:bCs/>
       </w:rPr>
     </w:tblStylePr>
     <w:tblStylePr w:type="lastCol">
       <w:rPr>
+        <w:rFonts w:eastAsia="黑体"/>
         <w:b/>
         <w:bCs/>
       </w:rPr>
@@ -4444,6 +4718,7 @@
         <w:spacing w:after="0" w:before="0" w:line="240" w:lineRule="auto"/>
       </w:pPr>
       <w:rPr>
+        <w:rFonts w:eastAsia="黑体"/>
         <w:b/>
         <w:bCs/>
         <w:color w:themeColor="background1" w:val="FFFFFF"/>
@@ -4458,6 +4733,7 @@
         <w:spacing w:after="0" w:before="0" w:line="240" w:lineRule="auto"/>
       </w:pPr>
       <w:rPr>
+        <w:rFonts w:eastAsia="黑体"/>
         <w:b/>
         <w:bCs/>
       </w:rPr>
@@ -4473,12 +4749,14 @@
     </w:tblStylePr>
     <w:tblStylePr w:type="firstCol">
       <w:rPr>
+        <w:rFonts w:eastAsia="黑体"/>
         <w:b/>
         <w:bCs/>
       </w:rPr>
     </w:tblStylePr>
     <w:tblStylePr w:type="lastCol">
       <w:rPr>
+        <w:rFonts w:eastAsia="黑体"/>
         <w:b/>
         <w:bCs/>
       </w:rPr>
@@ -4536,6 +4814,7 @@
         <w:spacing w:after="0" w:before="0" w:line="240" w:lineRule="auto"/>
       </w:pPr>
       <w:rPr>
+        <w:rFonts w:eastAsia="黑体"/>
         <w:b/>
         <w:bCs/>
         <w:color w:themeColor="background1" w:val="FFFFFF"/>
@@ -4550,6 +4829,7 @@
         <w:spacing w:after="0" w:before="0" w:line="240" w:lineRule="auto"/>
       </w:pPr>
       <w:rPr>
+        <w:rFonts w:eastAsia="黑体"/>
         <w:b/>
         <w:bCs/>
       </w:rPr>
@@ -4565,12 +4845,14 @@
     </w:tblStylePr>
     <w:tblStylePr w:type="firstCol">
       <w:rPr>
+        <w:rFonts w:eastAsia="黑体"/>
         <w:b/>
         <w:bCs/>
       </w:rPr>
     </w:tblStylePr>
     <w:tblStylePr w:type="lastCol">
       <w:rPr>
+        <w:rFonts w:eastAsia="黑体"/>
         <w:b/>
         <w:bCs/>
       </w:rPr>
@@ -4628,6 +4910,7 @@
         <w:spacing w:after="0" w:before="0" w:line="240" w:lineRule="auto"/>
       </w:pPr>
       <w:rPr>
+        <w:rFonts w:eastAsia="黑体"/>
         <w:b/>
         <w:bCs/>
         <w:color w:themeColor="background1" w:val="FFFFFF"/>
@@ -4642,6 +4925,7 @@
         <w:spacing w:after="0" w:before="0" w:line="240" w:lineRule="auto"/>
       </w:pPr>
       <w:rPr>
+        <w:rFonts w:eastAsia="黑体"/>
         <w:b/>
         <w:bCs/>
       </w:rPr>
@@ -4657,12 +4941,14 @@
     </w:tblStylePr>
     <w:tblStylePr w:type="firstCol">
       <w:rPr>
+        <w:rFonts w:eastAsia="黑体"/>
         <w:b/>
         <w:bCs/>
       </w:rPr>
     </w:tblStylePr>
     <w:tblStylePr w:type="lastCol">
       <w:rPr>
+        <w:rFonts w:eastAsia="黑体"/>
         <w:b/>
         <w:bCs/>
       </w:rPr>
@@ -4720,6 +5006,7 @@
         <w:spacing w:after="0" w:before="0" w:line="240" w:lineRule="auto"/>
       </w:pPr>
       <w:rPr>
+        <w:rFonts w:eastAsia="黑体"/>
         <w:b/>
         <w:bCs/>
         <w:color w:themeColor="background1" w:val="FFFFFF"/>
@@ -4734,6 +5021,7 @@
         <w:spacing w:after="0" w:before="0" w:line="240" w:lineRule="auto"/>
       </w:pPr>
       <w:rPr>
+        <w:rFonts w:eastAsia="黑体"/>
         <w:b/>
         <w:bCs/>
       </w:rPr>
@@ -4749,12 +5037,14 @@
     </w:tblStylePr>
     <w:tblStylePr w:type="firstCol">
       <w:rPr>
+        <w:rFonts w:eastAsia="黑体"/>
         <w:b/>
         <w:bCs/>
       </w:rPr>
     </w:tblStylePr>
     <w:tblStylePr w:type="lastCol">
       <w:rPr>
+        <w:rFonts w:eastAsia="黑体"/>
         <w:b/>
         <w:bCs/>
       </w:rPr>
@@ -4812,6 +5102,7 @@
         <w:spacing w:after="0" w:before="0" w:line="240" w:lineRule="auto"/>
       </w:pPr>
       <w:rPr>
+        <w:rFonts w:eastAsia="黑体"/>
         <w:b/>
         <w:bCs/>
         <w:color w:themeColor="background1" w:val="FFFFFF"/>
@@ -4826,6 +5117,7 @@
         <w:spacing w:after="0" w:before="0" w:line="240" w:lineRule="auto"/>
       </w:pPr>
       <w:rPr>
+        <w:rFonts w:eastAsia="黑体"/>
         <w:b/>
         <w:bCs/>
       </w:rPr>
@@ -4841,12 +5133,14 @@
     </w:tblStylePr>
     <w:tblStylePr w:type="firstCol">
       <w:rPr>
+        <w:rFonts w:eastAsia="黑体"/>
         <w:b/>
         <w:bCs/>
       </w:rPr>
     </w:tblStylePr>
     <w:tblStylePr w:type="lastCol">
       <w:rPr>
+        <w:rFonts w:eastAsia="黑体"/>
         <w:b/>
         <w:bCs/>
       </w:rPr>
@@ -4904,6 +5198,7 @@
         <w:spacing w:after="0" w:before="0" w:line="240" w:lineRule="auto"/>
       </w:pPr>
       <w:rPr>
+        <w:rFonts w:eastAsia="黑体"/>
         <w:b/>
         <w:bCs/>
         <w:color w:themeColor="background1" w:val="FFFFFF"/>
@@ -4918,6 +5213,7 @@
         <w:spacing w:after="0" w:before="0" w:line="240" w:lineRule="auto"/>
       </w:pPr>
       <w:rPr>
+        <w:rFonts w:eastAsia="黑体"/>
         <w:b/>
         <w:bCs/>
       </w:rPr>
@@ -4933,12 +5229,14 @@
     </w:tblStylePr>
     <w:tblStylePr w:type="firstCol">
       <w:rPr>
+        <w:rFonts w:eastAsia="黑体"/>
         <w:b/>
         <w:bCs/>
       </w:rPr>
     </w:tblStylePr>
     <w:tblStylePr w:type="lastCol">
       <w:rPr>
+        <w:rFonts w:eastAsia="黑体"/>
         <w:b/>
         <w:bCs/>
       </w:rPr>
@@ -4996,6 +5294,7 @@
         <w:spacing w:after="0" w:before="0" w:line="240" w:lineRule="auto"/>
       </w:pPr>
       <w:rPr>
+        <w:rFonts w:eastAsia="黑体"/>
         <w:b/>
         <w:bCs/>
         <w:color w:themeColor="background1" w:val="FFFFFF"/>
@@ -5010,6 +5309,7 @@
         <w:spacing w:after="0" w:before="0" w:line="240" w:lineRule="auto"/>
       </w:pPr>
       <w:rPr>
+        <w:rFonts w:eastAsia="黑体"/>
         <w:b/>
         <w:bCs/>
       </w:rPr>
@@ -5025,12 +5325,14 @@
     </w:tblStylePr>
     <w:tblStylePr w:type="firstCol">
       <w:rPr>
+        <w:rFonts w:eastAsia="黑体"/>
         <w:b/>
         <w:bCs/>
       </w:rPr>
     </w:tblStylePr>
     <w:tblStylePr w:type="lastCol">
       <w:rPr>
+        <w:rFonts w:eastAsia="黑体"/>
         <w:b/>
         <w:bCs/>
       </w:rPr>
@@ -5090,7 +5392,7 @@
         <w:spacing w:after="0" w:before="0" w:line="240" w:lineRule="auto"/>
       </w:pPr>
       <w:rPr>
-        <w:rFonts w:asciiTheme="majorHAnsi" w:cstheme="majorBidi" w:eastAsiaTheme="majorEastAsia" w:hAnsiTheme="majorHAnsi"/>
+        <w:rFonts w:asciiTheme="majorHAnsi" w:cstheme="majorBidi" w:hAnsiTheme="majorHAnsi" w:eastAsia="黑体"/>
         <w:b/>
         <w:bCs/>
       </w:rPr>
@@ -5111,7 +5413,7 @@
         <w:spacing w:after="0" w:before="0" w:line="240" w:lineRule="auto"/>
       </w:pPr>
       <w:rPr>
-        <w:rFonts w:asciiTheme="majorHAnsi" w:cstheme="majorBidi" w:eastAsiaTheme="majorEastAsia" w:hAnsiTheme="majorHAnsi"/>
+        <w:rFonts w:asciiTheme="majorHAnsi" w:cstheme="majorBidi" w:hAnsiTheme="majorHAnsi" w:eastAsia="黑体"/>
         <w:b/>
         <w:bCs/>
       </w:rPr>
@@ -5129,14 +5431,14 @@
     </w:tblStylePr>
     <w:tblStylePr w:type="firstCol">
       <w:rPr>
-        <w:rFonts w:asciiTheme="majorHAnsi" w:cstheme="majorBidi" w:eastAsiaTheme="majorEastAsia" w:hAnsiTheme="majorHAnsi"/>
+        <w:rFonts w:asciiTheme="majorHAnsi" w:cstheme="majorBidi" w:hAnsiTheme="majorHAnsi" w:eastAsia="黑体"/>
         <w:b/>
         <w:bCs/>
       </w:rPr>
     </w:tblStylePr>
     <w:tblStylePr w:type="lastCol">
       <w:rPr>
-        <w:rFonts w:asciiTheme="majorHAnsi" w:cstheme="majorBidi" w:eastAsiaTheme="majorEastAsia" w:hAnsiTheme="majorHAnsi"/>
+        <w:rFonts w:asciiTheme="majorHAnsi" w:cstheme="majorBidi" w:hAnsiTheme="majorHAnsi" w:eastAsia="黑体"/>
         <w:b/>
         <w:bCs/>
       </w:rPr>
@@ -5220,7 +5522,7 @@
         <w:spacing w:after="0" w:before="0" w:line="240" w:lineRule="auto"/>
       </w:pPr>
       <w:rPr>
-        <w:rFonts w:asciiTheme="majorHAnsi" w:cstheme="majorBidi" w:eastAsiaTheme="majorEastAsia" w:hAnsiTheme="majorHAnsi"/>
+        <w:rFonts w:asciiTheme="majorHAnsi" w:cstheme="majorBidi" w:hAnsiTheme="majorHAnsi" w:eastAsia="黑体"/>
         <w:b/>
         <w:bCs/>
       </w:rPr>
@@ -5241,7 +5543,7 @@
         <w:spacing w:after="0" w:before="0" w:line="240" w:lineRule="auto"/>
       </w:pPr>
       <w:rPr>
-        <w:rFonts w:asciiTheme="majorHAnsi" w:cstheme="majorBidi" w:eastAsiaTheme="majorEastAsia" w:hAnsiTheme="majorHAnsi"/>
+        <w:rFonts w:asciiTheme="majorHAnsi" w:cstheme="majorBidi" w:hAnsiTheme="majorHAnsi" w:eastAsia="黑体"/>
         <w:b/>
         <w:bCs/>
       </w:rPr>
@@ -5259,14 +5561,14 @@
     </w:tblStylePr>
     <w:tblStylePr w:type="firstCol">
       <w:rPr>
-        <w:rFonts w:asciiTheme="majorHAnsi" w:cstheme="majorBidi" w:eastAsiaTheme="majorEastAsia" w:hAnsiTheme="majorHAnsi"/>
+        <w:rFonts w:asciiTheme="majorHAnsi" w:cstheme="majorBidi" w:hAnsiTheme="majorHAnsi" w:eastAsia="黑体"/>
         <w:b/>
         <w:bCs/>
       </w:rPr>
     </w:tblStylePr>
     <w:tblStylePr w:type="lastCol">
       <w:rPr>
-        <w:rFonts w:asciiTheme="majorHAnsi" w:cstheme="majorBidi" w:eastAsiaTheme="majorEastAsia" w:hAnsiTheme="majorHAnsi"/>
+        <w:rFonts w:asciiTheme="majorHAnsi" w:cstheme="majorBidi" w:hAnsiTheme="majorHAnsi" w:eastAsia="黑体"/>
         <w:b/>
         <w:bCs/>
       </w:rPr>
@@ -5350,7 +5652,7 @@
         <w:spacing w:after="0" w:before="0" w:line="240" w:lineRule="auto"/>
       </w:pPr>
       <w:rPr>
-        <w:rFonts w:asciiTheme="majorHAnsi" w:cstheme="majorBidi" w:eastAsiaTheme="majorEastAsia" w:hAnsiTheme="majorHAnsi"/>
+        <w:rFonts w:asciiTheme="majorHAnsi" w:cstheme="majorBidi" w:hAnsiTheme="majorHAnsi" w:eastAsia="黑体"/>
         <w:b/>
         <w:bCs/>
       </w:rPr>
@@ -5371,7 +5673,7 @@
         <w:spacing w:after="0" w:before="0" w:line="240" w:lineRule="auto"/>
       </w:pPr>
       <w:rPr>
-        <w:rFonts w:asciiTheme="majorHAnsi" w:cstheme="majorBidi" w:eastAsiaTheme="majorEastAsia" w:hAnsiTheme="majorHAnsi"/>
+        <w:rFonts w:asciiTheme="majorHAnsi" w:cstheme="majorBidi" w:hAnsiTheme="majorHAnsi" w:eastAsia="黑体"/>
         <w:b/>
         <w:bCs/>
       </w:rPr>
@@ -5389,14 +5691,14 @@
     </w:tblStylePr>
     <w:tblStylePr w:type="firstCol">
       <w:rPr>
-        <w:rFonts w:asciiTheme="majorHAnsi" w:cstheme="majorBidi" w:eastAsiaTheme="majorEastAsia" w:hAnsiTheme="majorHAnsi"/>
+        <w:rFonts w:asciiTheme="majorHAnsi" w:cstheme="majorBidi" w:hAnsiTheme="majorHAnsi" w:eastAsia="黑体"/>
         <w:b/>
         <w:bCs/>
       </w:rPr>
     </w:tblStylePr>
     <w:tblStylePr w:type="lastCol">
       <w:rPr>
-        <w:rFonts w:asciiTheme="majorHAnsi" w:cstheme="majorBidi" w:eastAsiaTheme="majorEastAsia" w:hAnsiTheme="majorHAnsi"/>
+        <w:rFonts w:asciiTheme="majorHAnsi" w:cstheme="majorBidi" w:hAnsiTheme="majorHAnsi" w:eastAsia="黑体"/>
         <w:b/>
         <w:bCs/>
       </w:rPr>
@@ -5480,7 +5782,7 @@
         <w:spacing w:after="0" w:before="0" w:line="240" w:lineRule="auto"/>
       </w:pPr>
       <w:rPr>
-        <w:rFonts w:asciiTheme="majorHAnsi" w:cstheme="majorBidi" w:eastAsiaTheme="majorEastAsia" w:hAnsiTheme="majorHAnsi"/>
+        <w:rFonts w:asciiTheme="majorHAnsi" w:cstheme="majorBidi" w:hAnsiTheme="majorHAnsi" w:eastAsia="黑体"/>
         <w:b/>
         <w:bCs/>
       </w:rPr>
@@ -5501,7 +5803,7 @@
         <w:spacing w:after="0" w:before="0" w:line="240" w:lineRule="auto"/>
       </w:pPr>
       <w:rPr>
-        <w:rFonts w:asciiTheme="majorHAnsi" w:cstheme="majorBidi" w:eastAsiaTheme="majorEastAsia" w:hAnsiTheme="majorHAnsi"/>
+        <w:rFonts w:asciiTheme="majorHAnsi" w:cstheme="majorBidi" w:hAnsiTheme="majorHAnsi" w:eastAsia="黑体"/>
         <w:b/>
         <w:bCs/>
       </w:rPr>
@@ -5519,14 +5821,14 @@
     </w:tblStylePr>
     <w:tblStylePr w:type="firstCol">
       <w:rPr>
-        <w:rFonts w:asciiTheme="majorHAnsi" w:cstheme="majorBidi" w:eastAsiaTheme="majorEastAsia" w:hAnsiTheme="majorHAnsi"/>
+        <w:rFonts w:asciiTheme="majorHAnsi" w:cstheme="majorBidi" w:hAnsiTheme="majorHAnsi" w:eastAsia="黑体"/>
         <w:b/>
         <w:bCs/>
       </w:rPr>
     </w:tblStylePr>
     <w:tblStylePr w:type="lastCol">
       <w:rPr>
-        <w:rFonts w:asciiTheme="majorHAnsi" w:cstheme="majorBidi" w:eastAsiaTheme="majorEastAsia" w:hAnsiTheme="majorHAnsi"/>
+        <w:rFonts w:asciiTheme="majorHAnsi" w:cstheme="majorBidi" w:hAnsiTheme="majorHAnsi" w:eastAsia="黑体"/>
         <w:b/>
         <w:bCs/>
       </w:rPr>
@@ -5610,7 +5912,7 @@
         <w:spacing w:after="0" w:before="0" w:line="240" w:lineRule="auto"/>
       </w:pPr>
       <w:rPr>
-        <w:rFonts w:asciiTheme="majorHAnsi" w:cstheme="majorBidi" w:eastAsiaTheme="majorEastAsia" w:hAnsiTheme="majorHAnsi"/>
+        <w:rFonts w:asciiTheme="majorHAnsi" w:cstheme="majorBidi" w:hAnsiTheme="majorHAnsi" w:eastAsia="黑体"/>
         <w:b/>
         <w:bCs/>
       </w:rPr>
@@ -5631,7 +5933,7 @@
         <w:spacing w:after="0" w:before="0" w:line="240" w:lineRule="auto"/>
       </w:pPr>
       <w:rPr>
-        <w:rFonts w:asciiTheme="majorHAnsi" w:cstheme="majorBidi" w:eastAsiaTheme="majorEastAsia" w:hAnsiTheme="majorHAnsi"/>
+        <w:rFonts w:asciiTheme="majorHAnsi" w:cstheme="majorBidi" w:hAnsiTheme="majorHAnsi" w:eastAsia="黑体"/>
         <w:b/>
         <w:bCs/>
       </w:rPr>
@@ -5649,14 +5951,14 @@
     </w:tblStylePr>
     <w:tblStylePr w:type="firstCol">
       <w:rPr>
-        <w:rFonts w:asciiTheme="majorHAnsi" w:cstheme="majorBidi" w:eastAsiaTheme="majorEastAsia" w:hAnsiTheme="majorHAnsi"/>
+        <w:rFonts w:asciiTheme="majorHAnsi" w:cstheme="majorBidi" w:hAnsiTheme="majorHAnsi" w:eastAsia="黑体"/>
         <w:b/>
         <w:bCs/>
       </w:rPr>
     </w:tblStylePr>
     <w:tblStylePr w:type="lastCol">
       <w:rPr>
-        <w:rFonts w:asciiTheme="majorHAnsi" w:cstheme="majorBidi" w:eastAsiaTheme="majorEastAsia" w:hAnsiTheme="majorHAnsi"/>
+        <w:rFonts w:asciiTheme="majorHAnsi" w:cstheme="majorBidi" w:hAnsiTheme="majorHAnsi" w:eastAsia="黑体"/>
         <w:b/>
         <w:bCs/>
       </w:rPr>
@@ -5740,7 +6042,7 @@
         <w:spacing w:after="0" w:before="0" w:line="240" w:lineRule="auto"/>
       </w:pPr>
       <w:rPr>
-        <w:rFonts w:asciiTheme="majorHAnsi" w:cstheme="majorBidi" w:eastAsiaTheme="majorEastAsia" w:hAnsiTheme="majorHAnsi"/>
+        <w:rFonts w:asciiTheme="majorHAnsi" w:cstheme="majorBidi" w:hAnsiTheme="majorHAnsi" w:eastAsia="黑体"/>
         <w:b/>
         <w:bCs/>
       </w:rPr>
@@ -5761,7 +6063,7 @@
         <w:spacing w:after="0" w:before="0" w:line="240" w:lineRule="auto"/>
       </w:pPr>
       <w:rPr>
-        <w:rFonts w:asciiTheme="majorHAnsi" w:cstheme="majorBidi" w:eastAsiaTheme="majorEastAsia" w:hAnsiTheme="majorHAnsi"/>
+        <w:rFonts w:asciiTheme="majorHAnsi" w:cstheme="majorBidi" w:hAnsiTheme="majorHAnsi" w:eastAsia="黑体"/>
         <w:b/>
         <w:bCs/>
       </w:rPr>
@@ -5779,14 +6081,14 @@
     </w:tblStylePr>
     <w:tblStylePr w:type="firstCol">
       <w:rPr>
-        <w:rFonts w:asciiTheme="majorHAnsi" w:cstheme="majorBidi" w:eastAsiaTheme="majorEastAsia" w:hAnsiTheme="majorHAnsi"/>
+        <w:rFonts w:asciiTheme="majorHAnsi" w:cstheme="majorBidi" w:hAnsiTheme="majorHAnsi" w:eastAsia="黑体"/>
         <w:b/>
         <w:bCs/>
       </w:rPr>
     </w:tblStylePr>
     <w:tblStylePr w:type="lastCol">
       <w:rPr>
-        <w:rFonts w:asciiTheme="majorHAnsi" w:cstheme="majorBidi" w:eastAsiaTheme="majorEastAsia" w:hAnsiTheme="majorHAnsi"/>
+        <w:rFonts w:asciiTheme="majorHAnsi" w:cstheme="majorBidi" w:hAnsiTheme="majorHAnsi" w:eastAsia="黑体"/>
         <w:b/>
         <w:bCs/>
       </w:rPr>
@@ -5870,7 +6172,7 @@
         <w:spacing w:after="0" w:before="0" w:line="240" w:lineRule="auto"/>
       </w:pPr>
       <w:rPr>
-        <w:rFonts w:asciiTheme="majorHAnsi" w:cstheme="majorBidi" w:eastAsiaTheme="majorEastAsia" w:hAnsiTheme="majorHAnsi"/>
+        <w:rFonts w:asciiTheme="majorHAnsi" w:cstheme="majorBidi" w:hAnsiTheme="majorHAnsi" w:eastAsia="黑体"/>
         <w:b/>
         <w:bCs/>
       </w:rPr>
@@ -5891,7 +6193,7 @@
         <w:spacing w:after="0" w:before="0" w:line="240" w:lineRule="auto"/>
       </w:pPr>
       <w:rPr>
-        <w:rFonts w:asciiTheme="majorHAnsi" w:cstheme="majorBidi" w:eastAsiaTheme="majorEastAsia" w:hAnsiTheme="majorHAnsi"/>
+        <w:rFonts w:asciiTheme="majorHAnsi" w:cstheme="majorBidi" w:hAnsiTheme="majorHAnsi" w:eastAsia="黑体"/>
         <w:b/>
         <w:bCs/>
       </w:rPr>
@@ -5909,14 +6211,14 @@
     </w:tblStylePr>
     <w:tblStylePr w:type="firstCol">
       <w:rPr>
-        <w:rFonts w:asciiTheme="majorHAnsi" w:cstheme="majorBidi" w:eastAsiaTheme="majorEastAsia" w:hAnsiTheme="majorHAnsi"/>
+        <w:rFonts w:asciiTheme="majorHAnsi" w:cstheme="majorBidi" w:hAnsiTheme="majorHAnsi" w:eastAsia="黑体"/>
         <w:b/>
         <w:bCs/>
       </w:rPr>
     </w:tblStylePr>
     <w:tblStylePr w:type="lastCol">
       <w:rPr>
-        <w:rFonts w:asciiTheme="majorHAnsi" w:cstheme="majorBidi" w:eastAsiaTheme="majorEastAsia" w:hAnsiTheme="majorHAnsi"/>
+        <w:rFonts w:asciiTheme="majorHAnsi" w:cstheme="majorBidi" w:hAnsiTheme="majorHAnsi" w:eastAsia="黑体"/>
         <w:b/>
         <w:bCs/>
       </w:rPr>
@@ -5999,6 +6301,7 @@
         <w:spacing w:after="0" w:before="0" w:line="240" w:lineRule="auto"/>
       </w:pPr>
       <w:rPr>
+        <w:rFonts w:eastAsia="黑体"/>
         <w:b/>
         <w:bCs/>
         <w:color w:themeColor="background1" w:val="FFFFFF"/>
@@ -6021,6 +6324,7 @@
         <w:spacing w:after="0" w:before="0" w:line="240" w:lineRule="auto"/>
       </w:pPr>
       <w:rPr>
+        <w:rFonts w:eastAsia="黑体"/>
         <w:b/>
         <w:bCs/>
       </w:rPr>
@@ -6038,12 +6342,14 @@
     </w:tblStylePr>
     <w:tblStylePr w:type="firstCol">
       <w:rPr>
+        <w:rFonts w:eastAsia="黑体"/>
         <w:b/>
         <w:bCs/>
       </w:rPr>
     </w:tblStylePr>
     <w:tblStylePr w:type="lastCol">
       <w:rPr>
+        <w:rFonts w:eastAsia="黑体"/>
         <w:b/>
         <w:bCs/>
       </w:rPr>
@@ -6105,6 +6411,7 @@
         <w:spacing w:after="0" w:before="0" w:line="240" w:lineRule="auto"/>
       </w:pPr>
       <w:rPr>
+        <w:rFonts w:eastAsia="黑体"/>
         <w:b/>
         <w:bCs/>
         <w:color w:themeColor="background1" w:val="FFFFFF"/>
@@ -6127,6 +6434,7 @@
         <w:spacing w:after="0" w:before="0" w:line="240" w:lineRule="auto"/>
       </w:pPr>
       <w:rPr>
+        <w:rFonts w:eastAsia="黑体"/>
         <w:b/>
         <w:bCs/>
       </w:rPr>
@@ -6144,12 +6452,14 @@
     </w:tblStylePr>
     <w:tblStylePr w:type="firstCol">
       <w:rPr>
+        <w:rFonts w:eastAsia="黑体"/>
         <w:b/>
         <w:bCs/>
       </w:rPr>
     </w:tblStylePr>
     <w:tblStylePr w:type="lastCol">
       <w:rPr>
+        <w:rFonts w:eastAsia="黑体"/>
         <w:b/>
         <w:bCs/>
       </w:rPr>
@@ -6211,6 +6521,7 @@
         <w:spacing w:after="0" w:before="0" w:line="240" w:lineRule="auto"/>
       </w:pPr>
       <w:rPr>
+        <w:rFonts w:eastAsia="黑体"/>
         <w:b/>
         <w:bCs/>
         <w:color w:themeColor="background1" w:val="FFFFFF"/>
@@ -6233,6 +6544,7 @@
         <w:spacing w:after="0" w:before="0" w:line="240" w:lineRule="auto"/>
       </w:pPr>
       <w:rPr>
+        <w:rFonts w:eastAsia="黑体"/>
         <w:b/>
         <w:bCs/>
       </w:rPr>
@@ -6250,12 +6562,14 @@
     </w:tblStylePr>
     <w:tblStylePr w:type="firstCol">
       <w:rPr>
+        <w:rFonts w:eastAsia="黑体"/>
         <w:b/>
         <w:bCs/>
       </w:rPr>
     </w:tblStylePr>
     <w:tblStylePr w:type="lastCol">
       <w:rPr>
+        <w:rFonts w:eastAsia="黑体"/>
         <w:b/>
         <w:bCs/>
       </w:rPr>
@@ -6317,6 +6631,7 @@
         <w:spacing w:after="0" w:before="0" w:line="240" w:lineRule="auto"/>
       </w:pPr>
       <w:rPr>
+        <w:rFonts w:eastAsia="黑体"/>
         <w:b/>
         <w:bCs/>
         <w:color w:themeColor="background1" w:val="FFFFFF"/>
@@ -6339,6 +6654,7 @@
         <w:spacing w:after="0" w:before="0" w:line="240" w:lineRule="auto"/>
       </w:pPr>
       <w:rPr>
+        <w:rFonts w:eastAsia="黑体"/>
         <w:b/>
         <w:bCs/>
       </w:rPr>
@@ -6356,12 +6672,14 @@
     </w:tblStylePr>
     <w:tblStylePr w:type="firstCol">
       <w:rPr>
+        <w:rFonts w:eastAsia="黑体"/>
         <w:b/>
         <w:bCs/>
       </w:rPr>
     </w:tblStylePr>
     <w:tblStylePr w:type="lastCol">
       <w:rPr>
+        <w:rFonts w:eastAsia="黑体"/>
         <w:b/>
         <w:bCs/>
       </w:rPr>
@@ -6423,6 +6741,7 @@
         <w:spacing w:after="0" w:before="0" w:line="240" w:lineRule="auto"/>
       </w:pPr>
       <w:rPr>
+        <w:rFonts w:eastAsia="黑体"/>
         <w:b/>
         <w:bCs/>
         <w:color w:themeColor="background1" w:val="FFFFFF"/>
@@ -6445,6 +6764,7 @@
         <w:spacing w:after="0" w:before="0" w:line="240" w:lineRule="auto"/>
       </w:pPr>
       <w:rPr>
+        <w:rFonts w:eastAsia="黑体"/>
         <w:b/>
         <w:bCs/>
       </w:rPr>
@@ -6462,12 +6782,14 @@
     </w:tblStylePr>
     <w:tblStylePr w:type="firstCol">
       <w:rPr>
+        <w:rFonts w:eastAsia="黑体"/>
         <w:b/>
         <w:bCs/>
       </w:rPr>
     </w:tblStylePr>
     <w:tblStylePr w:type="lastCol">
       <w:rPr>
+        <w:rFonts w:eastAsia="黑体"/>
         <w:b/>
         <w:bCs/>
       </w:rPr>
@@ -6529,6 +6851,7 @@
         <w:spacing w:after="0" w:before="0" w:line="240" w:lineRule="auto"/>
       </w:pPr>
       <w:rPr>
+        <w:rFonts w:eastAsia="黑体"/>
         <w:b/>
         <w:bCs/>
         <w:color w:themeColor="background1" w:val="FFFFFF"/>
@@ -6551,6 +6874,7 @@
         <w:spacing w:after="0" w:before="0" w:line="240" w:lineRule="auto"/>
       </w:pPr>
       <w:rPr>
+        <w:rFonts w:eastAsia="黑体"/>
         <w:b/>
         <w:bCs/>
       </w:rPr>
@@ -6568,12 +6892,14 @@
     </w:tblStylePr>
     <w:tblStylePr w:type="firstCol">
       <w:rPr>
+        <w:rFonts w:eastAsia="黑体"/>
         <w:b/>
         <w:bCs/>
       </w:rPr>
     </w:tblStylePr>
     <w:tblStylePr w:type="lastCol">
       <w:rPr>
+        <w:rFonts w:eastAsia="黑体"/>
         <w:b/>
         <w:bCs/>
       </w:rPr>
@@ -6635,6 +6961,7 @@
         <w:spacing w:after="0" w:before="0" w:line="240" w:lineRule="auto"/>
       </w:pPr>
       <w:rPr>
+        <w:rFonts w:eastAsia="黑体"/>
         <w:b/>
         <w:bCs/>
         <w:color w:themeColor="background1" w:val="FFFFFF"/>
@@ -6657,6 +6984,7 @@
         <w:spacing w:after="0" w:before="0" w:line="240" w:lineRule="auto"/>
       </w:pPr>
       <w:rPr>
+        <w:rFonts w:eastAsia="黑体"/>
         <w:b/>
         <w:bCs/>
       </w:rPr>
@@ -6674,12 +7002,14 @@
     </w:tblStylePr>
     <w:tblStylePr w:type="firstCol">
       <w:rPr>
+        <w:rFonts w:eastAsia="黑体"/>
         <w:b/>
         <w:bCs/>
       </w:rPr>
     </w:tblStylePr>
     <w:tblStylePr w:type="lastCol">
       <w:rPr>
+        <w:rFonts w:eastAsia="黑体"/>
         <w:b/>
         <w:bCs/>
       </w:rPr>
@@ -6738,6 +7068,7 @@
         <w:spacing w:after="0" w:before="0" w:line="240" w:lineRule="auto"/>
       </w:pPr>
       <w:rPr>
+        <w:rFonts w:eastAsia="黑体"/>
         <w:b/>
         <w:bCs/>
         <w:color w:themeColor="background1" w:val="FFFFFF"/>
@@ -6760,6 +7091,7 @@
         <w:spacing w:after="0" w:before="0" w:line="240" w:lineRule="auto"/>
       </w:pPr>
       <w:rPr>
+        <w:rFonts w:eastAsia="黑体"/>
         <w:color w:val="auto"/>
       </w:rPr>
       <w:tblPr/>
@@ -6777,6 +7109,7 @@
     </w:tblStylePr>
     <w:tblStylePr w:type="firstCol">
       <w:rPr>
+        <w:rFonts w:eastAsia="黑体"/>
         <w:b/>
         <w:bCs/>
         <w:color w:themeColor="background1" w:val="FFFFFF"/>
@@ -6796,6 +7129,7 @@
     </w:tblStylePr>
     <w:tblStylePr w:type="lastCol">
       <w:rPr>
+        <w:rFonts w:eastAsia="黑体"/>
         <w:b/>
         <w:bCs/>
         <w:color w:themeColor="background1" w:val="FFFFFF"/>
@@ -6844,6 +7178,7 @@
     </w:tblStylePr>
     <w:tblStylePr w:type="nwCell">
       <w:rPr>
+        <w:rFonts w:eastAsia="黑体"/>
         <w:color w:themeColor="background1" w:val="FFFFFF"/>
       </w:rPr>
       <w:tblPr/>
@@ -6887,6 +7222,7 @@
         <w:spacing w:after="0" w:before="0" w:line="240" w:lineRule="auto"/>
       </w:pPr>
       <w:rPr>
+        <w:rFonts w:eastAsia="黑体"/>
         <w:b/>
         <w:bCs/>
         <w:color w:themeColor="background1" w:val="FFFFFF"/>
@@ -6909,6 +7245,7 @@
         <w:spacing w:after="0" w:before="0" w:line="240" w:lineRule="auto"/>
       </w:pPr>
       <w:rPr>
+        <w:rFonts w:eastAsia="黑体"/>
         <w:color w:val="auto"/>
       </w:rPr>
       <w:tblPr/>
@@ -6926,6 +7263,7 @@
     </w:tblStylePr>
     <w:tblStylePr w:type="firstCol">
       <w:rPr>
+        <w:rFonts w:eastAsia="黑体"/>
         <w:b/>
         <w:bCs/>
         <w:color w:themeColor="background1" w:val="FFFFFF"/>
@@ -6945,6 +7283,7 @@
     </w:tblStylePr>
     <w:tblStylePr w:type="lastCol">
       <w:rPr>
+        <w:rFonts w:eastAsia="黑体"/>
         <w:b/>
         <w:bCs/>
         <w:color w:themeColor="background1" w:val="FFFFFF"/>
@@ -6993,6 +7332,7 @@
     </w:tblStylePr>
     <w:tblStylePr w:type="nwCell">
       <w:rPr>
+        <w:rFonts w:eastAsia="黑体"/>
         <w:color w:themeColor="background1" w:val="FFFFFF"/>
       </w:rPr>
       <w:tblPr/>
@@ -7036,6 +7376,7 @@
         <w:spacing w:after="0" w:before="0" w:line="240" w:lineRule="auto"/>
       </w:pPr>
       <w:rPr>
+        <w:rFonts w:eastAsia="黑体"/>
         <w:b/>
         <w:bCs/>
         <w:color w:themeColor="background1" w:val="FFFFFF"/>
@@ -7058,6 +7399,7 @@
         <w:spacing w:after="0" w:before="0" w:line="240" w:lineRule="auto"/>
       </w:pPr>
       <w:rPr>
+        <w:rFonts w:eastAsia="黑体"/>
         <w:color w:val="auto"/>
       </w:rPr>
       <w:tblPr/>
@@ -7075,6 +7417,7 @@
     </w:tblStylePr>
     <w:tblStylePr w:type="firstCol">
       <w:rPr>
+        <w:rFonts w:eastAsia="黑体"/>
         <w:b/>
         <w:bCs/>
         <w:color w:themeColor="background1" w:val="FFFFFF"/>
@@ -7094,6 +7437,7 @@
     </w:tblStylePr>
     <w:tblStylePr w:type="lastCol">
       <w:rPr>
+        <w:rFonts w:eastAsia="黑体"/>
         <w:b/>
         <w:bCs/>
         <w:color w:themeColor="background1" w:val="FFFFFF"/>
@@ -7142,6 +7486,7 @@
     </w:tblStylePr>
     <w:tblStylePr w:type="nwCell">
       <w:rPr>
+        <w:rFonts w:eastAsia="黑体"/>
         <w:color w:themeColor="background1" w:val="FFFFFF"/>
       </w:rPr>
       <w:tblPr/>
@@ -7185,6 +7530,7 @@
         <w:spacing w:after="0" w:before="0" w:line="240" w:lineRule="auto"/>
       </w:pPr>
       <w:rPr>
+        <w:rFonts w:eastAsia="黑体"/>
         <w:b/>
         <w:bCs/>
         <w:color w:themeColor="background1" w:val="FFFFFF"/>
@@ -7207,6 +7553,7 @@
         <w:spacing w:after="0" w:before="0" w:line="240" w:lineRule="auto"/>
       </w:pPr>
       <w:rPr>
+        <w:rFonts w:eastAsia="黑体"/>
         <w:color w:val="auto"/>
       </w:rPr>
       <w:tblPr/>
@@ -7224,6 +7571,7 @@
     </w:tblStylePr>
     <w:tblStylePr w:type="firstCol">
       <w:rPr>
+        <w:rFonts w:eastAsia="黑体"/>
         <w:b/>
         <w:bCs/>
         <w:color w:themeColor="background1" w:val="FFFFFF"/>
@@ -7243,6 +7591,7 @@
     </w:tblStylePr>
     <w:tblStylePr w:type="lastCol">
       <w:rPr>
+        <w:rFonts w:eastAsia="黑体"/>
         <w:b/>
         <w:bCs/>
         <w:color w:themeColor="background1" w:val="FFFFFF"/>
@@ -7291,6 +7640,7 @@
     </w:tblStylePr>
     <w:tblStylePr w:type="nwCell">
       <w:rPr>
+        <w:rFonts w:eastAsia="黑体"/>
         <w:color w:themeColor="background1" w:val="FFFFFF"/>
       </w:rPr>
       <w:tblPr/>
@@ -7334,6 +7684,7 @@
         <w:spacing w:after="0" w:before="0" w:line="240" w:lineRule="auto"/>
       </w:pPr>
       <w:rPr>
+        <w:rFonts w:eastAsia="黑体"/>
         <w:b/>
         <w:bCs/>
         <w:color w:themeColor="background1" w:val="FFFFFF"/>
@@ -7356,6 +7707,7 @@
         <w:spacing w:after="0" w:before="0" w:line="240" w:lineRule="auto"/>
       </w:pPr>
       <w:rPr>
+        <w:rFonts w:eastAsia="黑体"/>
         <w:color w:val="auto"/>
       </w:rPr>
       <w:tblPr/>
@@ -7373,6 +7725,7 @@
     </w:tblStylePr>
     <w:tblStylePr w:type="firstCol">
       <w:rPr>
+        <w:rFonts w:eastAsia="黑体"/>
         <w:b/>
         <w:bCs/>
         <w:color w:themeColor="background1" w:val="FFFFFF"/>
@@ -7392,6 +7745,7 @@
     </w:tblStylePr>
     <w:tblStylePr w:type="lastCol">
       <w:rPr>
+        <w:rFonts w:eastAsia="黑体"/>
         <w:b/>
         <w:bCs/>
         <w:color w:themeColor="background1" w:val="FFFFFF"/>
@@ -7440,6 +7794,7 @@
     </w:tblStylePr>
     <w:tblStylePr w:type="nwCell">
       <w:rPr>
+        <w:rFonts w:eastAsia="黑体"/>
         <w:color w:themeColor="background1" w:val="FFFFFF"/>
       </w:rPr>
       <w:tblPr/>
@@ -7483,6 +7838,7 @@
         <w:spacing w:after="0" w:before="0" w:line="240" w:lineRule="auto"/>
       </w:pPr>
       <w:rPr>
+        <w:rFonts w:eastAsia="黑体"/>
         <w:b/>
         <w:bCs/>
         <w:color w:themeColor="background1" w:val="FFFFFF"/>
@@ -7505,6 +7861,7 @@
         <w:spacing w:after="0" w:before="0" w:line="240" w:lineRule="auto"/>
       </w:pPr>
       <w:rPr>
+        <w:rFonts w:eastAsia="黑体"/>
         <w:color w:val="auto"/>
       </w:rPr>
       <w:tblPr/>
@@ -7522,6 +7879,7 @@
     </w:tblStylePr>
     <w:tblStylePr w:type="firstCol">
       <w:rPr>
+        <w:rFonts w:eastAsia="黑体"/>
         <w:b/>
         <w:bCs/>
         <w:color w:themeColor="background1" w:val="FFFFFF"/>
@@ -7541,6 +7899,7 @@
     </w:tblStylePr>
     <w:tblStylePr w:type="lastCol">
       <w:rPr>
+        <w:rFonts w:eastAsia="黑体"/>
         <w:b/>
         <w:bCs/>
         <w:color w:themeColor="background1" w:val="FFFFFF"/>
@@ -7589,6 +7948,7 @@
     </w:tblStylePr>
     <w:tblStylePr w:type="nwCell">
       <w:rPr>
+        <w:rFonts w:eastAsia="黑体"/>
         <w:color w:themeColor="background1" w:val="FFFFFF"/>
       </w:rPr>
       <w:tblPr/>
@@ -7632,6 +7992,7 @@
         <w:spacing w:after="0" w:before="0" w:line="240" w:lineRule="auto"/>
       </w:pPr>
       <w:rPr>
+        <w:rFonts w:eastAsia="黑体"/>
         <w:b/>
         <w:bCs/>
         <w:color w:themeColor="background1" w:val="FFFFFF"/>
@@ -7654,6 +8015,7 @@
         <w:spacing w:after="0" w:before="0" w:line="240" w:lineRule="auto"/>
       </w:pPr>
       <w:rPr>
+        <w:rFonts w:eastAsia="黑体"/>
         <w:color w:val="auto"/>
       </w:rPr>
       <w:tblPr/>
@@ -7671,6 +8033,7 @@
     </w:tblStylePr>
     <w:tblStylePr w:type="firstCol">
       <w:rPr>
+        <w:rFonts w:eastAsia="黑体"/>
         <w:b/>
         <w:bCs/>
         <w:color w:themeColor="background1" w:val="FFFFFF"/>
@@ -7690,6 +8053,7 @@
     </w:tblStylePr>
     <w:tblStylePr w:type="lastCol">
       <w:rPr>
+        <w:rFonts w:eastAsia="黑体"/>
         <w:b/>
         <w:bCs/>
         <w:color w:themeColor="background1" w:val="FFFFFF"/>
@@ -7738,6 +8102,7 @@
     </w:tblStylePr>
     <w:tblStylePr w:type="nwCell">
       <w:rPr>
+        <w:rFonts w:eastAsia="黑体"/>
         <w:color w:themeColor="background1" w:val="FFFFFF"/>
       </w:rPr>
       <w:tblPr/>
@@ -7762,6 +8127,7 @@
       <w:spacing w:after="0" w:line="240" w:lineRule="auto"/>
     </w:pPr>
     <w:rPr>
+      <w:rFonts w:eastAsia="黑体"/>
       <w:color w:themeColor="text1" w:val="000000"/>
     </w:rPr>
     <w:tblPr>
@@ -7781,7 +8147,7 @@
     </w:tblPr>
     <w:tblStylePr w:type="firstRow">
       <w:rPr>
-        <w:rFonts w:asciiTheme="majorHAnsi" w:cstheme="majorBidi" w:eastAsiaTheme="majorEastAsia" w:hAnsiTheme="majorHAnsi"/>
+        <w:rFonts w:asciiTheme="majorHAnsi" w:cstheme="majorBidi" w:hAnsiTheme="majorHAnsi" w:eastAsia="黑体"/>
       </w:rPr>
       <w:tblPr/>
       <w:tcPr>
@@ -7793,6 +8159,7 @@
     </w:tblStylePr>
     <w:tblStylePr w:type="lastRow">
       <w:rPr>
+        <w:rFonts w:eastAsia="黑体"/>
         <w:b/>
         <w:bCs/>
         <w:color w:themeColor="text2" w:val="1F497D"/>
@@ -7807,12 +8174,14 @@
     </w:tblStylePr>
     <w:tblStylePr w:type="firstCol">
       <w:rPr>
+        <w:rFonts w:eastAsia="黑体"/>
         <w:b/>
         <w:bCs/>
       </w:rPr>
     </w:tblStylePr>
     <w:tblStylePr w:type="lastCol">
       <w:rPr>
+        <w:rFonts w:eastAsia="黑体"/>
         <w:b/>
         <w:bCs/>
       </w:rPr>
@@ -7846,6 +8215,7 @@
       <w:spacing w:after="0" w:line="240" w:lineRule="auto"/>
     </w:pPr>
     <w:rPr>
+      <w:rFonts w:eastAsia="黑体"/>
       <w:color w:themeColor="text1" w:val="000000"/>
     </w:rPr>
     <w:tblPr>
@@ -7865,7 +8235,7 @@
     </w:tblPr>
     <w:tblStylePr w:type="firstRow">
       <w:rPr>
-        <w:rFonts w:asciiTheme="majorHAnsi" w:cstheme="majorBidi" w:eastAsiaTheme="majorEastAsia" w:hAnsiTheme="majorHAnsi"/>
+        <w:rFonts w:asciiTheme="majorHAnsi" w:cstheme="majorBidi" w:hAnsiTheme="majorHAnsi" w:eastAsia="黑体"/>
       </w:rPr>
       <w:tblPr/>
       <w:tcPr>
@@ -7877,6 +8247,7 @@
     </w:tblStylePr>
     <w:tblStylePr w:type="lastRow">
       <w:rPr>
+        <w:rFonts w:eastAsia="黑体"/>
         <w:b/>
         <w:bCs/>
         <w:color w:themeColor="text2" w:val="1F497D"/>
@@ -7891,12 +8262,14 @@
     </w:tblStylePr>
     <w:tblStylePr w:type="firstCol">
       <w:rPr>
+        <w:rFonts w:eastAsia="黑体"/>
         <w:b/>
         <w:bCs/>
       </w:rPr>
     </w:tblStylePr>
     <w:tblStylePr w:type="lastCol">
       <w:rPr>
+        <w:rFonts w:eastAsia="黑体"/>
         <w:b/>
         <w:bCs/>
       </w:rPr>
@@ -7930,6 +8303,7 @@
       <w:spacing w:after="0" w:line="240" w:lineRule="auto"/>
     </w:pPr>
     <w:rPr>
+      <w:rFonts w:eastAsia="黑体"/>
       <w:color w:themeColor="text1" w:val="000000"/>
     </w:rPr>
     <w:tblPr>
@@ -7949,7 +8323,7 @@
     </w:tblPr>
     <w:tblStylePr w:type="firstRow">
       <w:rPr>
-        <w:rFonts w:asciiTheme="majorHAnsi" w:cstheme="majorBidi" w:eastAsiaTheme="majorEastAsia" w:hAnsiTheme="majorHAnsi"/>
+        <w:rFonts w:asciiTheme="majorHAnsi" w:cstheme="majorBidi" w:hAnsiTheme="majorHAnsi" w:eastAsia="黑体"/>
       </w:rPr>
       <w:tblPr/>
       <w:tcPr>
@@ -7961,6 +8335,7 @@
     </w:tblStylePr>
     <w:tblStylePr w:type="lastRow">
       <w:rPr>
+        <w:rFonts w:eastAsia="黑体"/>
         <w:b/>
         <w:bCs/>
         <w:color w:themeColor="text2" w:val="1F497D"/>
@@ -7975,12 +8350,14 @@
     </w:tblStylePr>
     <w:tblStylePr w:type="firstCol">
       <w:rPr>
+        <w:rFonts w:eastAsia="黑体"/>
         <w:b/>
         <w:bCs/>
       </w:rPr>
     </w:tblStylePr>
     <w:tblStylePr w:type="lastCol">
       <w:rPr>
+        <w:rFonts w:eastAsia="黑体"/>
         <w:b/>
         <w:bCs/>
       </w:rPr>
@@ -8014,6 +8391,7 @@
       <w:spacing w:after="0" w:line="240" w:lineRule="auto"/>
     </w:pPr>
     <w:rPr>
+      <w:rFonts w:eastAsia="黑体"/>
       <w:color w:themeColor="text1" w:val="000000"/>
     </w:rPr>
     <w:tblPr>
@@ -8033,7 +8411,7 @@
     </w:tblPr>
     <w:tblStylePr w:type="firstRow">
       <w:rPr>
-        <w:rFonts w:asciiTheme="majorHAnsi" w:cstheme="majorBidi" w:eastAsiaTheme="majorEastAsia" w:hAnsiTheme="majorHAnsi"/>
+        <w:rFonts w:asciiTheme="majorHAnsi" w:cstheme="majorBidi" w:hAnsiTheme="majorHAnsi" w:eastAsia="黑体"/>
       </w:rPr>
       <w:tblPr/>
       <w:tcPr>
@@ -8045,6 +8423,7 @@
     </w:tblStylePr>
     <w:tblStylePr w:type="lastRow">
       <w:rPr>
+        <w:rFonts w:eastAsia="黑体"/>
         <w:b/>
         <w:bCs/>
         <w:color w:themeColor="text2" w:val="1F497D"/>
@@ -8059,12 +8438,14 @@
     </w:tblStylePr>
     <w:tblStylePr w:type="firstCol">
       <w:rPr>
+        <w:rFonts w:eastAsia="黑体"/>
         <w:b/>
         <w:bCs/>
       </w:rPr>
     </w:tblStylePr>
     <w:tblStylePr w:type="lastCol">
       <w:rPr>
+        <w:rFonts w:eastAsia="黑体"/>
         <w:b/>
         <w:bCs/>
       </w:rPr>
@@ -8098,6 +8479,7 @@
       <w:spacing w:after="0" w:line="240" w:lineRule="auto"/>
     </w:pPr>
     <w:rPr>
+      <w:rFonts w:eastAsia="黑体"/>
       <w:color w:themeColor="text1" w:val="000000"/>
     </w:rPr>
     <w:tblPr>
@@ -8117,7 +8499,7 @@
     </w:tblPr>
     <w:tblStylePr w:type="firstRow">
       <w:rPr>
-        <w:rFonts w:asciiTheme="majorHAnsi" w:cstheme="majorBidi" w:eastAsiaTheme="majorEastAsia" w:hAnsiTheme="majorHAnsi"/>
+        <w:rFonts w:asciiTheme="majorHAnsi" w:cstheme="majorBidi" w:hAnsiTheme="majorHAnsi" w:eastAsia="黑体"/>
       </w:rPr>
       <w:tblPr/>
       <w:tcPr>
@@ -8129,6 +8511,7 @@
     </w:tblStylePr>
     <w:tblStylePr w:type="lastRow">
       <w:rPr>
+        <w:rFonts w:eastAsia="黑体"/>
         <w:b/>
         <w:bCs/>
         <w:color w:themeColor="text2" w:val="1F497D"/>
@@ -8143,12 +8526,14 @@
     </w:tblStylePr>
     <w:tblStylePr w:type="firstCol">
       <w:rPr>
+        <w:rFonts w:eastAsia="黑体"/>
         <w:b/>
         <w:bCs/>
       </w:rPr>
     </w:tblStylePr>
     <w:tblStylePr w:type="lastCol">
       <w:rPr>
+        <w:rFonts w:eastAsia="黑体"/>
         <w:b/>
         <w:bCs/>
       </w:rPr>
@@ -8182,6 +8567,7 @@
       <w:spacing w:after="0" w:line="240" w:lineRule="auto"/>
     </w:pPr>
     <w:rPr>
+      <w:rFonts w:eastAsia="黑体"/>
       <w:color w:themeColor="text1" w:val="000000"/>
     </w:rPr>
     <w:tblPr>
@@ -8201,7 +8587,7 @@
     </w:tblPr>
     <w:tblStylePr w:type="firstRow">
       <w:rPr>
-        <w:rFonts w:asciiTheme="majorHAnsi" w:cstheme="majorBidi" w:eastAsiaTheme="majorEastAsia" w:hAnsiTheme="majorHAnsi"/>
+        <w:rFonts w:asciiTheme="majorHAnsi" w:cstheme="majorBidi" w:hAnsiTheme="majorHAnsi" w:eastAsia="黑体"/>
       </w:rPr>
       <w:tblPr/>
       <w:tcPr>
@@ -8213,6 +8599,7 @@
     </w:tblStylePr>
     <w:tblStylePr w:type="lastRow">
       <w:rPr>
+        <w:rFonts w:eastAsia="黑体"/>
         <w:b/>
         <w:bCs/>
         <w:color w:themeColor="text2" w:val="1F497D"/>
@@ -8227,12 +8614,14 @@
     </w:tblStylePr>
     <w:tblStylePr w:type="firstCol">
       <w:rPr>
+        <w:rFonts w:eastAsia="黑体"/>
         <w:b/>
         <w:bCs/>
       </w:rPr>
     </w:tblStylePr>
     <w:tblStylePr w:type="lastCol">
       <w:rPr>
+        <w:rFonts w:eastAsia="黑体"/>
         <w:b/>
         <w:bCs/>
       </w:rPr>
@@ -8266,6 +8655,7 @@
       <w:spacing w:after="0" w:line="240" w:lineRule="auto"/>
     </w:pPr>
     <w:rPr>
+      <w:rFonts w:eastAsia="黑体"/>
       <w:color w:themeColor="text1" w:val="000000"/>
     </w:rPr>
     <w:tblPr>
@@ -8285,7 +8675,7 @@
     </w:tblPr>
     <w:tblStylePr w:type="firstRow">
       <w:rPr>
-        <w:rFonts w:asciiTheme="majorHAnsi" w:cstheme="majorBidi" w:eastAsiaTheme="majorEastAsia" w:hAnsiTheme="majorHAnsi"/>
+        <w:rFonts w:asciiTheme="majorHAnsi" w:cstheme="majorBidi" w:hAnsiTheme="majorHAnsi" w:eastAsia="黑体"/>
       </w:rPr>
       <w:tblPr/>
       <w:tcPr>
@@ -8297,6 +8687,7 @@
     </w:tblStylePr>
     <w:tblStylePr w:type="lastRow">
       <w:rPr>
+        <w:rFonts w:eastAsia="黑体"/>
         <w:b/>
         <w:bCs/>
         <w:color w:themeColor="text2" w:val="1F497D"/>
@@ -8311,12 +8702,14 @@
     </w:tblStylePr>
     <w:tblStylePr w:type="firstCol">
       <w:rPr>
+        <w:rFonts w:eastAsia="黑体"/>
         <w:b/>
         <w:bCs/>
       </w:rPr>
     </w:tblStylePr>
     <w:tblStylePr w:type="lastCol">
       <w:rPr>
+        <w:rFonts w:eastAsia="黑体"/>
         <w:b/>
         <w:bCs/>
       </w:rPr>
@@ -8350,7 +8743,7 @@
       <w:spacing w:after="0" w:line="240" w:lineRule="auto"/>
     </w:pPr>
     <w:rPr>
-      <w:rFonts w:asciiTheme="majorHAnsi" w:cstheme="majorBidi" w:eastAsiaTheme="majorEastAsia" w:hAnsiTheme="majorHAnsi"/>
+      <w:rFonts w:asciiTheme="majorHAnsi" w:cstheme="majorBidi" w:hAnsiTheme="majorHAnsi" w:eastAsia="黑体"/>
       <w:color w:themeColor="text1" w:val="000000"/>
     </w:rPr>
     <w:tblPr>
@@ -8372,6 +8765,7 @@
     </w:tblPr>
     <w:tblStylePr w:type="firstRow">
       <w:rPr>
+        <w:rFonts w:eastAsia="黑体"/>
         <w:sz w:val="24"/>
         <w:szCs w:val="24"/>
       </w:rPr>
@@ -8478,7 +8872,7 @@
       <w:spacing w:after="0" w:line="240" w:lineRule="auto"/>
     </w:pPr>
     <w:rPr>
-      <w:rFonts w:asciiTheme="majorHAnsi" w:cstheme="majorBidi" w:eastAsiaTheme="majorEastAsia" w:hAnsiTheme="majorHAnsi"/>
+      <w:rFonts w:asciiTheme="majorHAnsi" w:cstheme="majorBidi" w:hAnsiTheme="majorHAnsi" w:eastAsia="黑体"/>
       <w:color w:themeColor="text1" w:val="000000"/>
     </w:rPr>
     <w:tblPr>
@@ -8500,6 +8894,7 @@
     </w:tblPr>
     <w:tblStylePr w:type="firstRow">
       <w:rPr>
+        <w:rFonts w:eastAsia="黑体"/>
         <w:sz w:val="24"/>
         <w:szCs w:val="24"/>
       </w:rPr>
@@ -8606,7 +9001,7 @@
       <w:spacing w:after="0" w:line="240" w:lineRule="auto"/>
     </w:pPr>
     <w:rPr>
-      <w:rFonts w:asciiTheme="majorHAnsi" w:cstheme="majorBidi" w:eastAsiaTheme="majorEastAsia" w:hAnsiTheme="majorHAnsi"/>
+      <w:rFonts w:asciiTheme="majorHAnsi" w:cstheme="majorBidi" w:hAnsiTheme="majorHAnsi" w:eastAsia="黑体"/>
       <w:color w:themeColor="text1" w:val="000000"/>
     </w:rPr>
     <w:tblPr>
@@ -8628,6 +9023,7 @@
     </w:tblPr>
     <w:tblStylePr w:type="firstRow">
       <w:rPr>
+        <w:rFonts w:eastAsia="黑体"/>
         <w:sz w:val="24"/>
         <w:szCs w:val="24"/>
       </w:rPr>
@@ -8734,7 +9130,7 @@
       <w:spacing w:after="0" w:line="240" w:lineRule="auto"/>
     </w:pPr>
     <w:rPr>
-      <w:rFonts w:asciiTheme="majorHAnsi" w:cstheme="majorBidi" w:eastAsiaTheme="majorEastAsia" w:hAnsiTheme="majorHAnsi"/>
+      <w:rFonts w:asciiTheme="majorHAnsi" w:cstheme="majorBidi" w:hAnsiTheme="majorHAnsi" w:eastAsia="黑体"/>
       <w:color w:themeColor="text1" w:val="000000"/>
     </w:rPr>
     <w:tblPr>
@@ -8756,6 +9152,7 @@
     </w:tblPr>
     <w:tblStylePr w:type="firstRow">
       <w:rPr>
+        <w:rFonts w:eastAsia="黑体"/>
         <w:sz w:val="24"/>
         <w:szCs w:val="24"/>
       </w:rPr>
@@ -8862,7 +9259,7 @@
       <w:spacing w:after="0" w:line="240" w:lineRule="auto"/>
     </w:pPr>
     <w:rPr>
-      <w:rFonts w:asciiTheme="majorHAnsi" w:cstheme="majorBidi" w:eastAsiaTheme="majorEastAsia" w:hAnsiTheme="majorHAnsi"/>
+      <w:rFonts w:asciiTheme="majorHAnsi" w:cstheme="majorBidi" w:hAnsiTheme="majorHAnsi" w:eastAsia="黑体"/>
       <w:color w:themeColor="text1" w:val="000000"/>
     </w:rPr>
     <w:tblPr>
@@ -8884,6 +9281,7 @@
     </w:tblPr>
     <w:tblStylePr w:type="firstRow">
       <w:rPr>
+        <w:rFonts w:eastAsia="黑体"/>
         <w:sz w:val="24"/>
         <w:szCs w:val="24"/>
       </w:rPr>
@@ -8990,7 +9388,7 @@
       <w:spacing w:after="0" w:line="240" w:lineRule="auto"/>
     </w:pPr>
     <w:rPr>
-      <w:rFonts w:asciiTheme="majorHAnsi" w:cstheme="majorBidi" w:eastAsiaTheme="majorEastAsia" w:hAnsiTheme="majorHAnsi"/>
+      <w:rFonts w:asciiTheme="majorHAnsi" w:cstheme="majorBidi" w:hAnsiTheme="majorHAnsi" w:eastAsia="黑体"/>
       <w:color w:themeColor="text1" w:val="000000"/>
     </w:rPr>
     <w:tblPr>
@@ -9012,6 +9410,7 @@
     </w:tblPr>
     <w:tblStylePr w:type="firstRow">
       <w:rPr>
+        <w:rFonts w:eastAsia="黑体"/>
         <w:sz w:val="24"/>
         <w:szCs w:val="24"/>
       </w:rPr>
@@ -9118,7 +9517,7 @@
       <w:spacing w:after="0" w:line="240" w:lineRule="auto"/>
     </w:pPr>
     <w:rPr>
-      <w:rFonts w:asciiTheme="majorHAnsi" w:cstheme="majorBidi" w:eastAsiaTheme="majorEastAsia" w:hAnsiTheme="majorHAnsi"/>
+      <w:rFonts w:asciiTheme="majorHAnsi" w:cstheme="majorBidi" w:hAnsiTheme="majorHAnsi" w:eastAsia="黑体"/>
       <w:color w:themeColor="text1" w:val="000000"/>
     </w:rPr>
     <w:tblPr>
@@ -9140,6 +9539,7 @@
     </w:tblPr>
     <w:tblStylePr w:type="firstRow">
       <w:rPr>
+        <w:rFonts w:eastAsia="黑体"/>
         <w:sz w:val="24"/>
         <w:szCs w:val="24"/>
       </w:rPr>
@@ -9269,12 +9669,14 @@
     </w:tcPr>
     <w:tblStylePr w:type="firstRow">
       <w:rPr>
+        <w:rFonts w:eastAsia="黑体"/>
         <w:b/>
         <w:bCs/>
       </w:rPr>
     </w:tblStylePr>
     <w:tblStylePr w:type="lastRow">
       <w:rPr>
+        <w:rFonts w:eastAsia="黑体"/>
         <w:b/>
         <w:bCs/>
       </w:rPr>
@@ -9287,12 +9689,14 @@
     </w:tblStylePr>
     <w:tblStylePr w:type="firstCol">
       <w:rPr>
+        <w:rFonts w:eastAsia="黑体"/>
         <w:b/>
         <w:bCs/>
       </w:rPr>
     </w:tblStylePr>
     <w:tblStylePr w:type="lastCol">
       <w:rPr>
+        <w:rFonts w:eastAsia="黑体"/>
         <w:b/>
         <w:bCs/>
       </w:rPr>
@@ -9342,12 +9746,14 @@
     </w:tcPr>
     <w:tblStylePr w:type="firstRow">
       <w:rPr>
+        <w:rFonts w:eastAsia="黑体"/>
         <w:b/>
         <w:bCs/>
       </w:rPr>
     </w:tblStylePr>
     <w:tblStylePr w:type="lastRow">
       <w:rPr>
+        <w:rFonts w:eastAsia="黑体"/>
         <w:b/>
         <w:bCs/>
       </w:rPr>
@@ -9360,12 +9766,14 @@
     </w:tblStylePr>
     <w:tblStylePr w:type="firstCol">
       <w:rPr>
+        <w:rFonts w:eastAsia="黑体"/>
         <w:b/>
         <w:bCs/>
       </w:rPr>
     </w:tblStylePr>
     <w:tblStylePr w:type="lastCol">
       <w:rPr>
+        <w:rFonts w:eastAsia="黑体"/>
         <w:b/>
         <w:bCs/>
       </w:rPr>
@@ -9415,12 +9823,14 @@
     </w:tcPr>
     <w:tblStylePr w:type="firstRow">
       <w:rPr>
+        <w:rFonts w:eastAsia="黑体"/>
         <w:b/>
         <w:bCs/>
       </w:rPr>
     </w:tblStylePr>
     <w:tblStylePr w:type="lastRow">
       <w:rPr>
+        <w:rFonts w:eastAsia="黑体"/>
         <w:b/>
         <w:bCs/>
       </w:rPr>
@@ -9433,12 +9843,14 @@
     </w:tblStylePr>
     <w:tblStylePr w:type="firstCol">
       <w:rPr>
+        <w:rFonts w:eastAsia="黑体"/>
         <w:b/>
         <w:bCs/>
       </w:rPr>
     </w:tblStylePr>
     <w:tblStylePr w:type="lastCol">
       <w:rPr>
+        <w:rFonts w:eastAsia="黑体"/>
         <w:b/>
         <w:bCs/>
       </w:rPr>
@@ -9488,12 +9900,14 @@
     </w:tcPr>
     <w:tblStylePr w:type="firstRow">
       <w:rPr>
+        <w:rFonts w:eastAsia="黑体"/>
         <w:b/>
         <w:bCs/>
       </w:rPr>
     </w:tblStylePr>
     <w:tblStylePr w:type="lastRow">
       <w:rPr>
+        <w:rFonts w:eastAsia="黑体"/>
         <w:b/>
         <w:bCs/>
       </w:rPr>
@@ -9506,12 +9920,14 @@
     </w:tblStylePr>
     <w:tblStylePr w:type="firstCol">
       <w:rPr>
+        <w:rFonts w:eastAsia="黑体"/>
         <w:b/>
         <w:bCs/>
       </w:rPr>
     </w:tblStylePr>
     <w:tblStylePr w:type="lastCol">
       <w:rPr>
+        <w:rFonts w:eastAsia="黑体"/>
         <w:b/>
         <w:bCs/>
       </w:rPr>
@@ -9561,12 +9977,14 @@
     </w:tcPr>
     <w:tblStylePr w:type="firstRow">
       <w:rPr>
+        <w:rFonts w:eastAsia="黑体"/>
         <w:b/>
         <w:bCs/>
       </w:rPr>
     </w:tblStylePr>
     <w:tblStylePr w:type="lastRow">
       <w:rPr>
+        <w:rFonts w:eastAsia="黑体"/>
         <w:b/>
         <w:bCs/>
       </w:rPr>
@@ -9579,12 +9997,14 @@
     </w:tblStylePr>
     <w:tblStylePr w:type="firstCol">
       <w:rPr>
+        <w:rFonts w:eastAsia="黑体"/>
         <w:b/>
         <w:bCs/>
       </w:rPr>
     </w:tblStylePr>
     <w:tblStylePr w:type="lastCol">
       <w:rPr>
+        <w:rFonts w:eastAsia="黑体"/>
         <w:b/>
         <w:bCs/>
       </w:rPr>
@@ -9634,12 +10054,14 @@
     </w:tcPr>
     <w:tblStylePr w:type="firstRow">
       <w:rPr>
+        <w:rFonts w:eastAsia="黑体"/>
         <w:b/>
         <w:bCs/>
       </w:rPr>
     </w:tblStylePr>
     <w:tblStylePr w:type="lastRow">
       <w:rPr>
+        <w:rFonts w:eastAsia="黑体"/>
         <w:b/>
         <w:bCs/>
       </w:rPr>
@@ -9652,12 +10074,14 @@
     </w:tblStylePr>
     <w:tblStylePr w:type="firstCol">
       <w:rPr>
+        <w:rFonts w:eastAsia="黑体"/>
         <w:b/>
         <w:bCs/>
       </w:rPr>
     </w:tblStylePr>
     <w:tblStylePr w:type="lastCol">
       <w:rPr>
+        <w:rFonts w:eastAsia="黑体"/>
         <w:b/>
         <w:bCs/>
       </w:rPr>
@@ -9707,12 +10131,14 @@
     </w:tcPr>
     <w:tblStylePr w:type="firstRow">
       <w:rPr>
+        <w:rFonts w:eastAsia="黑体"/>
         <w:b/>
         <w:bCs/>
       </w:rPr>
     </w:tblStylePr>
     <w:tblStylePr w:type="lastRow">
       <w:rPr>
+        <w:rFonts w:eastAsia="黑体"/>
         <w:b/>
         <w:bCs/>
       </w:rPr>
@@ -9725,12 +10151,14 @@
     </w:tblStylePr>
     <w:tblStylePr w:type="firstCol">
       <w:rPr>
+        <w:rFonts w:eastAsia="黑体"/>
         <w:b/>
         <w:bCs/>
       </w:rPr>
     </w:tblStylePr>
     <w:tblStylePr w:type="lastCol">
       <w:rPr>
+        <w:rFonts w:eastAsia="黑体"/>
         <w:b/>
         <w:bCs/>
       </w:rPr>
@@ -9757,7 +10185,7 @@
       <w:spacing w:after="0" w:line="240" w:lineRule="auto"/>
     </w:pPr>
     <w:rPr>
-      <w:rFonts w:asciiTheme="majorHAnsi" w:cstheme="majorBidi" w:eastAsiaTheme="majorEastAsia" w:hAnsiTheme="majorHAnsi"/>
+      <w:rFonts w:asciiTheme="majorHAnsi" w:cstheme="majorBidi" w:hAnsiTheme="majorHAnsi" w:eastAsia="黑体"/>
       <w:color w:themeColor="text1" w:val="000000"/>
     </w:rPr>
     <w:tblPr>
@@ -9784,6 +10212,7 @@
     </w:tcPr>
     <w:tblStylePr w:type="firstRow">
       <w:rPr>
+        <w:rFonts w:eastAsia="黑体"/>
         <w:b/>
         <w:bCs/>
         <w:color w:themeColor="text1" w:val="000000"/>
@@ -9795,6 +10224,7 @@
     </w:tblStylePr>
     <w:tblStylePr w:type="lastRow">
       <w:rPr>
+        <w:rFonts w:eastAsia="黑体"/>
         <w:b/>
         <w:bCs/>
         <w:color w:themeColor="text1" w:val="000000"/>
@@ -9814,6 +10244,7 @@
     </w:tblStylePr>
     <w:tblStylePr w:type="firstCol">
       <w:rPr>
+        <w:rFonts w:eastAsia="黑体"/>
         <w:b/>
         <w:bCs/>
         <w:color w:themeColor="text1" w:val="000000"/>
@@ -9833,6 +10264,7 @@
     </w:tblStylePr>
     <w:tblStylePr w:type="lastCol">
       <w:rPr>
+        <w:rFonts w:eastAsia="黑体"/>
         <w:b w:val="0"/>
         <w:bCs w:val="0"/>
         <w:color w:themeColor="text1" w:val="000000"/>
@@ -9882,7 +10314,7 @@
       <w:spacing w:after="0" w:line="240" w:lineRule="auto"/>
     </w:pPr>
     <w:rPr>
-      <w:rFonts w:asciiTheme="majorHAnsi" w:cstheme="majorBidi" w:eastAsiaTheme="majorEastAsia" w:hAnsiTheme="majorHAnsi"/>
+      <w:rFonts w:asciiTheme="majorHAnsi" w:cstheme="majorBidi" w:hAnsiTheme="majorHAnsi" w:eastAsia="黑体"/>
       <w:color w:themeColor="text1" w:val="000000"/>
     </w:rPr>
     <w:tblPr>
@@ -9909,6 +10341,7 @@
     </w:tcPr>
     <w:tblStylePr w:type="firstRow">
       <w:rPr>
+        <w:rFonts w:eastAsia="黑体"/>
         <w:b/>
         <w:bCs/>
         <w:color w:themeColor="text1" w:val="000000"/>
@@ -9920,6 +10353,7 @@
     </w:tblStylePr>
     <w:tblStylePr w:type="lastRow">
       <w:rPr>
+        <w:rFonts w:eastAsia="黑体"/>
         <w:b/>
         <w:bCs/>
         <w:color w:themeColor="text1" w:val="000000"/>
@@ -9939,6 +10373,7 @@
     </w:tblStylePr>
     <w:tblStylePr w:type="firstCol">
       <w:rPr>
+        <w:rFonts w:eastAsia="黑体"/>
         <w:b/>
         <w:bCs/>
         <w:color w:themeColor="text1" w:val="000000"/>
@@ -9958,6 +10393,7 @@
     </w:tblStylePr>
     <w:tblStylePr w:type="lastCol">
       <w:rPr>
+        <w:rFonts w:eastAsia="黑体"/>
         <w:b w:val="0"/>
         <w:bCs w:val="0"/>
         <w:color w:themeColor="text1" w:val="000000"/>
@@ -10007,7 +10443,7 @@
       <w:spacing w:after="0" w:line="240" w:lineRule="auto"/>
     </w:pPr>
     <w:rPr>
-      <w:rFonts w:asciiTheme="majorHAnsi" w:cstheme="majorBidi" w:eastAsiaTheme="majorEastAsia" w:hAnsiTheme="majorHAnsi"/>
+      <w:rFonts w:asciiTheme="majorHAnsi" w:cstheme="majorBidi" w:hAnsiTheme="majorHAnsi" w:eastAsia="黑体"/>
       <w:color w:themeColor="text1" w:val="000000"/>
     </w:rPr>
     <w:tblPr>
@@ -10034,6 +10470,7 @@
     </w:tcPr>
     <w:tblStylePr w:type="firstRow">
       <w:rPr>
+        <w:rFonts w:eastAsia="黑体"/>
         <w:b/>
         <w:bCs/>
         <w:color w:themeColor="text1" w:val="000000"/>
@@ -10045,6 +10482,7 @@
     </w:tblStylePr>
     <w:tblStylePr w:type="lastRow">
       <w:rPr>
+        <w:rFonts w:eastAsia="黑体"/>
         <w:b/>
         <w:bCs/>
         <w:color w:themeColor="text1" w:val="000000"/>
@@ -10064,6 +10502,7 @@
     </w:tblStylePr>
     <w:tblStylePr w:type="firstCol">
       <w:rPr>
+        <w:rFonts w:eastAsia="黑体"/>
         <w:b/>
         <w:bCs/>
         <w:color w:themeColor="text1" w:val="000000"/>
@@ -10083,6 +10522,7 @@
     </w:tblStylePr>
     <w:tblStylePr w:type="lastCol">
       <w:rPr>
+        <w:rFonts w:eastAsia="黑体"/>
         <w:b w:val="0"/>
         <w:bCs w:val="0"/>
         <w:color w:themeColor="text1" w:val="000000"/>
@@ -10132,7 +10572,7 @@
       <w:spacing w:after="0" w:line="240" w:lineRule="auto"/>
     </w:pPr>
     <w:rPr>
-      <w:rFonts w:asciiTheme="majorHAnsi" w:cstheme="majorBidi" w:eastAsiaTheme="majorEastAsia" w:hAnsiTheme="majorHAnsi"/>
+      <w:rFonts w:asciiTheme="majorHAnsi" w:cstheme="majorBidi" w:hAnsiTheme="majorHAnsi" w:eastAsia="黑体"/>
       <w:color w:themeColor="text1" w:val="000000"/>
     </w:rPr>
     <w:tblPr>
@@ -10159,6 +10599,7 @@
     </w:tcPr>
     <w:tblStylePr w:type="firstRow">
       <w:rPr>
+        <w:rFonts w:eastAsia="黑体"/>
         <w:b/>
         <w:bCs/>
         <w:color w:themeColor="text1" w:val="000000"/>
@@ -10170,6 +10611,7 @@
     </w:tblStylePr>
     <w:tblStylePr w:type="lastRow">
       <w:rPr>
+        <w:rFonts w:eastAsia="黑体"/>
         <w:b/>
         <w:bCs/>
         <w:color w:themeColor="text1" w:val="000000"/>
@@ -10189,6 +10631,7 @@
     </w:tblStylePr>
     <w:tblStylePr w:type="firstCol">
       <w:rPr>
+        <w:rFonts w:eastAsia="黑体"/>
         <w:b/>
         <w:bCs/>
         <w:color w:themeColor="text1" w:val="000000"/>
@@ -10208,6 +10651,7 @@
     </w:tblStylePr>
     <w:tblStylePr w:type="lastCol">
       <w:rPr>
+        <w:rFonts w:eastAsia="黑体"/>
         <w:b w:val="0"/>
         <w:bCs w:val="0"/>
         <w:color w:themeColor="text1" w:val="000000"/>
@@ -10257,7 +10701,7 @@
       <w:spacing w:after="0" w:line="240" w:lineRule="auto"/>
     </w:pPr>
     <w:rPr>
-      <w:rFonts w:asciiTheme="majorHAnsi" w:cstheme="majorBidi" w:eastAsiaTheme="majorEastAsia" w:hAnsiTheme="majorHAnsi"/>
+      <w:rFonts w:asciiTheme="majorHAnsi" w:cstheme="majorBidi" w:hAnsiTheme="majorHAnsi" w:eastAsia="黑体"/>
       <w:color w:themeColor="text1" w:val="000000"/>
     </w:rPr>
     <w:tblPr>
@@ -10284,6 +10728,7 @@
     </w:tcPr>
     <w:tblStylePr w:type="firstRow">
       <w:rPr>
+        <w:rFonts w:eastAsia="黑体"/>
         <w:b/>
         <w:bCs/>
         <w:color w:themeColor="text1" w:val="000000"/>
@@ -10295,6 +10740,7 @@
     </w:tblStylePr>
     <w:tblStylePr w:type="lastRow">
       <w:rPr>
+        <w:rFonts w:eastAsia="黑体"/>
         <w:b/>
         <w:bCs/>
         <w:color w:themeColor="text1" w:val="000000"/>
@@ -10314,6 +10760,7 @@
     </w:tblStylePr>
     <w:tblStylePr w:type="firstCol">
       <w:rPr>
+        <w:rFonts w:eastAsia="黑体"/>
         <w:b/>
         <w:bCs/>
         <w:color w:themeColor="text1" w:val="000000"/>
@@ -10333,6 +10780,7 @@
     </w:tblStylePr>
     <w:tblStylePr w:type="lastCol">
       <w:rPr>
+        <w:rFonts w:eastAsia="黑体"/>
         <w:b w:val="0"/>
         <w:bCs w:val="0"/>
         <w:color w:themeColor="text1" w:val="000000"/>
@@ -10382,7 +10830,7 @@
       <w:spacing w:after="0" w:line="240" w:lineRule="auto"/>
     </w:pPr>
     <w:rPr>
-      <w:rFonts w:asciiTheme="majorHAnsi" w:cstheme="majorBidi" w:eastAsiaTheme="majorEastAsia" w:hAnsiTheme="majorHAnsi"/>
+      <w:rFonts w:asciiTheme="majorHAnsi" w:cstheme="majorBidi" w:hAnsiTheme="majorHAnsi" w:eastAsia="黑体"/>
       <w:color w:themeColor="text1" w:val="000000"/>
     </w:rPr>
     <w:tblPr>
@@ -10409,6 +10857,7 @@
     </w:tcPr>
     <w:tblStylePr w:type="firstRow">
       <w:rPr>
+        <w:rFonts w:eastAsia="黑体"/>
         <w:b/>
         <w:bCs/>
         <w:color w:themeColor="text1" w:val="000000"/>
@@ -10420,6 +10869,7 @@
     </w:tblStylePr>
     <w:tblStylePr w:type="lastRow">
       <w:rPr>
+        <w:rFonts w:eastAsia="黑体"/>
         <w:b/>
         <w:bCs/>
         <w:color w:themeColor="text1" w:val="000000"/>
@@ -10439,6 +10889,7 @@
     </w:tblStylePr>
     <w:tblStylePr w:type="firstCol">
       <w:rPr>
+        <w:rFonts w:eastAsia="黑体"/>
         <w:b/>
         <w:bCs/>
         <w:color w:themeColor="text1" w:val="000000"/>
@@ -10458,6 +10909,7 @@
     </w:tblStylePr>
     <w:tblStylePr w:type="lastCol">
       <w:rPr>
+        <w:rFonts w:eastAsia="黑体"/>
         <w:b w:val="0"/>
         <w:bCs w:val="0"/>
         <w:color w:themeColor="text1" w:val="000000"/>
@@ -10507,7 +10959,7 @@
       <w:spacing w:after="0" w:line="240" w:lineRule="auto"/>
     </w:pPr>
     <w:rPr>
-      <w:rFonts w:asciiTheme="majorHAnsi" w:cstheme="majorBidi" w:eastAsiaTheme="majorEastAsia" w:hAnsiTheme="majorHAnsi"/>
+      <w:rFonts w:asciiTheme="majorHAnsi" w:cstheme="majorBidi" w:hAnsiTheme="majorHAnsi" w:eastAsia="黑体"/>
       <w:color w:themeColor="text1" w:val="000000"/>
     </w:rPr>
     <w:tblPr>
@@ -10534,6 +10986,7 @@
     </w:tcPr>
     <w:tblStylePr w:type="firstRow">
       <w:rPr>
+        <w:rFonts w:eastAsia="黑体"/>
         <w:b/>
         <w:bCs/>
         <w:color w:themeColor="text1" w:val="000000"/>
@@ -10545,6 +10998,7 @@
     </w:tblStylePr>
     <w:tblStylePr w:type="lastRow">
       <w:rPr>
+        <w:rFonts w:eastAsia="黑体"/>
         <w:b/>
         <w:bCs/>
         <w:color w:themeColor="text1" w:val="000000"/>
@@ -10564,6 +11018,7 @@
     </w:tblStylePr>
     <w:tblStylePr w:type="firstCol">
       <w:rPr>
+        <w:rFonts w:eastAsia="黑体"/>
         <w:b/>
         <w:bCs/>
         <w:color w:themeColor="text1" w:val="000000"/>
@@ -10583,6 +11038,7 @@
     </w:tblStylePr>
     <w:tblStylePr w:type="lastCol">
       <w:rPr>
+        <w:rFonts w:eastAsia="黑体"/>
         <w:b w:val="0"/>
         <w:bCs w:val="0"/>
         <w:color w:themeColor="text1" w:val="000000"/>
@@ -10655,6 +11111,7 @@
     </w:tcPr>
     <w:tblStylePr w:type="firstRow">
       <w:rPr>
+        <w:rFonts w:eastAsia="黑体"/>
         <w:b/>
         <w:bCs/>
         <w:i w:val="0"/>
@@ -10676,6 +11133,7 @@
     </w:tblStylePr>
     <w:tblStylePr w:type="lastRow">
       <w:rPr>
+        <w:rFonts w:eastAsia="黑体"/>
         <w:b/>
         <w:bCs/>
         <w:i w:val="0"/>
@@ -10697,6 +11155,7 @@
     </w:tblStylePr>
     <w:tblStylePr w:type="firstCol">
       <w:rPr>
+        <w:rFonts w:eastAsia="黑体"/>
         <w:b/>
         <w:bCs/>
         <w:i w:val="0"/>
@@ -10716,6 +11175,7 @@
     </w:tblStylePr>
     <w:tblStylePr w:type="lastCol">
       <w:rPr>
+        <w:rFonts w:eastAsia="黑体"/>
         <w:b/>
         <w:bCs/>
         <w:i w:val="0"/>
@@ -10796,6 +11256,7 @@
     </w:tcPr>
     <w:tblStylePr w:type="firstRow">
       <w:rPr>
+        <w:rFonts w:eastAsia="黑体"/>
         <w:b/>
         <w:bCs/>
         <w:i w:val="0"/>
@@ -10817,6 +11278,7 @@
     </w:tblStylePr>
     <w:tblStylePr w:type="lastRow">
       <w:rPr>
+        <w:rFonts w:eastAsia="黑体"/>
         <w:b/>
         <w:bCs/>
         <w:i w:val="0"/>
@@ -10838,6 +11300,7 @@
     </w:tblStylePr>
     <w:tblStylePr w:type="firstCol">
       <w:rPr>
+        <w:rFonts w:eastAsia="黑体"/>
         <w:b/>
         <w:bCs/>
         <w:i w:val="0"/>
@@ -10857,6 +11320,7 @@
     </w:tblStylePr>
     <w:tblStylePr w:type="lastCol">
       <w:rPr>
+        <w:rFonts w:eastAsia="黑体"/>
         <w:b/>
         <w:bCs/>
         <w:i w:val="0"/>
@@ -10937,6 +11401,7 @@
     </w:tcPr>
     <w:tblStylePr w:type="firstRow">
       <w:rPr>
+        <w:rFonts w:eastAsia="黑体"/>
         <w:b/>
         <w:bCs/>
         <w:i w:val="0"/>
@@ -10958,6 +11423,7 @@
     </w:tblStylePr>
     <w:tblStylePr w:type="lastRow">
       <w:rPr>
+        <w:rFonts w:eastAsia="黑体"/>
         <w:b/>
         <w:bCs/>
         <w:i w:val="0"/>
@@ -10979,6 +11445,7 @@
     </w:tblStylePr>
     <w:tblStylePr w:type="firstCol">
       <w:rPr>
+        <w:rFonts w:eastAsia="黑体"/>
         <w:b/>
         <w:bCs/>
         <w:i w:val="0"/>
@@ -10998,6 +11465,7 @@
     </w:tblStylePr>
     <w:tblStylePr w:type="lastCol">
       <w:rPr>
+        <w:rFonts w:eastAsia="黑体"/>
         <w:b/>
         <w:bCs/>
         <w:i w:val="0"/>
@@ -11078,6 +11546,7 @@
     </w:tcPr>
     <w:tblStylePr w:type="firstRow">
       <w:rPr>
+        <w:rFonts w:eastAsia="黑体"/>
         <w:b/>
         <w:bCs/>
         <w:i w:val="0"/>
@@ -11099,6 +11568,7 @@
     </w:tblStylePr>
     <w:tblStylePr w:type="lastRow">
       <w:rPr>
+        <w:rFonts w:eastAsia="黑体"/>
         <w:b/>
         <w:bCs/>
         <w:i w:val="0"/>
@@ -11120,6 +11590,7 @@
     </w:tblStylePr>
     <w:tblStylePr w:type="firstCol">
       <w:rPr>
+        <w:rFonts w:eastAsia="黑体"/>
         <w:b/>
         <w:bCs/>
         <w:i w:val="0"/>
@@ -11139,6 +11610,7 @@
     </w:tblStylePr>
     <w:tblStylePr w:type="lastCol">
       <w:rPr>
+        <w:rFonts w:eastAsia="黑体"/>
         <w:b/>
         <w:bCs/>
         <w:i w:val="0"/>
@@ -11219,6 +11691,7 @@
     </w:tcPr>
     <w:tblStylePr w:type="firstRow">
       <w:rPr>
+        <w:rFonts w:eastAsia="黑体"/>
         <w:b/>
         <w:bCs/>
         <w:i w:val="0"/>
@@ -11240,6 +11713,7 @@
     </w:tblStylePr>
     <w:tblStylePr w:type="lastRow">
       <w:rPr>
+        <w:rFonts w:eastAsia="黑体"/>
         <w:b/>
         <w:bCs/>
         <w:i w:val="0"/>
@@ -11261,6 +11735,7 @@
     </w:tblStylePr>
     <w:tblStylePr w:type="firstCol">
       <w:rPr>
+        <w:rFonts w:eastAsia="黑体"/>
         <w:b/>
         <w:bCs/>
         <w:i w:val="0"/>
@@ -11280,6 +11755,7 @@
     </w:tblStylePr>
     <w:tblStylePr w:type="lastCol">
       <w:rPr>
+        <w:rFonts w:eastAsia="黑体"/>
         <w:b/>
         <w:bCs/>
         <w:i w:val="0"/>
@@ -11360,6 +11836,7 @@
     </w:tcPr>
     <w:tblStylePr w:type="firstRow">
       <w:rPr>
+        <w:rFonts w:eastAsia="黑体"/>
         <w:b/>
         <w:bCs/>
         <w:i w:val="0"/>
@@ -11381,6 +11858,7 @@
     </w:tblStylePr>
     <w:tblStylePr w:type="lastRow">
       <w:rPr>
+        <w:rFonts w:eastAsia="黑体"/>
         <w:b/>
         <w:bCs/>
         <w:i w:val="0"/>
@@ -11402,6 +11880,7 @@
     </w:tblStylePr>
     <w:tblStylePr w:type="firstCol">
       <w:rPr>
+        <w:rFonts w:eastAsia="黑体"/>
         <w:b/>
         <w:bCs/>
         <w:i w:val="0"/>
@@ -11421,6 +11900,7 @@
     </w:tblStylePr>
     <w:tblStylePr w:type="lastCol">
       <w:rPr>
+        <w:rFonts w:eastAsia="黑体"/>
         <w:b/>
         <w:bCs/>
         <w:i w:val="0"/>
@@ -11501,6 +11981,7 @@
     </w:tcPr>
     <w:tblStylePr w:type="firstRow">
       <w:rPr>
+        <w:rFonts w:eastAsia="黑体"/>
         <w:b/>
         <w:bCs/>
         <w:i w:val="0"/>
@@ -11522,6 +12003,7 @@
     </w:tblStylePr>
     <w:tblStylePr w:type="lastRow">
       <w:rPr>
+        <w:rFonts w:eastAsia="黑体"/>
         <w:b/>
         <w:bCs/>
         <w:i w:val="0"/>
@@ -11543,6 +12025,7 @@
     </w:tblStylePr>
     <w:tblStylePr w:type="firstCol">
       <w:rPr>
+        <w:rFonts w:eastAsia="黑体"/>
         <w:b/>
         <w:bCs/>
         <w:i w:val="0"/>
@@ -11562,6 +12045,7 @@
     </w:tblStylePr>
     <w:tblStylePr w:type="lastCol">
       <w:rPr>
+        <w:rFonts w:eastAsia="黑体"/>
         <w:b/>
         <w:bCs/>
         <w:i w:val="0"/>
@@ -11619,6 +12103,7 @@
       <w:spacing w:after="0" w:line="240" w:lineRule="auto"/>
     </w:pPr>
     <w:rPr>
+      <w:rFonts w:eastAsia="黑体"/>
       <w:color w:themeColor="background1" w:val="FFFFFF"/>
     </w:rPr>
     <w:tblPr>
@@ -11637,6 +12122,7 @@
     </w:tcPr>
     <w:tblStylePr w:type="firstRow">
       <w:rPr>
+        <w:rFonts w:eastAsia="黑体"/>
         <w:b/>
         <w:bCs/>
       </w:rPr>
@@ -11733,6 +12219,7 @@
       <w:spacing w:after="0" w:line="240" w:lineRule="auto"/>
     </w:pPr>
     <w:rPr>
+      <w:rFonts w:eastAsia="黑体"/>
       <w:color w:themeColor="background1" w:val="FFFFFF"/>
     </w:rPr>
     <w:tblPr>
@@ -11751,6 +12238,7 @@
     </w:tcPr>
     <w:tblStylePr w:type="firstRow">
       <w:rPr>
+        <w:rFonts w:eastAsia="黑体"/>
         <w:b/>
         <w:bCs/>
       </w:rPr>
@@ -11847,6 +12335,7 @@
       <w:spacing w:after="0" w:line="240" w:lineRule="auto"/>
     </w:pPr>
     <w:rPr>
+      <w:rFonts w:eastAsia="黑体"/>
       <w:color w:themeColor="background1" w:val="FFFFFF"/>
     </w:rPr>
     <w:tblPr>
@@ -11865,6 +12354,7 @@
     </w:tcPr>
     <w:tblStylePr w:type="firstRow">
       <w:rPr>
+        <w:rFonts w:eastAsia="黑体"/>
         <w:b/>
         <w:bCs/>
       </w:rPr>
@@ -11961,6 +12451,7 @@
       <w:spacing w:after="0" w:line="240" w:lineRule="auto"/>
     </w:pPr>
     <w:rPr>
+      <w:rFonts w:eastAsia="黑体"/>
       <w:color w:themeColor="background1" w:val="FFFFFF"/>
     </w:rPr>
     <w:tblPr>
@@ -11979,6 +12470,7 @@
     </w:tcPr>
     <w:tblStylePr w:type="firstRow">
       <w:rPr>
+        <w:rFonts w:eastAsia="黑体"/>
         <w:b/>
         <w:bCs/>
       </w:rPr>
@@ -12075,6 +12567,7 @@
       <w:spacing w:after="0" w:line="240" w:lineRule="auto"/>
     </w:pPr>
     <w:rPr>
+      <w:rFonts w:eastAsia="黑体"/>
       <w:color w:themeColor="background1" w:val="FFFFFF"/>
     </w:rPr>
     <w:tblPr>
@@ -12093,6 +12586,7 @@
     </w:tcPr>
     <w:tblStylePr w:type="firstRow">
       <w:rPr>
+        <w:rFonts w:eastAsia="黑体"/>
         <w:b/>
         <w:bCs/>
       </w:rPr>
@@ -12189,6 +12683,7 @@
       <w:spacing w:after="0" w:line="240" w:lineRule="auto"/>
     </w:pPr>
     <w:rPr>
+      <w:rFonts w:eastAsia="黑体"/>
       <w:color w:themeColor="background1" w:val="FFFFFF"/>
     </w:rPr>
     <w:tblPr>
@@ -12207,6 +12702,7 @@
     </w:tcPr>
     <w:tblStylePr w:type="firstRow">
       <w:rPr>
+        <w:rFonts w:eastAsia="黑体"/>
         <w:b/>
         <w:bCs/>
       </w:rPr>
@@ -12303,6 +12799,7 @@
       <w:spacing w:after="0" w:line="240" w:lineRule="auto"/>
     </w:pPr>
     <w:rPr>
+      <w:rFonts w:eastAsia="黑体"/>
       <w:color w:themeColor="background1" w:val="FFFFFF"/>
     </w:rPr>
     <w:tblPr>
@@ -12321,6 +12818,7 @@
     </w:tcPr>
     <w:tblStylePr w:type="firstRow">
       <w:rPr>
+        <w:rFonts w:eastAsia="黑体"/>
         <w:b/>
         <w:bCs/>
       </w:rPr>
@@ -12417,6 +12915,7 @@
       <w:spacing w:after="0" w:line="240" w:lineRule="auto"/>
     </w:pPr>
     <w:rPr>
+      <w:rFonts w:eastAsia="黑体"/>
       <w:color w:themeColor="text1" w:val="000000"/>
     </w:rPr>
     <w:tblPr>
@@ -12443,6 +12942,7 @@
     </w:tcPr>
     <w:tblStylePr w:type="firstRow">
       <w:rPr>
+        <w:rFonts w:eastAsia="黑体"/>
         <w:b/>
         <w:bCs/>
       </w:rPr>
@@ -12461,6 +12961,7 @@
     </w:tblStylePr>
     <w:tblStylePr w:type="lastRow">
       <w:rPr>
+        <w:rFonts w:eastAsia="黑体"/>
         <w:b/>
         <w:bCs/>
         <w:color w:themeColor="background1" w:val="FFFFFF"/>
@@ -12475,6 +12976,7 @@
     </w:tblStylePr>
     <w:tblStylePr w:type="firstCol">
       <w:rPr>
+        <w:rFonts w:eastAsia="黑体"/>
         <w:color w:themeColor="background1" w:val="FFFFFF"/>
       </w:rPr>
       <w:tblPr/>
@@ -12492,6 +12994,7 @@
     </w:tblStylePr>
     <w:tblStylePr w:type="lastCol">
       <w:rPr>
+        <w:rFonts w:eastAsia="黑体"/>
         <w:color w:themeColor="background1" w:val="FFFFFF"/>
       </w:rPr>
       <w:tblPr/>
@@ -12521,11 +13024,13 @@
     </w:tblStylePr>
     <w:tblStylePr w:type="neCell">
       <w:rPr>
+        <w:rFonts w:eastAsia="黑体"/>
         <w:color w:themeColor="text1" w:val="000000"/>
       </w:rPr>
     </w:tblStylePr>
     <w:tblStylePr w:type="nwCell">
       <w:rPr>
+        <w:rFonts w:eastAsia="黑体"/>
         <w:color w:themeColor="text1" w:val="000000"/>
       </w:rPr>
     </w:tblStylePr>
@@ -12539,6 +13044,7 @@
       <w:spacing w:after="0" w:line="240" w:lineRule="auto"/>
     </w:pPr>
     <w:rPr>
+      <w:rFonts w:eastAsia="黑体"/>
       <w:color w:themeColor="text1" w:val="000000"/>
     </w:rPr>
     <w:tblPr>
@@ -12565,6 +13071,7 @@
     </w:tcPr>
     <w:tblStylePr w:type="firstRow">
       <w:rPr>
+        <w:rFonts w:eastAsia="黑体"/>
         <w:b/>
         <w:bCs/>
       </w:rPr>
@@ -12583,6 +13090,7 @@
     </w:tblStylePr>
     <w:tblStylePr w:type="lastRow">
       <w:rPr>
+        <w:rFonts w:eastAsia="黑体"/>
         <w:b/>
         <w:bCs/>
         <w:color w:themeColor="background1" w:val="FFFFFF"/>
@@ -12597,6 +13105,7 @@
     </w:tblStylePr>
     <w:tblStylePr w:type="firstCol">
       <w:rPr>
+        <w:rFonts w:eastAsia="黑体"/>
         <w:color w:themeColor="background1" w:val="FFFFFF"/>
       </w:rPr>
       <w:tblPr/>
@@ -12614,6 +13123,7 @@
     </w:tblStylePr>
     <w:tblStylePr w:type="lastCol">
       <w:rPr>
+        <w:rFonts w:eastAsia="黑体"/>
         <w:color w:themeColor="background1" w:val="FFFFFF"/>
       </w:rPr>
       <w:tblPr/>
@@ -12643,11 +13153,13 @@
     </w:tblStylePr>
     <w:tblStylePr w:type="neCell">
       <w:rPr>
+        <w:rFonts w:eastAsia="黑体"/>
         <w:color w:themeColor="text1" w:val="000000"/>
       </w:rPr>
     </w:tblStylePr>
     <w:tblStylePr w:type="nwCell">
       <w:rPr>
+        <w:rFonts w:eastAsia="黑体"/>
         <w:color w:themeColor="text1" w:val="000000"/>
       </w:rPr>
     </w:tblStylePr>
@@ -12661,6 +13173,7 @@
       <w:spacing w:after="0" w:line="240" w:lineRule="auto"/>
     </w:pPr>
     <w:rPr>
+      <w:rFonts w:eastAsia="黑体"/>
       <w:color w:themeColor="text1" w:val="000000"/>
     </w:rPr>
     <w:tblPr>
@@ -12687,6 +13200,7 @@
     </w:tcPr>
     <w:tblStylePr w:type="firstRow">
       <w:rPr>
+        <w:rFonts w:eastAsia="黑体"/>
         <w:b/>
         <w:bCs/>
       </w:rPr>
@@ -12705,6 +13219,7 @@
     </w:tblStylePr>
     <w:tblStylePr w:type="lastRow">
       <w:rPr>
+        <w:rFonts w:eastAsia="黑体"/>
         <w:b/>
         <w:bCs/>
         <w:color w:themeColor="background1" w:val="FFFFFF"/>
@@ -12719,6 +13234,7 @@
     </w:tblStylePr>
     <w:tblStylePr w:type="firstCol">
       <w:rPr>
+        <w:rFonts w:eastAsia="黑体"/>
         <w:color w:themeColor="background1" w:val="FFFFFF"/>
       </w:rPr>
       <w:tblPr/>
@@ -12736,6 +13252,7 @@
     </w:tblStylePr>
     <w:tblStylePr w:type="lastCol">
       <w:rPr>
+        <w:rFonts w:eastAsia="黑体"/>
         <w:color w:themeColor="background1" w:val="FFFFFF"/>
       </w:rPr>
       <w:tblPr/>
@@ -12765,11 +13282,13 @@
     </w:tblStylePr>
     <w:tblStylePr w:type="neCell">
       <w:rPr>
+        <w:rFonts w:eastAsia="黑体"/>
         <w:color w:themeColor="text1" w:val="000000"/>
       </w:rPr>
     </w:tblStylePr>
     <w:tblStylePr w:type="nwCell">
       <w:rPr>
+        <w:rFonts w:eastAsia="黑体"/>
         <w:color w:themeColor="text1" w:val="000000"/>
       </w:rPr>
     </w:tblStylePr>
@@ -12783,6 +13302,7 @@
       <w:spacing w:after="0" w:line="240" w:lineRule="auto"/>
     </w:pPr>
     <w:rPr>
+      <w:rFonts w:eastAsia="黑体"/>
       <w:color w:themeColor="text1" w:val="000000"/>
     </w:rPr>
     <w:tblPr>
@@ -12809,6 +13329,7 @@
     </w:tcPr>
     <w:tblStylePr w:type="firstRow">
       <w:rPr>
+        <w:rFonts w:eastAsia="黑体"/>
         <w:b/>
         <w:bCs/>
       </w:rPr>
@@ -12827,6 +13348,7 @@
     </w:tblStylePr>
     <w:tblStylePr w:type="lastRow">
       <w:rPr>
+        <w:rFonts w:eastAsia="黑体"/>
         <w:b/>
         <w:bCs/>
         <w:color w:themeColor="background1" w:val="FFFFFF"/>
@@ -12841,6 +13363,7 @@
     </w:tblStylePr>
     <w:tblStylePr w:type="firstCol">
       <w:rPr>
+        <w:rFonts w:eastAsia="黑体"/>
         <w:color w:themeColor="background1" w:val="FFFFFF"/>
       </w:rPr>
       <w:tblPr/>
@@ -12858,6 +13381,7 @@
     </w:tblStylePr>
     <w:tblStylePr w:type="lastCol">
       <w:rPr>
+        <w:rFonts w:eastAsia="黑体"/>
         <w:color w:themeColor="background1" w:val="FFFFFF"/>
       </w:rPr>
       <w:tblPr/>
@@ -12895,6 +13419,7 @@
       <w:spacing w:after="0" w:line="240" w:lineRule="auto"/>
     </w:pPr>
     <w:rPr>
+      <w:rFonts w:eastAsia="黑体"/>
       <w:color w:themeColor="text1" w:val="000000"/>
     </w:rPr>
     <w:tblPr>
@@ -12921,6 +13446,7 @@
     </w:tcPr>
     <w:tblStylePr w:type="firstRow">
       <w:rPr>
+        <w:rFonts w:eastAsia="黑体"/>
         <w:b/>
         <w:bCs/>
       </w:rPr>
@@ -12939,6 +13465,7 @@
     </w:tblStylePr>
     <w:tblStylePr w:type="lastRow">
       <w:rPr>
+        <w:rFonts w:eastAsia="黑体"/>
         <w:b/>
         <w:bCs/>
         <w:color w:themeColor="background1" w:val="FFFFFF"/>
@@ -12953,6 +13480,7 @@
     </w:tblStylePr>
     <w:tblStylePr w:type="firstCol">
       <w:rPr>
+        <w:rFonts w:eastAsia="黑体"/>
         <w:color w:themeColor="background1" w:val="FFFFFF"/>
       </w:rPr>
       <w:tblPr/>
@@ -12970,6 +13498,7 @@
     </w:tblStylePr>
     <w:tblStylePr w:type="lastCol">
       <w:rPr>
+        <w:rFonts w:eastAsia="黑体"/>
         <w:color w:themeColor="background1" w:val="FFFFFF"/>
       </w:rPr>
       <w:tblPr/>
@@ -12999,11 +13528,13 @@
     </w:tblStylePr>
     <w:tblStylePr w:type="neCell">
       <w:rPr>
+        <w:rFonts w:eastAsia="黑体"/>
         <w:color w:themeColor="text1" w:val="000000"/>
       </w:rPr>
     </w:tblStylePr>
     <w:tblStylePr w:type="nwCell">
       <w:rPr>
+        <w:rFonts w:eastAsia="黑体"/>
         <w:color w:themeColor="text1" w:val="000000"/>
       </w:rPr>
     </w:tblStylePr>
@@ -13017,6 +13548,7 @@
       <w:spacing w:after="0" w:line="240" w:lineRule="auto"/>
     </w:pPr>
     <w:rPr>
+      <w:rFonts w:eastAsia="黑体"/>
       <w:color w:themeColor="text1" w:val="000000"/>
     </w:rPr>
     <w:tblPr>
@@ -13043,6 +13575,7 @@
     </w:tcPr>
     <w:tblStylePr w:type="firstRow">
       <w:rPr>
+        <w:rFonts w:eastAsia="黑体"/>
         <w:b/>
         <w:bCs/>
       </w:rPr>
@@ -13061,6 +13594,7 @@
     </w:tblStylePr>
     <w:tblStylePr w:type="lastRow">
       <w:rPr>
+        <w:rFonts w:eastAsia="黑体"/>
         <w:b/>
         <w:bCs/>
         <w:color w:themeColor="background1" w:val="FFFFFF"/>
@@ -13075,6 +13609,7 @@
     </w:tblStylePr>
     <w:tblStylePr w:type="firstCol">
       <w:rPr>
+        <w:rFonts w:eastAsia="黑体"/>
         <w:color w:themeColor="background1" w:val="FFFFFF"/>
       </w:rPr>
       <w:tblPr/>
@@ -13092,6 +13627,7 @@
     </w:tblStylePr>
     <w:tblStylePr w:type="lastCol">
       <w:rPr>
+        <w:rFonts w:eastAsia="黑体"/>
         <w:color w:themeColor="background1" w:val="FFFFFF"/>
       </w:rPr>
       <w:tblPr/>
@@ -13121,11 +13657,13 @@
     </w:tblStylePr>
     <w:tblStylePr w:type="neCell">
       <w:rPr>
+        <w:rFonts w:eastAsia="黑体"/>
         <w:color w:themeColor="text1" w:val="000000"/>
       </w:rPr>
     </w:tblStylePr>
     <w:tblStylePr w:type="nwCell">
       <w:rPr>
+        <w:rFonts w:eastAsia="黑体"/>
         <w:color w:themeColor="text1" w:val="000000"/>
       </w:rPr>
     </w:tblStylePr>
@@ -13139,6 +13677,7 @@
       <w:spacing w:after="0" w:line="240" w:lineRule="auto"/>
     </w:pPr>
     <w:rPr>
+      <w:rFonts w:eastAsia="黑体"/>
       <w:color w:themeColor="text1" w:val="000000"/>
     </w:rPr>
     <w:tblPr>
@@ -13165,6 +13704,7 @@
     </w:tcPr>
     <w:tblStylePr w:type="firstRow">
       <w:rPr>
+        <w:rFonts w:eastAsia="黑体"/>
         <w:b/>
         <w:bCs/>
       </w:rPr>
@@ -13183,6 +13723,7 @@
     </w:tblStylePr>
     <w:tblStylePr w:type="lastRow">
       <w:rPr>
+        <w:rFonts w:eastAsia="黑体"/>
         <w:b/>
         <w:bCs/>
         <w:color w:themeColor="background1" w:val="FFFFFF"/>
@@ -13197,6 +13738,7 @@
     </w:tblStylePr>
     <w:tblStylePr w:type="firstCol">
       <w:rPr>
+        <w:rFonts w:eastAsia="黑体"/>
         <w:color w:themeColor="background1" w:val="FFFFFF"/>
       </w:rPr>
       <w:tblPr/>
@@ -13214,6 +13756,7 @@
     </w:tblStylePr>
     <w:tblStylePr w:type="lastCol">
       <w:rPr>
+        <w:rFonts w:eastAsia="黑体"/>
         <w:color w:themeColor="background1" w:val="FFFFFF"/>
       </w:rPr>
       <w:tblPr/>
@@ -13243,11 +13786,13 @@
     </w:tblStylePr>
     <w:tblStylePr w:type="neCell">
       <w:rPr>
+        <w:rFonts w:eastAsia="黑体"/>
         <w:color w:themeColor="text1" w:val="000000"/>
       </w:rPr>
     </w:tblStylePr>
     <w:tblStylePr w:type="nwCell">
       <w:rPr>
+        <w:rFonts w:eastAsia="黑体"/>
         <w:color w:themeColor="text1" w:val="000000"/>
       </w:rPr>
     </w:tblStylePr>
@@ -13261,6 +13806,7 @@
       <w:spacing w:after="0" w:line="240" w:lineRule="auto"/>
     </w:pPr>
     <w:rPr>
+      <w:rFonts w:eastAsia="黑体"/>
       <w:color w:themeColor="text1" w:val="000000"/>
     </w:rPr>
     <w:tblPr>
@@ -13279,6 +13825,7 @@
     </w:tcPr>
     <w:tblStylePr w:type="firstRow">
       <w:rPr>
+        <w:rFonts w:eastAsia="黑体"/>
         <w:b/>
         <w:bCs/>
         <w:color w:themeColor="background1" w:val="FFFFFF"/>
@@ -13293,6 +13840,7 @@
     </w:tblStylePr>
     <w:tblStylePr w:type="lastRow">
       <w:rPr>
+        <w:rFonts w:eastAsia="黑体"/>
         <w:b/>
         <w:bCs/>
         <w:color w:themeColor="accent2" w:themeShade="CC" w:val="9E3A38"/>
@@ -13307,12 +13855,14 @@
     </w:tblStylePr>
     <w:tblStylePr w:type="firstCol">
       <w:rPr>
+        <w:rFonts w:eastAsia="黑体"/>
         <w:b/>
         <w:bCs/>
       </w:rPr>
     </w:tblStylePr>
     <w:tblStylePr w:type="lastCol">
       <w:rPr>
+        <w:rFonts w:eastAsia="黑体"/>
         <w:b/>
         <w:bCs/>
       </w:rPr>
@@ -13347,6 +13897,7 @@
       <w:spacing w:after="0" w:line="240" w:lineRule="auto"/>
     </w:pPr>
     <w:rPr>
+      <w:rFonts w:eastAsia="黑体"/>
       <w:color w:themeColor="text1" w:val="000000"/>
     </w:rPr>
     <w:tblPr>
@@ -13365,6 +13916,7 @@
     </w:tcPr>
     <w:tblStylePr w:type="firstRow">
       <w:rPr>
+        <w:rFonts w:eastAsia="黑体"/>
         <w:b/>
         <w:bCs/>
         <w:color w:themeColor="background1" w:val="FFFFFF"/>
@@ -13379,6 +13931,7 @@
     </w:tblStylePr>
     <w:tblStylePr w:type="lastRow">
       <w:rPr>
+        <w:rFonts w:eastAsia="黑体"/>
         <w:b/>
         <w:bCs/>
         <w:color w:themeColor="accent2" w:themeShade="CC" w:val="9E3A38"/>
@@ -13393,12 +13946,14 @@
     </w:tblStylePr>
     <w:tblStylePr w:type="firstCol">
       <w:rPr>
+        <w:rFonts w:eastAsia="黑体"/>
         <w:b/>
         <w:bCs/>
       </w:rPr>
     </w:tblStylePr>
     <w:tblStylePr w:type="lastCol">
       <w:rPr>
+        <w:rFonts w:eastAsia="黑体"/>
         <w:b/>
         <w:bCs/>
       </w:rPr>
@@ -13433,6 +13988,7 @@
       <w:spacing w:after="0" w:line="240" w:lineRule="auto"/>
     </w:pPr>
     <w:rPr>
+      <w:rFonts w:eastAsia="黑体"/>
       <w:color w:themeColor="text1" w:val="000000"/>
     </w:rPr>
     <w:tblPr>
@@ -13451,6 +14007,7 @@
     </w:tcPr>
     <w:tblStylePr w:type="firstRow">
       <w:rPr>
+        <w:rFonts w:eastAsia="黑体"/>
         <w:b/>
         <w:bCs/>
         <w:color w:themeColor="background1" w:val="FFFFFF"/>
@@ -13465,6 +14022,7 @@
     </w:tblStylePr>
     <w:tblStylePr w:type="lastRow">
       <w:rPr>
+        <w:rFonts w:eastAsia="黑体"/>
         <w:b/>
         <w:bCs/>
         <w:color w:themeColor="accent2" w:themeShade="CC" w:val="9E3A38"/>
@@ -13479,12 +14037,14 @@
     </w:tblStylePr>
     <w:tblStylePr w:type="firstCol">
       <w:rPr>
+        <w:rFonts w:eastAsia="黑体"/>
         <w:b/>
         <w:bCs/>
       </w:rPr>
     </w:tblStylePr>
     <w:tblStylePr w:type="lastCol">
       <w:rPr>
+        <w:rFonts w:eastAsia="黑体"/>
         <w:b/>
         <w:bCs/>
       </w:rPr>
@@ -13519,6 +14079,7 @@
       <w:spacing w:after="0" w:line="240" w:lineRule="auto"/>
     </w:pPr>
     <w:rPr>
+      <w:rFonts w:eastAsia="黑体"/>
       <w:color w:themeColor="text1" w:val="000000"/>
     </w:rPr>
     <w:tblPr>
@@ -13537,6 +14098,7 @@
     </w:tcPr>
     <w:tblStylePr w:type="firstRow">
       <w:rPr>
+        <w:rFonts w:eastAsia="黑体"/>
         <w:b/>
         <w:bCs/>
         <w:color w:themeColor="background1" w:val="FFFFFF"/>
@@ -13551,6 +14113,7 @@
     </w:tblStylePr>
     <w:tblStylePr w:type="lastRow">
       <w:rPr>
+        <w:rFonts w:eastAsia="黑体"/>
         <w:b/>
         <w:bCs/>
         <w:color w:themeColor="accent4" w:themeShade="CC" w:val="664E82"/>
@@ -13565,12 +14128,14 @@
     </w:tblStylePr>
     <w:tblStylePr w:type="firstCol">
       <w:rPr>
+        <w:rFonts w:eastAsia="黑体"/>
         <w:b/>
         <w:bCs/>
       </w:rPr>
     </w:tblStylePr>
     <w:tblStylePr w:type="lastCol">
       <w:rPr>
+        <w:rFonts w:eastAsia="黑体"/>
         <w:b/>
         <w:bCs/>
       </w:rPr>
@@ -13605,6 +14170,7 @@
       <w:spacing w:after="0" w:line="240" w:lineRule="auto"/>
     </w:pPr>
     <w:rPr>
+      <w:rFonts w:eastAsia="黑体"/>
       <w:color w:themeColor="text1" w:val="000000"/>
     </w:rPr>
     <w:tblPr>
@@ -13623,6 +14189,7 @@
     </w:tcPr>
     <w:tblStylePr w:type="firstRow">
       <w:rPr>
+        <w:rFonts w:eastAsia="黑体"/>
         <w:b/>
         <w:bCs/>
         <w:color w:themeColor="background1" w:val="FFFFFF"/>
@@ -13637,6 +14204,7 @@
     </w:tblStylePr>
     <w:tblStylePr w:type="lastRow">
       <w:rPr>
+        <w:rFonts w:eastAsia="黑体"/>
         <w:b/>
         <w:bCs/>
         <w:color w:themeColor="accent3" w:themeShade="CC" w:val="7E9C40"/>
@@ -13651,12 +14219,14 @@
     </w:tblStylePr>
     <w:tblStylePr w:type="firstCol">
       <w:rPr>
+        <w:rFonts w:eastAsia="黑体"/>
         <w:b/>
         <w:bCs/>
       </w:rPr>
     </w:tblStylePr>
     <w:tblStylePr w:type="lastCol">
       <w:rPr>
+        <w:rFonts w:eastAsia="黑体"/>
         <w:b/>
         <w:bCs/>
       </w:rPr>
@@ -13691,6 +14261,7 @@
       <w:spacing w:after="0" w:line="240" w:lineRule="auto"/>
     </w:pPr>
     <w:rPr>
+      <w:rFonts w:eastAsia="黑体"/>
       <w:color w:themeColor="text1" w:val="000000"/>
     </w:rPr>
     <w:tblPr>
@@ -13709,6 +14280,7 @@
     </w:tcPr>
     <w:tblStylePr w:type="firstRow">
       <w:rPr>
+        <w:rFonts w:eastAsia="黑体"/>
         <w:b/>
         <w:bCs/>
         <w:color w:themeColor="background1" w:val="FFFFFF"/>
@@ -13723,6 +14295,7 @@
     </w:tblStylePr>
     <w:tblStylePr w:type="lastRow">
       <w:rPr>
+        <w:rFonts w:eastAsia="黑体"/>
         <w:b/>
         <w:bCs/>
         <w:color w:themeColor="accent6" w:themeShade="CC" w:val="F2730A"/>
@@ -13737,12 +14310,14 @@
     </w:tblStylePr>
     <w:tblStylePr w:type="firstCol">
       <w:rPr>
+        <w:rFonts w:eastAsia="黑体"/>
         <w:b/>
         <w:bCs/>
       </w:rPr>
     </w:tblStylePr>
     <w:tblStylePr w:type="lastCol">
       <w:rPr>
+        <w:rFonts w:eastAsia="黑体"/>
         <w:b/>
         <w:bCs/>
       </w:rPr>
@@ -13777,6 +14352,7 @@
       <w:spacing w:after="0" w:line="240" w:lineRule="auto"/>
     </w:pPr>
     <w:rPr>
+      <w:rFonts w:eastAsia="黑体"/>
       <w:color w:themeColor="text1" w:val="000000"/>
     </w:rPr>
     <w:tblPr>
@@ -13795,6 +14371,7 @@
     </w:tcPr>
     <w:tblStylePr w:type="firstRow">
       <w:rPr>
+        <w:rFonts w:eastAsia="黑体"/>
         <w:b/>
         <w:bCs/>
         <w:color w:themeColor="background1" w:val="FFFFFF"/>
@@ -13809,6 +14386,7 @@
     </w:tblStylePr>
     <w:tblStylePr w:type="lastRow">
       <w:rPr>
+        <w:rFonts w:eastAsia="黑体"/>
         <w:b/>
         <w:bCs/>
         <w:color w:themeColor="accent5" w:themeShade="CC" w:val="348DA5"/>
@@ -13823,12 +14401,14 @@
     </w:tblStylePr>
     <w:tblStylePr w:type="firstCol">
       <w:rPr>
+        <w:rFonts w:eastAsia="黑体"/>
         <w:b/>
         <w:bCs/>
       </w:rPr>
     </w:tblStylePr>
     <w:tblStylePr w:type="lastCol">
       <w:rPr>
+        <w:rFonts w:eastAsia="黑体"/>
         <w:b/>
         <w:bCs/>
       </w:rPr>
@@ -13863,6 +14443,7 @@
       <w:spacing w:after="0" w:line="240" w:lineRule="auto"/>
     </w:pPr>
     <w:rPr>
+      <w:rFonts w:eastAsia="黑体"/>
       <w:color w:themeColor="text1" w:val="000000"/>
     </w:rPr>
     <w:tblPr>
@@ -13884,6 +14465,7 @@
     </w:tcPr>
     <w:tblStylePr w:type="firstRow">
       <w:rPr>
+        <w:rFonts w:eastAsia="黑体"/>
         <w:b/>
         <w:bCs/>
       </w:rPr>
@@ -13894,6 +14476,7 @@
     </w:tblStylePr>
     <w:tblStylePr w:type="lastRow">
       <w:rPr>
+        <w:rFonts w:eastAsia="黑体"/>
         <w:b/>
         <w:bCs/>
         <w:color w:themeColor="text1" w:val="000000"/>
@@ -13905,6 +14488,7 @@
     </w:tblStylePr>
     <w:tblStylePr w:type="firstCol">
       <w:rPr>
+        <w:rFonts w:eastAsia="黑体"/>
         <w:color w:themeColor="background1" w:val="FFFFFF"/>
       </w:rPr>
       <w:tblPr/>
@@ -13914,6 +14498,7 @@
     </w:tblStylePr>
     <w:tblStylePr w:type="lastCol">
       <w:rPr>
+        <w:rFonts w:eastAsia="黑体"/>
         <w:color w:themeColor="background1" w:val="FFFFFF"/>
       </w:rPr>
       <w:tblPr/>
@@ -13943,6 +14528,7 @@
       <w:spacing w:after="0" w:line="240" w:lineRule="auto"/>
     </w:pPr>
     <w:rPr>
+      <w:rFonts w:eastAsia="黑体"/>
       <w:color w:themeColor="text1" w:val="000000"/>
     </w:rPr>
     <w:tblPr>
@@ -13964,6 +14550,7 @@
     </w:tcPr>
     <w:tblStylePr w:type="firstRow">
       <w:rPr>
+        <w:rFonts w:eastAsia="黑体"/>
         <w:b/>
         <w:bCs/>
       </w:rPr>
@@ -13974,6 +14561,7 @@
     </w:tblStylePr>
     <w:tblStylePr w:type="lastRow">
       <w:rPr>
+        <w:rFonts w:eastAsia="黑体"/>
         <w:b/>
         <w:bCs/>
         <w:color w:themeColor="text1" w:val="000000"/>
@@ -13985,6 +14573,7 @@
     </w:tblStylePr>
     <w:tblStylePr w:type="firstCol">
       <w:rPr>
+        <w:rFonts w:eastAsia="黑体"/>
         <w:color w:themeColor="background1" w:val="FFFFFF"/>
       </w:rPr>
       <w:tblPr/>
@@ -13994,6 +14583,7 @@
     </w:tblStylePr>
     <w:tblStylePr w:type="lastCol">
       <w:rPr>
+        <w:rFonts w:eastAsia="黑体"/>
         <w:color w:themeColor="background1" w:val="FFFFFF"/>
       </w:rPr>
       <w:tblPr/>
@@ -14023,6 +14613,7 @@
       <w:spacing w:after="0" w:line="240" w:lineRule="auto"/>
     </w:pPr>
     <w:rPr>
+      <w:rFonts w:eastAsia="黑体"/>
       <w:color w:themeColor="text1" w:val="000000"/>
     </w:rPr>
     <w:tblPr>
@@ -14044,6 +14635,7 @@
     </w:tcPr>
     <w:tblStylePr w:type="firstRow">
       <w:rPr>
+        <w:rFonts w:eastAsia="黑体"/>
         <w:b/>
         <w:bCs/>
       </w:rPr>
@@ -14054,6 +14646,7 @@
     </w:tblStylePr>
     <w:tblStylePr w:type="lastRow">
       <w:rPr>
+        <w:rFonts w:eastAsia="黑体"/>
         <w:b/>
         <w:bCs/>
         <w:color w:themeColor="text1" w:val="000000"/>
@@ -14065,6 +14658,7 @@
     </w:tblStylePr>
     <w:tblStylePr w:type="firstCol">
       <w:rPr>
+        <w:rFonts w:eastAsia="黑体"/>
         <w:color w:themeColor="background1" w:val="FFFFFF"/>
       </w:rPr>
       <w:tblPr/>
@@ -14074,6 +14668,7 @@
     </w:tblStylePr>
     <w:tblStylePr w:type="lastCol">
       <w:rPr>
+        <w:rFonts w:eastAsia="黑体"/>
         <w:color w:themeColor="background1" w:val="FFFFFF"/>
       </w:rPr>
       <w:tblPr/>
@@ -14103,6 +14698,7 @@
       <w:spacing w:after="0" w:line="240" w:lineRule="auto"/>
     </w:pPr>
     <w:rPr>
+      <w:rFonts w:eastAsia="黑体"/>
       <w:color w:themeColor="text1" w:val="000000"/>
     </w:rPr>
     <w:tblPr>
@@ -14124,6 +14720,7 @@
     </w:tcPr>
     <w:tblStylePr w:type="firstRow">
       <w:rPr>
+        <w:rFonts w:eastAsia="黑体"/>
         <w:b/>
         <w:bCs/>
       </w:rPr>
@@ -14134,6 +14731,7 @@
     </w:tblStylePr>
     <w:tblStylePr w:type="lastRow">
       <w:rPr>
+        <w:rFonts w:eastAsia="黑体"/>
         <w:b/>
         <w:bCs/>
         <w:color w:themeColor="text1" w:val="000000"/>
@@ -14145,6 +14743,7 @@
     </w:tblStylePr>
     <w:tblStylePr w:type="firstCol">
       <w:rPr>
+        <w:rFonts w:eastAsia="黑体"/>
         <w:color w:themeColor="background1" w:val="FFFFFF"/>
       </w:rPr>
       <w:tblPr/>
@@ -14154,6 +14753,7 @@
     </w:tblStylePr>
     <w:tblStylePr w:type="lastCol">
       <w:rPr>
+        <w:rFonts w:eastAsia="黑体"/>
         <w:color w:themeColor="background1" w:val="FFFFFF"/>
       </w:rPr>
       <w:tblPr/>
@@ -14183,6 +14783,7 @@
       <w:spacing w:after="0" w:line="240" w:lineRule="auto"/>
     </w:pPr>
     <w:rPr>
+      <w:rFonts w:eastAsia="黑体"/>
       <w:color w:themeColor="text1" w:val="000000"/>
     </w:rPr>
     <w:tblPr>
@@ -14204,6 +14805,7 @@
     </w:tcPr>
     <w:tblStylePr w:type="firstRow">
       <w:rPr>
+        <w:rFonts w:eastAsia="黑体"/>
         <w:b/>
         <w:bCs/>
       </w:rPr>
@@ -14214,6 +14816,7 @@
     </w:tblStylePr>
     <w:tblStylePr w:type="lastRow">
       <w:rPr>
+        <w:rFonts w:eastAsia="黑体"/>
         <w:b/>
         <w:bCs/>
         <w:color w:themeColor="text1" w:val="000000"/>
@@ -14225,6 +14828,7 @@
     </w:tblStylePr>
     <w:tblStylePr w:type="firstCol">
       <w:rPr>
+        <w:rFonts w:eastAsia="黑体"/>
         <w:color w:themeColor="background1" w:val="FFFFFF"/>
       </w:rPr>
       <w:tblPr/>
@@ -14234,6 +14838,7 @@
     </w:tblStylePr>
     <w:tblStylePr w:type="lastCol">
       <w:rPr>
+        <w:rFonts w:eastAsia="黑体"/>
         <w:color w:themeColor="background1" w:val="FFFFFF"/>
       </w:rPr>
       <w:tblPr/>
@@ -14263,6 +14868,7 @@
       <w:spacing w:after="0" w:line="240" w:lineRule="auto"/>
     </w:pPr>
     <w:rPr>
+      <w:rFonts w:eastAsia="黑体"/>
       <w:color w:themeColor="text1" w:val="000000"/>
     </w:rPr>
     <w:tblPr>
@@ -14284,6 +14890,7 @@
     </w:tcPr>
     <w:tblStylePr w:type="firstRow">
       <w:rPr>
+        <w:rFonts w:eastAsia="黑体"/>
         <w:b/>
         <w:bCs/>
       </w:rPr>
@@ -14294,6 +14901,7 @@
     </w:tblStylePr>
     <w:tblStylePr w:type="lastRow">
       <w:rPr>
+        <w:rFonts w:eastAsia="黑体"/>
         <w:b/>
         <w:bCs/>
         <w:color w:themeColor="text1" w:val="000000"/>
@@ -14305,6 +14913,7 @@
     </w:tblStylePr>
     <w:tblStylePr w:type="firstCol">
       <w:rPr>
+        <w:rFonts w:eastAsia="黑体"/>
         <w:color w:themeColor="background1" w:val="FFFFFF"/>
       </w:rPr>
       <w:tblPr/>
@@ -14314,6 +14923,7 @@
     </w:tblStylePr>
     <w:tblStylePr w:type="lastCol">
       <w:rPr>
+        <w:rFonts w:eastAsia="黑体"/>
         <w:color w:themeColor="background1" w:val="FFFFFF"/>
       </w:rPr>
       <w:tblPr/>
@@ -14343,6 +14953,7 @@
       <w:spacing w:after="0" w:line="240" w:lineRule="auto"/>
     </w:pPr>
     <w:rPr>
+      <w:rFonts w:eastAsia="黑体"/>
       <w:color w:themeColor="text1" w:val="000000"/>
     </w:rPr>
     <w:tblPr>
@@ -14364,6 +14975,7 @@
     </w:tcPr>
     <w:tblStylePr w:type="firstRow">
       <w:rPr>
+        <w:rFonts w:eastAsia="黑体"/>
         <w:b/>
         <w:bCs/>
       </w:rPr>
@@ -14374,6 +14986,7 @@
     </w:tblStylePr>
     <w:tblStylePr w:type="lastRow">
       <w:rPr>
+        <w:rFonts w:eastAsia="黑体"/>
         <w:b/>
         <w:bCs/>
         <w:color w:themeColor="text1" w:val="000000"/>
@@ -14385,6 +14998,7 @@
     </w:tblStylePr>
     <w:tblStylePr w:type="firstCol">
       <w:rPr>
+        <w:rFonts w:eastAsia="黑体"/>
         <w:color w:themeColor="background1" w:val="FFFFFF"/>
       </w:rPr>
       <w:tblPr/>
@@ -14394,6 +15008,7 @@
     </w:tblStylePr>
     <w:tblStylePr w:type="lastCol">
       <w:rPr>
+        <w:rFonts w:eastAsia="黑体"/>
         <w:color w:themeColor="background1" w:val="FFFFFF"/>
       </w:rPr>
       <w:tblPr/>
@@ -14426,6 +15041,7 @@
     <w:name w:val="KeywordTok"/>
     <w:basedOn w:val="VerbatimChar"/>
     <w:rPr>
+      <w:rFonts w:eastAsia="黑体"/>
       <w:b/>
       <w:color w:val="007020"/>
     </w:rPr>
@@ -14434,6 +15050,7 @@
     <w:name w:val="DataTypeTok"/>
     <w:basedOn w:val="VerbatimChar"/>
     <w:rPr>
+      <w:rFonts w:eastAsia="黑体"/>
       <w:color w:val="902000"/>
     </w:rPr>
   </w:style>
@@ -14441,6 +15058,7 @@
     <w:name w:val="DecValTok"/>
     <w:basedOn w:val="VerbatimChar"/>
     <w:rPr>
+      <w:rFonts w:eastAsia="黑体"/>
       <w:color w:val="40a070"/>
     </w:rPr>
   </w:style>
@@ -14448,6 +15066,7 @@
     <w:name w:val="BaseNTok"/>
     <w:basedOn w:val="VerbatimChar"/>
     <w:rPr>
+      <w:rFonts w:eastAsia="黑体"/>
       <w:color w:val="40a070"/>
     </w:rPr>
   </w:style>
@@ -14455,6 +15074,7 @@
     <w:name w:val="FloatTok"/>
     <w:basedOn w:val="VerbatimChar"/>
     <w:rPr>
+      <w:rFonts w:eastAsia="黑体"/>
       <w:color w:val="40a070"/>
     </w:rPr>
   </w:style>
@@ -14462,6 +15082,7 @@
     <w:name w:val="ConstantTok"/>
     <w:basedOn w:val="VerbatimChar"/>
     <w:rPr>
+      <w:rFonts w:eastAsia="黑体"/>
       <w:color w:val="880000"/>
     </w:rPr>
   </w:style>
@@ -14469,6 +15090,7 @@
     <w:name w:val="CharTok"/>
     <w:basedOn w:val="VerbatimChar"/>
     <w:rPr>
+      <w:rFonts w:eastAsia="黑体"/>
       <w:color w:val="4070a0"/>
     </w:rPr>
   </w:style>
@@ -14476,6 +15098,7 @@
     <w:name w:val="SpecialCharTok"/>
     <w:basedOn w:val="VerbatimChar"/>
     <w:rPr>
+      <w:rFonts w:eastAsia="黑体"/>
       <w:color w:val="4070a0"/>
     </w:rPr>
   </w:style>
@@ -14483,6 +15106,7 @@
     <w:name w:val="StringTok"/>
     <w:basedOn w:val="VerbatimChar"/>
     <w:rPr>
+      <w:rFonts w:eastAsia="黑体"/>
       <w:color w:val="4070a0"/>
     </w:rPr>
   </w:style>
@@ -14490,6 +15114,7 @@
     <w:name w:val="VerbatimStringTok"/>
     <w:basedOn w:val="VerbatimChar"/>
     <w:rPr>
+      <w:rFonts w:eastAsia="黑体"/>
       <w:color w:val="4070a0"/>
     </w:rPr>
   </w:style>
@@ -14497,6 +15122,7 @@
     <w:name w:val="SpecialStringTok"/>
     <w:basedOn w:val="VerbatimChar"/>
     <w:rPr>
+      <w:rFonts w:eastAsia="黑体"/>
       <w:color w:val="bb6688"/>
     </w:rPr>
   </w:style>
@@ -14504,6 +15130,7 @@
     <w:name w:val="ImportTok"/>
     <w:basedOn w:val="VerbatimChar"/>
     <w:rPr>
+      <w:rFonts w:eastAsia="黑体"/>
       <w:b/>
       <w:color w:val="008000"/>
     </w:rPr>
@@ -14512,6 +15139,7 @@
     <w:name w:val="CommentTok"/>
     <w:basedOn w:val="VerbatimChar"/>
     <w:rPr>
+      <w:rFonts w:eastAsia="黑体"/>
       <w:i/>
       <w:color w:val="60a0b0"/>
     </w:rPr>
@@ -14520,6 +15148,7 @@
     <w:name w:val="DocumentationTok"/>
     <w:basedOn w:val="VerbatimChar"/>
     <w:rPr>
+      <w:rFonts w:eastAsia="黑体"/>
       <w:i/>
       <w:color w:val="ba2121"/>
     </w:rPr>
@@ -14528,6 +15157,7 @@
     <w:name w:val="AnnotationTok"/>
     <w:basedOn w:val="VerbatimChar"/>
     <w:rPr>
+      <w:rFonts w:eastAsia="黑体"/>
       <w:b/>
       <w:i/>
       <w:color w:val="60a0b0"/>
@@ -14537,6 +15167,7 @@
     <w:name w:val="CommentVarTok"/>
     <w:basedOn w:val="VerbatimChar"/>
     <w:rPr>
+      <w:rFonts w:eastAsia="黑体"/>
       <w:b/>
       <w:i/>
       <w:color w:val="60a0b0"/>
@@ -14546,6 +15177,7 @@
     <w:name w:val="OtherTok"/>
     <w:basedOn w:val="VerbatimChar"/>
     <w:rPr>
+      <w:rFonts w:eastAsia="黑体"/>
       <w:color w:val="007020"/>
     </w:rPr>
   </w:style>
@@ -14553,6 +15185,7 @@
     <w:name w:val="FunctionTok"/>
     <w:basedOn w:val="VerbatimChar"/>
     <w:rPr>
+      <w:rFonts w:eastAsia="黑体"/>
       <w:color w:val="06287e"/>
     </w:rPr>
   </w:style>
@@ -14560,6 +15193,7 @@
     <w:name w:val="VariableTok"/>
     <w:basedOn w:val="VerbatimChar"/>
     <w:rPr>
+      <w:rFonts w:eastAsia="黑体"/>
       <w:color w:val="19177c"/>
     </w:rPr>
   </w:style>
@@ -14567,6 +15201,7 @@
     <w:name w:val="ControlFlowTok"/>
     <w:basedOn w:val="VerbatimChar"/>
     <w:rPr>
+      <w:rFonts w:eastAsia="黑体"/>
       <w:b/>
       <w:color w:val="007020"/>
     </w:rPr>
@@ -14575,6 +15210,7 @@
     <w:name w:val="OperatorTok"/>
     <w:basedOn w:val="VerbatimChar"/>
     <w:rPr>
+      <w:rFonts w:eastAsia="黑体"/>
       <w:color w:val="666666"/>
     </w:rPr>
   </w:style>
@@ -14582,18 +15218,22 @@
     <w:name w:val="BuiltInTok"/>
     <w:basedOn w:val="VerbatimChar"/>
     <w:rPr>
+      <w:rFonts w:eastAsia="黑体"/>
       <w:color w:val="008000"/>
     </w:rPr>
   </w:style>
   <w:style w:type="character" w:customStyle="1" w:styleId="ExtensionTok">
     <w:name w:val="ExtensionTok"/>
     <w:basedOn w:val="VerbatimChar"/>
-    <w:rPr/>
+    <w:rPr>
+      <w:rFonts w:eastAsia="黑体"/>
+    </w:rPr>
   </w:style>
   <w:style w:type="character" w:customStyle="1" w:styleId="PreprocessorTok">
     <w:name w:val="PreprocessorTok"/>
     <w:basedOn w:val="VerbatimChar"/>
     <w:rPr>
+      <w:rFonts w:eastAsia="黑体"/>
       <w:color w:val="bc7a00"/>
     </w:rPr>
   </w:style>
@@ -14601,18 +15241,22 @@
     <w:name w:val="AttributeTok"/>
     <w:basedOn w:val="VerbatimChar"/>
     <w:rPr>
+      <w:rFonts w:eastAsia="黑体"/>
       <w:color w:val="7d9029"/>
     </w:rPr>
   </w:style>
   <w:style w:type="character" w:customStyle="1" w:styleId="RegionMarkerTok">
     <w:name w:val="RegionMarkerTok"/>
     <w:basedOn w:val="VerbatimChar"/>
-    <w:rPr/>
+    <w:rPr>
+      <w:rFonts w:eastAsia="黑体"/>
+    </w:rPr>
   </w:style>
   <w:style w:type="character" w:customStyle="1" w:styleId="InformationTok">
     <w:name w:val="InformationTok"/>
     <w:basedOn w:val="VerbatimChar"/>
     <w:rPr>
+      <w:rFonts w:eastAsia="黑体"/>
       <w:b/>
       <w:i/>
       <w:color w:val="60a0b0"/>
@@ -14622,6 +15266,7 @@
     <w:name w:val="WarningTok"/>
     <w:basedOn w:val="VerbatimChar"/>
     <w:rPr>
+      <w:rFonts w:eastAsia="黑体"/>
       <w:b/>
       <w:i/>
       <w:color w:val="60a0b0"/>
@@ -14631,6 +15276,7 @@
     <w:name w:val="AlertTok"/>
     <w:basedOn w:val="VerbatimChar"/>
     <w:rPr>
+      <w:rFonts w:eastAsia="黑体"/>
       <w:b/>
       <w:color w:val="ff0000"/>
     </w:rPr>
@@ -14639,6 +15285,7 @@
     <w:name w:val="ErrorTok"/>
     <w:basedOn w:val="VerbatimChar"/>
     <w:rPr>
+      <w:rFonts w:eastAsia="黑体"/>
       <w:b/>
       <w:color w:val="ff0000"/>
     </w:rPr>
@@ -14646,7 +15293,9 @@
   <w:style w:type="character" w:customStyle="1" w:styleId="NormalTok">
     <w:name w:val="NormalTok"/>
     <w:basedOn w:val="VerbatimChar"/>
-    <w:rPr/>
+    <w:rPr>
+      <w:rFonts w:eastAsia="黑体"/>
+    </w:rPr>
   </w:style>
 </w:styles>
 </file>
@@ -14695,12 +15344,12 @@
     <a:fontScheme name="Office">
       <a:majorFont>
         <a:latin typeface="Calibri"/>
-        <a:ea typeface=""/>
+        <a:ea typeface="黑体"/>
         <a:cs typeface=""/>
         <a:font script="Jpan" typeface="ＭＳ ゴシック"/>
         <a:font script="Hang" typeface="맑은 고딕"/>
-        <a:font script="Hans" typeface="宋体"/>
-        <a:font script="Hant" typeface="新細明體"/>
+        <a:font script="Hans" typeface="黑体"/>
+        <a:font script="Hant" typeface="黑体"/>
         <a:font script="Arab" typeface="Times New Roman"/>
         <a:font script="Hebr" typeface="Times New Roman"/>
         <a:font script="Thai" typeface="Angsana New"/>
@@ -14730,12 +15379,12 @@
       </a:majorFont>
       <a:minorFont>
         <a:latin typeface="Cambria"/>
-        <a:ea typeface=""/>
+        <a:ea typeface="黑体"/>
         <a:cs typeface=""/>
         <a:font script="Jpan" typeface="ＭＳ 明朝"/>
         <a:font script="Hang" typeface="맑은 고딕"/>
-        <a:font script="Hans" typeface="宋体"/>
-        <a:font script="Hant" typeface="新細明體"/>
+        <a:font script="Hans" typeface="黑体"/>
+        <a:font script="Hant" typeface="黑体"/>
         <a:font script="Arab" typeface="Arial"/>
         <a:font script="Hebr" typeface="Arial"/>
         <a:font script="Thai" typeface="Cordia New"/>

--- a/04-滤波电路/05-其他滤波器/贝塞尔滤波器/贝塞尔滤波器.docx
+++ b/04-滤波电路/05-其他滤波器/贝塞尔滤波器/贝塞尔滤波器.docx
@@ -2273,7 +2273,7 @@
           <w:color w:val="555555"/>
           <w:sz w:val="21"/>
         </w:rPr>
-        <w:t>材料收集者：杜文杰，WX手机：19519196569，QQ:3478827729</w:t>
+        <w:t>材料收集者：杜文杰，微信/手机：19519196569，QQ:3478827729</w:t>
       </w:r>
     </w:p>
     <w:sectPr>
